--- a/3-能力管理/运行记录类文件/030201-运维服务能力管理计划.docx
+++ b/3-能力管理/运行记录类文件/030201-运维服务能力管理计划.docx
@@ -125,7 +125,7 @@
         <w:pStyle w:val="24"/>
         <w:bidi w:val="0"/>
       </w:pPr>
-      <w:bookmarkStart w:id="0" w:name="_Toc5178"/>
+      <w:bookmarkStart w:id="0" w:name="_Toc21592"/>
       <w:r>
         <w:rPr>
           <w:rFonts w:hint="eastAsia"/>
@@ -144,7 +144,7 @@
           <w:lang w:val="en-US"/>
         </w:rPr>
       </w:pPr>
-      <w:bookmarkStart w:id="1" w:name="_Toc14116"/>
+      <w:bookmarkStart w:id="1" w:name="_Toc6363"/>
       <w:r>
         <w:rPr>
           <w:rFonts w:hint="eastAsia"/>
@@ -1036,8 +1036,6 @@
               <w:spacing w:before="172" w:line="228" w:lineRule="auto"/>
               <w:ind w:left="313"/>
             </w:pPr>
-            <w:bookmarkStart w:id="50" w:name="_GoBack"/>
-            <w:bookmarkEnd w:id="50"/>
           </w:p>
         </w:tc>
         <w:tc>
@@ -1486,7 +1484,7 @@
               <w:rFonts w:hint="eastAsia" w:ascii="宋体" w:hAnsi="宋体" w:eastAsia="宋体" w:cs="宋体"/>
               <w:szCs w:val="24"/>
             </w:rPr>
-            <w:instrText xml:space="preserve"> HYPERLINK \l _Toc5178 </w:instrText>
+            <w:instrText xml:space="preserve"> HYPERLINK \l _Toc21592 </w:instrText>
           </w:r>
           <w:r>
             <w:rPr>
@@ -1509,7 +1507,7 @@
             <w:fldChar w:fldCharType="begin"/>
           </w:r>
           <w:r>
-            <w:instrText xml:space="preserve"> PAGEREF _Toc5178 \h </w:instrText>
+            <w:instrText xml:space="preserve"> PAGEREF _Toc21592 \h </w:instrText>
           </w:r>
           <w:r>
             <w:fldChar w:fldCharType="separate"/>
@@ -1547,7 +1545,7 @@
               <w:rFonts w:hint="eastAsia" w:ascii="宋体" w:hAnsi="宋体" w:eastAsia="宋体" w:cs="宋体"/>
               <w:szCs w:val="24"/>
             </w:rPr>
-            <w:instrText xml:space="preserve"> HYPERLINK \l _Toc14116 </w:instrText>
+            <w:instrText xml:space="preserve"> HYPERLINK \l _Toc6363 </w:instrText>
           </w:r>
           <w:r>
             <w:rPr>
@@ -1570,7 +1568,7 @@
             <w:fldChar w:fldCharType="begin"/>
           </w:r>
           <w:r>
-            <w:instrText xml:space="preserve"> PAGEREF _Toc14116 \h </w:instrText>
+            <w:instrText xml:space="preserve"> PAGEREF _Toc6363 \h </w:instrText>
           </w:r>
           <w:r>
             <w:fldChar w:fldCharType="separate"/>
@@ -1608,7 +1606,7 @@
               <w:rFonts w:hint="eastAsia" w:ascii="宋体" w:hAnsi="宋体" w:eastAsia="宋体" w:cs="宋体"/>
               <w:szCs w:val="24"/>
             </w:rPr>
-            <w:instrText xml:space="preserve"> HYPERLINK \l _Toc13364 </w:instrText>
+            <w:instrText xml:space="preserve"> HYPERLINK \l _Toc2806 </w:instrText>
           </w:r>
           <w:r>
             <w:rPr>
@@ -1633,7 +1631,7 @@
             <w:fldChar w:fldCharType="begin"/>
           </w:r>
           <w:r>
-            <w:instrText xml:space="preserve"> PAGEREF _Toc13364 \h </w:instrText>
+            <w:instrText xml:space="preserve"> PAGEREF _Toc2806 \h </w:instrText>
           </w:r>
           <w:r>
             <w:fldChar w:fldCharType="separate"/>
@@ -1671,7 +1669,7 @@
               <w:rFonts w:hint="eastAsia" w:ascii="宋体" w:hAnsi="宋体" w:eastAsia="宋体" w:cs="宋体"/>
               <w:szCs w:val="24"/>
             </w:rPr>
-            <w:instrText xml:space="preserve"> HYPERLINK \l _Toc23952 </w:instrText>
+            <w:instrText xml:space="preserve"> HYPERLINK \l _Toc16171 </w:instrText>
           </w:r>
           <w:r>
             <w:rPr>
@@ -1701,7 +1699,7 @@
             <w:fldChar w:fldCharType="begin"/>
           </w:r>
           <w:r>
-            <w:instrText xml:space="preserve"> PAGEREF _Toc23952 \h </w:instrText>
+            <w:instrText xml:space="preserve"> PAGEREF _Toc16171 \h </w:instrText>
           </w:r>
           <w:r>
             <w:fldChar w:fldCharType="separate"/>
@@ -1739,7 +1737,7 @@
               <w:rFonts w:hint="eastAsia" w:ascii="宋体" w:hAnsi="宋体" w:eastAsia="宋体" w:cs="宋体"/>
               <w:szCs w:val="24"/>
             </w:rPr>
-            <w:instrText xml:space="preserve"> HYPERLINK \l _Toc18949 </w:instrText>
+            <w:instrText xml:space="preserve"> HYPERLINK \l _Toc26284 </w:instrText>
           </w:r>
           <w:r>
             <w:rPr>
@@ -1771,7 +1769,7 @@
             <w:fldChar w:fldCharType="begin"/>
           </w:r>
           <w:r>
-            <w:instrText xml:space="preserve"> PAGEREF _Toc18949 \h </w:instrText>
+            <w:instrText xml:space="preserve"> PAGEREF _Toc26284 \h </w:instrText>
           </w:r>
           <w:r>
             <w:fldChar w:fldCharType="separate"/>
@@ -1809,7 +1807,7 @@
               <w:rFonts w:hint="eastAsia" w:ascii="宋体" w:hAnsi="宋体" w:eastAsia="宋体" w:cs="宋体"/>
               <w:szCs w:val="24"/>
             </w:rPr>
-            <w:instrText xml:space="preserve"> HYPERLINK \l _Toc11384 </w:instrText>
+            <w:instrText xml:space="preserve"> HYPERLINK \l _Toc14520 </w:instrText>
           </w:r>
           <w:r>
             <w:rPr>
@@ -1839,7 +1837,7 @@
             <w:fldChar w:fldCharType="begin"/>
           </w:r>
           <w:r>
-            <w:instrText xml:space="preserve"> PAGEREF _Toc11384 \h </w:instrText>
+            <w:instrText xml:space="preserve"> PAGEREF _Toc14520 \h </w:instrText>
           </w:r>
           <w:r>
             <w:fldChar w:fldCharType="separate"/>
@@ -1877,7 +1875,7 @@
               <w:rFonts w:hint="eastAsia" w:ascii="宋体" w:hAnsi="宋体" w:eastAsia="宋体" w:cs="宋体"/>
               <w:szCs w:val="24"/>
             </w:rPr>
-            <w:instrText xml:space="preserve"> HYPERLINK \l _Toc10583 </w:instrText>
+            <w:instrText xml:space="preserve"> HYPERLINK \l _Toc27161 </w:instrText>
           </w:r>
           <w:r>
             <w:rPr>
@@ -1902,7 +1900,7 @@
             <w:fldChar w:fldCharType="begin"/>
           </w:r>
           <w:r>
-            <w:instrText xml:space="preserve"> PAGEREF _Toc10583 \h </w:instrText>
+            <w:instrText xml:space="preserve"> PAGEREF _Toc27161 \h </w:instrText>
           </w:r>
           <w:r>
             <w:fldChar w:fldCharType="separate"/>
@@ -1940,7 +1938,7 @@
               <w:rFonts w:hint="eastAsia" w:ascii="宋体" w:hAnsi="宋体" w:eastAsia="宋体" w:cs="宋体"/>
               <w:szCs w:val="24"/>
             </w:rPr>
-            <w:instrText xml:space="preserve"> HYPERLINK \l _Toc13061 </w:instrText>
+            <w:instrText xml:space="preserve"> HYPERLINK \l _Toc7130 </w:instrText>
           </w:r>
           <w:r>
             <w:rPr>
@@ -1956,7 +1954,14 @@
             <w:t xml:space="preserve">4.1.1. </w:t>
           </w:r>
           <w:r>
-            <w:t>人力资源招聘储备制度优化</w:t>
+            <w:t>人力</w:t>
+          </w:r>
+          <w:r>
+            <w:rPr>
+              <w:rFonts w:hint="eastAsia"/>
+              <w:lang w:val="en-US" w:eastAsia="zh-CN"/>
+            </w:rPr>
+            <w:t>招聘计划</w:t>
           </w:r>
           <w:r>
             <w:tab/>
@@ -1965,7 +1970,7 @@
             <w:fldChar w:fldCharType="begin"/>
           </w:r>
           <w:r>
-            <w:instrText xml:space="preserve"> PAGEREF _Toc13061 \h </w:instrText>
+            <w:instrText xml:space="preserve"> PAGEREF _Toc7130 \h </w:instrText>
           </w:r>
           <w:r>
             <w:fldChar w:fldCharType="separate"/>
@@ -2003,7 +2008,7 @@
               <w:rFonts w:hint="eastAsia" w:ascii="宋体" w:hAnsi="宋体" w:eastAsia="宋体" w:cs="宋体"/>
               <w:szCs w:val="24"/>
             </w:rPr>
-            <w:instrText xml:space="preserve"> HYPERLINK \l _Toc3655 </w:instrText>
+            <w:instrText xml:space="preserve"> HYPERLINK \l _Toc16284 </w:instrText>
           </w:r>
           <w:r>
             <w:rPr>
@@ -2015,11 +2020,16 @@
           <w:r>
             <w:rPr>
               <w:rFonts w:hint="default"/>
+              <w:lang w:val="en-US" w:eastAsia="zh-CN"/>
             </w:rPr>
             <w:t xml:space="preserve">4.1.2. </w:t>
           </w:r>
           <w:r>
-            <w:t>人力需求估算</w:t>
+            <w:rPr>
+              <w:rFonts w:hint="eastAsia"/>
+              <w:lang w:val="en-US" w:eastAsia="zh-CN"/>
+            </w:rPr>
+            <w:t>人员储备计划</w:t>
           </w:r>
           <w:r>
             <w:tab/>
@@ -2028,7 +2038,7 @@
             <w:fldChar w:fldCharType="begin"/>
           </w:r>
           <w:r>
-            <w:instrText xml:space="preserve"> PAGEREF _Toc3655 \h </w:instrText>
+            <w:instrText xml:space="preserve"> PAGEREF _Toc16284 \h </w:instrText>
           </w:r>
           <w:r>
             <w:fldChar w:fldCharType="separate"/>
@@ -2066,7 +2076,7 @@
               <w:rFonts w:hint="eastAsia" w:ascii="宋体" w:hAnsi="宋体" w:eastAsia="宋体" w:cs="宋体"/>
               <w:szCs w:val="24"/>
             </w:rPr>
-            <w:instrText xml:space="preserve"> HYPERLINK \l _Toc26642 </w:instrText>
+            <w:instrText xml:space="preserve"> HYPERLINK \l _Toc18737 </w:instrText>
           </w:r>
           <w:r>
             <w:rPr>
@@ -2078,9 +2088,15 @@
           <w:r>
             <w:rPr>
               <w:rFonts w:hint="default"/>
+            </w:rPr>
+            <w:t xml:space="preserve">4.1.3. </w:t>
+          </w:r>
+          <w:r>
+            <w:rPr>
+              <w:rFonts w:hint="eastAsia"/>
               <w:lang w:val="en-US" w:eastAsia="zh-CN"/>
             </w:rPr>
-            <w:t>4.1.3. 年度招聘和储备计划</w:t>
+            <w:t>人员备份计划</w:t>
           </w:r>
           <w:r>
             <w:tab/>
@@ -2089,7 +2105,7 @@
             <w:fldChar w:fldCharType="begin"/>
           </w:r>
           <w:r>
-            <w:instrText xml:space="preserve"> PAGEREF _Toc26642 \h </w:instrText>
+            <w:instrText xml:space="preserve"> PAGEREF _Toc18737 \h </w:instrText>
           </w:r>
           <w:r>
             <w:fldChar w:fldCharType="separate"/>
@@ -2127,7 +2143,7 @@
               <w:rFonts w:hint="eastAsia" w:ascii="宋体" w:hAnsi="宋体" w:eastAsia="宋体" w:cs="宋体"/>
               <w:szCs w:val="24"/>
             </w:rPr>
-            <w:instrText xml:space="preserve"> HYPERLINK \l _Toc23214 </w:instrText>
+            <w:instrText xml:space="preserve"> HYPERLINK \l _Toc11797 </w:instrText>
           </w:r>
           <w:r>
             <w:rPr>
@@ -2152,7 +2168,7 @@
             <w:fldChar w:fldCharType="begin"/>
           </w:r>
           <w:r>
-            <w:instrText xml:space="preserve"> PAGEREF _Toc23214 \h </w:instrText>
+            <w:instrText xml:space="preserve"> PAGEREF _Toc11797 \h </w:instrText>
           </w:r>
           <w:r>
             <w:fldChar w:fldCharType="separate"/>
@@ -2190,7 +2206,7 @@
               <w:rFonts w:hint="eastAsia" w:ascii="宋体" w:hAnsi="宋体" w:eastAsia="宋体" w:cs="宋体"/>
               <w:szCs w:val="24"/>
             </w:rPr>
-            <w:instrText xml:space="preserve"> HYPERLINK \l _Toc31442 </w:instrText>
+            <w:instrText xml:space="preserve"> HYPERLINK \l _Toc6645 </w:instrText>
           </w:r>
           <w:r>
             <w:rPr>
@@ -2215,13 +2231,13 @@
             <w:fldChar w:fldCharType="begin"/>
           </w:r>
           <w:r>
-            <w:instrText xml:space="preserve"> PAGEREF _Toc31442 \h </w:instrText>
+            <w:instrText xml:space="preserve"> PAGEREF _Toc6645 \h </w:instrText>
           </w:r>
           <w:r>
             <w:fldChar w:fldCharType="separate"/>
           </w:r>
           <w:r>
-            <w:t>8</w:t>
+            <w:t>9</w:t>
           </w:r>
           <w:r>
             <w:fldChar w:fldCharType="end"/>
@@ -2253,7 +2269,7 @@
               <w:rFonts w:hint="eastAsia" w:ascii="宋体" w:hAnsi="宋体" w:eastAsia="宋体" w:cs="宋体"/>
               <w:szCs w:val="24"/>
             </w:rPr>
-            <w:instrText xml:space="preserve"> HYPERLINK \l _Toc2734 </w:instrText>
+            <w:instrText xml:space="preserve"> HYPERLINK \l _Toc26717 </w:instrText>
           </w:r>
           <w:r>
             <w:rPr>
@@ -2278,7 +2294,7 @@
             <w:fldChar w:fldCharType="begin"/>
           </w:r>
           <w:r>
-            <w:instrText xml:space="preserve"> PAGEREF _Toc2734 \h </w:instrText>
+            <w:instrText xml:space="preserve"> PAGEREF _Toc26717 \h </w:instrText>
           </w:r>
           <w:r>
             <w:fldChar w:fldCharType="separate"/>
@@ -2316,7 +2332,7 @@
               <w:rFonts w:hint="eastAsia" w:ascii="宋体" w:hAnsi="宋体" w:eastAsia="宋体" w:cs="宋体"/>
               <w:szCs w:val="24"/>
             </w:rPr>
-            <w:instrText xml:space="preserve"> HYPERLINK \l _Toc16821 </w:instrText>
+            <w:instrText xml:space="preserve"> HYPERLINK \l _Toc25079 </w:instrText>
           </w:r>
           <w:r>
             <w:rPr>
@@ -2346,7 +2362,7 @@
             <w:fldChar w:fldCharType="begin"/>
           </w:r>
           <w:r>
-            <w:instrText xml:space="preserve"> PAGEREF _Toc16821 \h </w:instrText>
+            <w:instrText xml:space="preserve"> PAGEREF _Toc25079 \h </w:instrText>
           </w:r>
           <w:r>
             <w:fldChar w:fldCharType="separate"/>
@@ -2384,7 +2400,7 @@
               <w:rFonts w:hint="eastAsia" w:ascii="宋体" w:hAnsi="宋体" w:eastAsia="宋体" w:cs="宋体"/>
               <w:szCs w:val="24"/>
             </w:rPr>
-            <w:instrText xml:space="preserve"> HYPERLINK \l _Toc638 </w:instrText>
+            <w:instrText xml:space="preserve"> HYPERLINK \l _Toc13796 </w:instrText>
           </w:r>
           <w:r>
             <w:rPr>
@@ -2409,7 +2425,7 @@
             <w:fldChar w:fldCharType="begin"/>
           </w:r>
           <w:r>
-            <w:instrText xml:space="preserve"> PAGEREF _Toc638 \h </w:instrText>
+            <w:instrText xml:space="preserve"> PAGEREF _Toc13796 \h </w:instrText>
           </w:r>
           <w:r>
             <w:fldChar w:fldCharType="separate"/>
@@ -2447,7 +2463,7 @@
               <w:rFonts w:hint="eastAsia" w:ascii="宋体" w:hAnsi="宋体" w:eastAsia="宋体" w:cs="宋体"/>
               <w:szCs w:val="24"/>
             </w:rPr>
-            <w:instrText xml:space="preserve"> HYPERLINK \l _Toc371 </w:instrText>
+            <w:instrText xml:space="preserve"> HYPERLINK \l _Toc27233 </w:instrText>
           </w:r>
           <w:r>
             <w:rPr>
@@ -2477,13 +2493,13 @@
             <w:fldChar w:fldCharType="begin"/>
           </w:r>
           <w:r>
-            <w:instrText xml:space="preserve"> PAGEREF _Toc371 \h </w:instrText>
+            <w:instrText xml:space="preserve"> PAGEREF _Toc27233 \h </w:instrText>
           </w:r>
           <w:r>
             <w:fldChar w:fldCharType="separate"/>
           </w:r>
           <w:r>
-            <w:t>9</w:t>
+            <w:t>10</w:t>
           </w:r>
           <w:r>
             <w:fldChar w:fldCharType="end"/>
@@ -2515,7 +2531,7 @@
               <w:rFonts w:hint="eastAsia" w:ascii="宋体" w:hAnsi="宋体" w:eastAsia="宋体" w:cs="宋体"/>
               <w:szCs w:val="24"/>
             </w:rPr>
-            <w:instrText xml:space="preserve"> HYPERLINK \l _Toc10197 </w:instrText>
+            <w:instrText xml:space="preserve"> HYPERLINK \l _Toc9426 </w:instrText>
           </w:r>
           <w:r>
             <w:rPr>
@@ -2545,7 +2561,7 @@
             <w:fldChar w:fldCharType="begin"/>
           </w:r>
           <w:r>
-            <w:instrText xml:space="preserve"> PAGEREF _Toc10197 \h </w:instrText>
+            <w:instrText xml:space="preserve"> PAGEREF _Toc9426 \h </w:instrText>
           </w:r>
           <w:r>
             <w:fldChar w:fldCharType="separate"/>
@@ -2583,7 +2599,7 @@
               <w:rFonts w:hint="eastAsia" w:ascii="宋体" w:hAnsi="宋体" w:eastAsia="宋体" w:cs="宋体"/>
               <w:szCs w:val="24"/>
             </w:rPr>
-            <w:instrText xml:space="preserve"> HYPERLINK \l _Toc21856 </w:instrText>
+            <w:instrText xml:space="preserve"> HYPERLINK \l _Toc29619 </w:instrText>
           </w:r>
           <w:r>
             <w:rPr>
@@ -2613,7 +2629,7 @@
             <w:fldChar w:fldCharType="begin"/>
           </w:r>
           <w:r>
-            <w:instrText xml:space="preserve"> PAGEREF _Toc21856 \h </w:instrText>
+            <w:instrText xml:space="preserve"> PAGEREF _Toc29619 \h </w:instrText>
           </w:r>
           <w:r>
             <w:fldChar w:fldCharType="separate"/>
@@ -2651,7 +2667,7 @@
               <w:rFonts w:hint="eastAsia" w:ascii="宋体" w:hAnsi="宋体" w:eastAsia="宋体" w:cs="宋体"/>
               <w:szCs w:val="24"/>
             </w:rPr>
-            <w:instrText xml:space="preserve"> HYPERLINK \l _Toc2910 </w:instrText>
+            <w:instrText xml:space="preserve"> HYPERLINK \l _Toc15007 </w:instrText>
           </w:r>
           <w:r>
             <w:rPr>
@@ -2681,7 +2697,7 @@
             <w:fldChar w:fldCharType="begin"/>
           </w:r>
           <w:r>
-            <w:instrText xml:space="preserve"> PAGEREF _Toc2910 \h </w:instrText>
+            <w:instrText xml:space="preserve"> PAGEREF _Toc15007 \h </w:instrText>
           </w:r>
           <w:r>
             <w:fldChar w:fldCharType="separate"/>
@@ -2719,7 +2735,7 @@
               <w:rFonts w:hint="eastAsia" w:ascii="宋体" w:hAnsi="宋体" w:eastAsia="宋体" w:cs="宋体"/>
               <w:szCs w:val="24"/>
             </w:rPr>
-            <w:instrText xml:space="preserve"> HYPERLINK \l _Toc2938 </w:instrText>
+            <w:instrText xml:space="preserve"> HYPERLINK \l _Toc160 </w:instrText>
           </w:r>
           <w:r>
             <w:rPr>
@@ -2749,13 +2765,13 @@
             <w:fldChar w:fldCharType="begin"/>
           </w:r>
           <w:r>
-            <w:instrText xml:space="preserve"> PAGEREF _Toc2938 \h </w:instrText>
+            <w:instrText xml:space="preserve"> PAGEREF _Toc160 \h </w:instrText>
           </w:r>
           <w:r>
             <w:fldChar w:fldCharType="separate"/>
           </w:r>
           <w:r>
-            <w:t>10</w:t>
+            <w:t>11</w:t>
           </w:r>
           <w:r>
             <w:fldChar w:fldCharType="end"/>
@@ -2787,7 +2803,7 @@
               <w:rFonts w:hint="eastAsia" w:ascii="宋体" w:hAnsi="宋体" w:eastAsia="宋体" w:cs="宋体"/>
               <w:szCs w:val="24"/>
             </w:rPr>
-            <w:instrText xml:space="preserve"> HYPERLINK \l _Toc19224 </w:instrText>
+            <w:instrText xml:space="preserve"> HYPERLINK \l _Toc32256 </w:instrText>
           </w:r>
           <w:r>
             <w:rPr>
@@ -2817,7 +2833,7 @@
             <w:fldChar w:fldCharType="begin"/>
           </w:r>
           <w:r>
-            <w:instrText xml:space="preserve"> PAGEREF _Toc19224 \h </w:instrText>
+            <w:instrText xml:space="preserve"> PAGEREF _Toc32256 \h </w:instrText>
           </w:r>
           <w:r>
             <w:fldChar w:fldCharType="separate"/>
@@ -2855,7 +2871,7 @@
               <w:rFonts w:hint="eastAsia" w:ascii="宋体" w:hAnsi="宋体" w:eastAsia="宋体" w:cs="宋体"/>
               <w:szCs w:val="24"/>
             </w:rPr>
-            <w:instrText xml:space="preserve"> HYPERLINK \l _Toc6610 </w:instrText>
+            <w:instrText xml:space="preserve"> HYPERLINK \l _Toc30886 </w:instrText>
           </w:r>
           <w:r>
             <w:rPr>
@@ -2885,7 +2901,7 @@
             <w:fldChar w:fldCharType="begin"/>
           </w:r>
           <w:r>
-            <w:instrText xml:space="preserve"> PAGEREF _Toc6610 \h </w:instrText>
+            <w:instrText xml:space="preserve"> PAGEREF _Toc30886 \h </w:instrText>
           </w:r>
           <w:r>
             <w:fldChar w:fldCharType="separate"/>
@@ -2923,7 +2939,7 @@
               <w:rFonts w:hint="eastAsia" w:ascii="宋体" w:hAnsi="宋体" w:eastAsia="宋体" w:cs="宋体"/>
               <w:szCs w:val="24"/>
             </w:rPr>
-            <w:instrText xml:space="preserve"> HYPERLINK \l _Toc23713 </w:instrText>
+            <w:instrText xml:space="preserve"> HYPERLINK \l _Toc19860 </w:instrText>
           </w:r>
           <w:r>
             <w:rPr>
@@ -2953,7 +2969,7 @@
             <w:fldChar w:fldCharType="begin"/>
           </w:r>
           <w:r>
-            <w:instrText xml:space="preserve"> PAGEREF _Toc23713 \h </w:instrText>
+            <w:instrText xml:space="preserve"> PAGEREF _Toc19860 \h </w:instrText>
           </w:r>
           <w:r>
             <w:fldChar w:fldCharType="separate"/>
@@ -2991,7 +3007,7 @@
               <w:rFonts w:hint="eastAsia" w:ascii="宋体" w:hAnsi="宋体" w:eastAsia="宋体" w:cs="宋体"/>
               <w:szCs w:val="24"/>
             </w:rPr>
-            <w:instrText xml:space="preserve"> HYPERLINK \l _Toc16433 </w:instrText>
+            <w:instrText xml:space="preserve"> HYPERLINK \l _Toc26778 </w:instrText>
           </w:r>
           <w:r>
             <w:rPr>
@@ -3021,13 +3037,13 @@
             <w:fldChar w:fldCharType="begin"/>
           </w:r>
           <w:r>
-            <w:instrText xml:space="preserve"> PAGEREF _Toc16433 \h </w:instrText>
+            <w:instrText xml:space="preserve"> PAGEREF _Toc26778 \h </w:instrText>
           </w:r>
           <w:r>
             <w:fldChar w:fldCharType="separate"/>
           </w:r>
           <w:r>
-            <w:t>11</w:t>
+            <w:t>12</w:t>
           </w:r>
           <w:r>
             <w:fldChar w:fldCharType="end"/>
@@ -3059,7 +3075,7 @@
               <w:rFonts w:hint="eastAsia" w:ascii="宋体" w:hAnsi="宋体" w:eastAsia="宋体" w:cs="宋体"/>
               <w:szCs w:val="24"/>
             </w:rPr>
-            <w:instrText xml:space="preserve"> HYPERLINK \l _Toc9895 </w:instrText>
+            <w:instrText xml:space="preserve"> HYPERLINK \l _Toc20674 </w:instrText>
           </w:r>
           <w:r>
             <w:rPr>
@@ -3089,7 +3105,7 @@
             <w:fldChar w:fldCharType="begin"/>
           </w:r>
           <w:r>
-            <w:instrText xml:space="preserve"> PAGEREF _Toc9895 \h </w:instrText>
+            <w:instrText xml:space="preserve"> PAGEREF _Toc20674 \h </w:instrText>
           </w:r>
           <w:r>
             <w:fldChar w:fldCharType="separate"/>
@@ -3127,7 +3143,7 @@
               <w:rFonts w:hint="eastAsia" w:ascii="宋体" w:hAnsi="宋体" w:eastAsia="宋体" w:cs="宋体"/>
               <w:szCs w:val="24"/>
             </w:rPr>
-            <w:instrText xml:space="preserve"> HYPERLINK \l _Toc16454 </w:instrText>
+            <w:instrText xml:space="preserve"> HYPERLINK \l _Toc6284 </w:instrText>
           </w:r>
           <w:r>
             <w:rPr>
@@ -3157,7 +3173,7 @@
             <w:fldChar w:fldCharType="begin"/>
           </w:r>
           <w:r>
-            <w:instrText xml:space="preserve"> PAGEREF _Toc16454 \h </w:instrText>
+            <w:instrText xml:space="preserve"> PAGEREF _Toc6284 \h </w:instrText>
           </w:r>
           <w:r>
             <w:fldChar w:fldCharType="separate"/>
@@ -3195,7 +3211,7 @@
               <w:rFonts w:hint="eastAsia" w:ascii="宋体" w:hAnsi="宋体" w:eastAsia="宋体" w:cs="宋体"/>
               <w:szCs w:val="24"/>
             </w:rPr>
-            <w:instrText xml:space="preserve"> HYPERLINK \l _Toc10113 </w:instrText>
+            <w:instrText xml:space="preserve"> HYPERLINK \l _Toc31898 </w:instrText>
           </w:r>
           <w:r>
             <w:rPr>
@@ -3225,13 +3241,13 @@
             <w:fldChar w:fldCharType="begin"/>
           </w:r>
           <w:r>
-            <w:instrText xml:space="preserve"> PAGEREF _Toc10113 \h </w:instrText>
+            <w:instrText xml:space="preserve"> PAGEREF _Toc31898 \h </w:instrText>
           </w:r>
           <w:r>
             <w:fldChar w:fldCharType="separate"/>
           </w:r>
           <w:r>
-            <w:t>12</w:t>
+            <w:t>13</w:t>
           </w:r>
           <w:r>
             <w:fldChar w:fldCharType="end"/>
@@ -3263,7 +3279,7 @@
               <w:rFonts w:hint="eastAsia" w:ascii="宋体" w:hAnsi="宋体" w:eastAsia="宋体" w:cs="宋体"/>
               <w:szCs w:val="24"/>
             </w:rPr>
-            <w:instrText xml:space="preserve"> HYPERLINK \l _Toc20441 </w:instrText>
+            <w:instrText xml:space="preserve"> HYPERLINK \l _Toc10654 </w:instrText>
           </w:r>
           <w:r>
             <w:rPr>
@@ -3293,7 +3309,7 @@
             <w:fldChar w:fldCharType="begin"/>
           </w:r>
           <w:r>
-            <w:instrText xml:space="preserve"> PAGEREF _Toc20441 \h </w:instrText>
+            <w:instrText xml:space="preserve"> PAGEREF _Toc10654 \h </w:instrText>
           </w:r>
           <w:r>
             <w:fldChar w:fldCharType="separate"/>
@@ -3331,7 +3347,7 @@
               <w:rFonts w:hint="eastAsia" w:ascii="宋体" w:hAnsi="宋体" w:eastAsia="宋体" w:cs="宋体"/>
               <w:szCs w:val="24"/>
             </w:rPr>
-            <w:instrText xml:space="preserve"> HYPERLINK \l _Toc16778 </w:instrText>
+            <w:instrText xml:space="preserve"> HYPERLINK \l _Toc13502 </w:instrText>
           </w:r>
           <w:r>
             <w:rPr>
@@ -3361,7 +3377,7 @@
             <w:fldChar w:fldCharType="begin"/>
           </w:r>
           <w:r>
-            <w:instrText xml:space="preserve"> PAGEREF _Toc16778 \h </w:instrText>
+            <w:instrText xml:space="preserve"> PAGEREF _Toc13502 \h </w:instrText>
           </w:r>
           <w:r>
             <w:fldChar w:fldCharType="separate"/>
@@ -3399,7 +3415,7 @@
               <w:rFonts w:hint="eastAsia" w:ascii="宋体" w:hAnsi="宋体" w:eastAsia="宋体" w:cs="宋体"/>
               <w:szCs w:val="24"/>
             </w:rPr>
-            <w:instrText xml:space="preserve"> HYPERLINK \l _Toc506 </w:instrText>
+            <w:instrText xml:space="preserve"> HYPERLINK \l _Toc17351 </w:instrText>
           </w:r>
           <w:r>
             <w:rPr>
@@ -3429,13 +3445,13 @@
             <w:fldChar w:fldCharType="begin"/>
           </w:r>
           <w:r>
-            <w:instrText xml:space="preserve"> PAGEREF _Toc506 \h </w:instrText>
+            <w:instrText xml:space="preserve"> PAGEREF _Toc17351 \h </w:instrText>
           </w:r>
           <w:r>
             <w:fldChar w:fldCharType="separate"/>
           </w:r>
           <w:r>
-            <w:t>13</w:t>
+            <w:t>14</w:t>
           </w:r>
           <w:r>
             <w:fldChar w:fldCharType="end"/>
@@ -3467,7 +3483,7 @@
               <w:rFonts w:hint="eastAsia" w:ascii="宋体" w:hAnsi="宋体" w:eastAsia="宋体" w:cs="宋体"/>
               <w:szCs w:val="24"/>
             </w:rPr>
-            <w:instrText xml:space="preserve"> HYPERLINK \l _Toc16146 </w:instrText>
+            <w:instrText xml:space="preserve"> HYPERLINK \l _Toc4257 </w:instrText>
           </w:r>
           <w:r>
             <w:rPr>
@@ -3497,7 +3513,7 @@
             <w:fldChar w:fldCharType="begin"/>
           </w:r>
           <w:r>
-            <w:instrText xml:space="preserve"> PAGEREF _Toc16146 \h </w:instrText>
+            <w:instrText xml:space="preserve"> PAGEREF _Toc4257 \h </w:instrText>
           </w:r>
           <w:r>
             <w:fldChar w:fldCharType="separate"/>
@@ -3535,7 +3551,7 @@
               <w:rFonts w:hint="eastAsia" w:ascii="宋体" w:hAnsi="宋体" w:eastAsia="宋体" w:cs="宋体"/>
               <w:szCs w:val="24"/>
             </w:rPr>
-            <w:instrText xml:space="preserve"> HYPERLINK \l _Toc4035 </w:instrText>
+            <w:instrText xml:space="preserve"> HYPERLINK \l _Toc23204 </w:instrText>
           </w:r>
           <w:r>
             <w:rPr>
@@ -3565,7 +3581,7 @@
             <w:fldChar w:fldCharType="begin"/>
           </w:r>
           <w:r>
-            <w:instrText xml:space="preserve"> PAGEREF _Toc4035 \h </w:instrText>
+            <w:instrText xml:space="preserve"> PAGEREF _Toc23204 \h </w:instrText>
           </w:r>
           <w:r>
             <w:fldChar w:fldCharType="separate"/>
@@ -3603,7 +3619,7 @@
               <w:rFonts w:hint="eastAsia" w:ascii="宋体" w:hAnsi="宋体" w:eastAsia="宋体" w:cs="宋体"/>
               <w:szCs w:val="24"/>
             </w:rPr>
-            <w:instrText xml:space="preserve"> HYPERLINK \l _Toc15410 </w:instrText>
+            <w:instrText xml:space="preserve"> HYPERLINK \l _Toc20375 </w:instrText>
           </w:r>
           <w:r>
             <w:rPr>
@@ -3633,13 +3649,13 @@
             <w:fldChar w:fldCharType="begin"/>
           </w:r>
           <w:r>
-            <w:instrText xml:space="preserve"> PAGEREF _Toc15410 \h </w:instrText>
+            <w:instrText xml:space="preserve"> PAGEREF _Toc20375 \h </w:instrText>
           </w:r>
           <w:r>
             <w:fldChar w:fldCharType="separate"/>
           </w:r>
           <w:r>
-            <w:t>14</w:t>
+            <w:t>15</w:t>
           </w:r>
           <w:r>
             <w:fldChar w:fldCharType="end"/>
@@ -3671,7 +3687,7 @@
               <w:rFonts w:hint="eastAsia" w:ascii="宋体" w:hAnsi="宋体" w:eastAsia="宋体" w:cs="宋体"/>
               <w:szCs w:val="24"/>
             </w:rPr>
-            <w:instrText xml:space="preserve"> HYPERLINK \l _Toc30747 </w:instrText>
+            <w:instrText xml:space="preserve"> HYPERLINK \l _Toc2489 </w:instrText>
           </w:r>
           <w:r>
             <w:rPr>
@@ -3701,7 +3717,7 @@
             <w:fldChar w:fldCharType="begin"/>
           </w:r>
           <w:r>
-            <w:instrText xml:space="preserve"> PAGEREF _Toc30747 \h </w:instrText>
+            <w:instrText xml:space="preserve"> PAGEREF _Toc2489 \h </w:instrText>
           </w:r>
           <w:r>
             <w:fldChar w:fldCharType="separate"/>
@@ -3739,7 +3755,7 @@
               <w:rFonts w:hint="eastAsia" w:ascii="宋体" w:hAnsi="宋体" w:eastAsia="宋体" w:cs="宋体"/>
               <w:szCs w:val="24"/>
             </w:rPr>
-            <w:instrText xml:space="preserve"> HYPERLINK \l _Toc27316 </w:instrText>
+            <w:instrText xml:space="preserve"> HYPERLINK \l _Toc6797 </w:instrText>
           </w:r>
           <w:r>
             <w:rPr>
@@ -3769,7 +3785,7 @@
             <w:fldChar w:fldCharType="begin"/>
           </w:r>
           <w:r>
-            <w:instrText xml:space="preserve"> PAGEREF _Toc27316 \h </w:instrText>
+            <w:instrText xml:space="preserve"> PAGEREF _Toc6797 \h </w:instrText>
           </w:r>
           <w:r>
             <w:fldChar w:fldCharType="separate"/>
@@ -3807,7 +3823,7 @@
               <w:rFonts w:hint="eastAsia" w:ascii="宋体" w:hAnsi="宋体" w:eastAsia="宋体" w:cs="宋体"/>
               <w:szCs w:val="24"/>
             </w:rPr>
-            <w:instrText xml:space="preserve"> HYPERLINK \l _Toc8714 </w:instrText>
+            <w:instrText xml:space="preserve"> HYPERLINK \l _Toc19413 </w:instrText>
           </w:r>
           <w:r>
             <w:rPr>
@@ -3837,13 +3853,13 @@
             <w:fldChar w:fldCharType="begin"/>
           </w:r>
           <w:r>
-            <w:instrText xml:space="preserve"> PAGEREF _Toc8714 \h </w:instrText>
+            <w:instrText xml:space="preserve"> PAGEREF _Toc19413 \h </w:instrText>
           </w:r>
           <w:r>
             <w:fldChar w:fldCharType="separate"/>
           </w:r>
           <w:r>
-            <w:t>15</w:t>
+            <w:t>16</w:t>
           </w:r>
           <w:r>
             <w:fldChar w:fldCharType="end"/>
@@ -3875,7 +3891,7 @@
               <w:rFonts w:hint="eastAsia" w:ascii="宋体" w:hAnsi="宋体" w:eastAsia="宋体" w:cs="宋体"/>
               <w:szCs w:val="24"/>
             </w:rPr>
-            <w:instrText xml:space="preserve"> HYPERLINK \l _Toc2074 </w:instrText>
+            <w:instrText xml:space="preserve"> HYPERLINK \l _Toc26725 </w:instrText>
           </w:r>
           <w:r>
             <w:rPr>
@@ -3905,13 +3921,13 @@
             <w:fldChar w:fldCharType="begin"/>
           </w:r>
           <w:r>
-            <w:instrText xml:space="preserve"> PAGEREF _Toc2074 \h </w:instrText>
+            <w:instrText xml:space="preserve"> PAGEREF _Toc26725 \h </w:instrText>
           </w:r>
           <w:r>
             <w:fldChar w:fldCharType="separate"/>
           </w:r>
           <w:r>
-            <w:t>15</w:t>
+            <w:t>16</w:t>
           </w:r>
           <w:r>
             <w:fldChar w:fldCharType="end"/>
@@ -3943,7 +3959,7 @@
               <w:rFonts w:hint="eastAsia" w:ascii="宋体" w:hAnsi="宋体" w:eastAsia="宋体" w:cs="宋体"/>
               <w:szCs w:val="24"/>
             </w:rPr>
-            <w:instrText xml:space="preserve"> HYPERLINK \l _Toc17765 </w:instrText>
+            <w:instrText xml:space="preserve"> HYPERLINK \l _Toc11890 </w:instrText>
           </w:r>
           <w:r>
             <w:rPr>
@@ -3973,7 +3989,7 @@
             <w:fldChar w:fldCharType="begin"/>
           </w:r>
           <w:r>
-            <w:instrText xml:space="preserve"> PAGEREF _Toc17765 \h </w:instrText>
+            <w:instrText xml:space="preserve"> PAGEREF _Toc11890 \h </w:instrText>
           </w:r>
           <w:r>
             <w:fldChar w:fldCharType="separate"/>
@@ -4011,7 +4027,7 @@
               <w:rFonts w:hint="eastAsia" w:ascii="宋体" w:hAnsi="宋体" w:eastAsia="宋体" w:cs="宋体"/>
               <w:szCs w:val="24"/>
             </w:rPr>
-            <w:instrText xml:space="preserve"> HYPERLINK \l _Toc17406 </w:instrText>
+            <w:instrText xml:space="preserve"> HYPERLINK \l _Toc16965 </w:instrText>
           </w:r>
           <w:r>
             <w:rPr>
@@ -4041,7 +4057,7 @@
             <w:fldChar w:fldCharType="begin"/>
           </w:r>
           <w:r>
-            <w:instrText xml:space="preserve"> PAGEREF _Toc17406 \h </w:instrText>
+            <w:instrText xml:space="preserve"> PAGEREF _Toc16965 \h </w:instrText>
           </w:r>
           <w:r>
             <w:fldChar w:fldCharType="separate"/>
@@ -4079,7 +4095,7 @@
               <w:rFonts w:hint="eastAsia" w:ascii="宋体" w:hAnsi="宋体" w:eastAsia="宋体" w:cs="宋体"/>
               <w:szCs w:val="24"/>
             </w:rPr>
-            <w:instrText xml:space="preserve"> HYPERLINK \l _Toc22005 </w:instrText>
+            <w:instrText xml:space="preserve"> HYPERLINK \l _Toc26957 </w:instrText>
           </w:r>
           <w:r>
             <w:rPr>
@@ -4109,7 +4125,7 @@
             <w:fldChar w:fldCharType="begin"/>
           </w:r>
           <w:r>
-            <w:instrText xml:space="preserve"> PAGEREF _Toc22005 \h </w:instrText>
+            <w:instrText xml:space="preserve"> PAGEREF _Toc26957 \h </w:instrText>
           </w:r>
           <w:r>
             <w:fldChar w:fldCharType="separate"/>
@@ -4147,7 +4163,7 @@
               <w:rFonts w:hint="eastAsia" w:ascii="宋体" w:hAnsi="宋体" w:eastAsia="宋体" w:cs="宋体"/>
               <w:szCs w:val="24"/>
             </w:rPr>
-            <w:instrText xml:space="preserve"> HYPERLINK \l _Toc9022 </w:instrText>
+            <w:instrText xml:space="preserve"> HYPERLINK \l _Toc20322 </w:instrText>
           </w:r>
           <w:r>
             <w:rPr>
@@ -4177,13 +4193,13 @@
             <w:fldChar w:fldCharType="begin"/>
           </w:r>
           <w:r>
-            <w:instrText xml:space="preserve"> PAGEREF _Toc9022 \h </w:instrText>
+            <w:instrText xml:space="preserve"> PAGEREF _Toc20322 \h </w:instrText>
           </w:r>
           <w:r>
             <w:fldChar w:fldCharType="separate"/>
           </w:r>
           <w:r>
-            <w:t>16</w:t>
+            <w:t>17</w:t>
           </w:r>
           <w:r>
             <w:fldChar w:fldCharType="end"/>
@@ -4215,7 +4231,7 @@
               <w:rFonts w:hint="eastAsia" w:ascii="宋体" w:hAnsi="宋体" w:eastAsia="宋体" w:cs="宋体"/>
               <w:szCs w:val="24"/>
             </w:rPr>
-            <w:instrText xml:space="preserve"> HYPERLINK \l _Toc27782 </w:instrText>
+            <w:instrText xml:space="preserve"> HYPERLINK \l _Toc17291 </w:instrText>
           </w:r>
           <w:r>
             <w:rPr>
@@ -4245,13 +4261,13 @@
             <w:fldChar w:fldCharType="begin"/>
           </w:r>
           <w:r>
-            <w:instrText xml:space="preserve"> PAGEREF _Toc27782 \h </w:instrText>
+            <w:instrText xml:space="preserve"> PAGEREF _Toc17291 \h </w:instrText>
           </w:r>
           <w:r>
             <w:fldChar w:fldCharType="separate"/>
           </w:r>
           <w:r>
-            <w:t>16</w:t>
+            <w:t>17</w:t>
           </w:r>
           <w:r>
             <w:fldChar w:fldCharType="end"/>
@@ -4317,7 +4333,7 @@
         <w:pStyle w:val="28"/>
         <w:bidi w:val="0"/>
       </w:pPr>
-      <w:bookmarkStart w:id="2" w:name="_Toc13364"/>
+      <w:bookmarkStart w:id="2" w:name="_Toc2806"/>
       <w:r>
         <w:t>目的</w:t>
       </w:r>
@@ -4360,7 +4376,7 @@
           <w:lang w:val="en-US" w:eastAsia="zh-CN"/>
         </w:rPr>
       </w:pPr>
-      <w:bookmarkStart w:id="3" w:name="_Toc23952"/>
+      <w:bookmarkStart w:id="3" w:name="_Toc16171"/>
       <w:r>
         <w:rPr>
           <w:rFonts w:hint="eastAsia"/>
@@ -4480,7 +4496,7 @@
         <w:pStyle w:val="28"/>
         <w:bidi w:val="0"/>
       </w:pPr>
-      <w:bookmarkStart w:id="4" w:name="_Toc18949"/>
+      <w:bookmarkStart w:id="4" w:name="_Toc26284"/>
       <w:r>
         <w:rPr>
           <w:rFonts w:hint="eastAsia"/>
@@ -4518,7 +4534,7 @@
           <w:lang w:val="en-US" w:eastAsia="zh-CN"/>
         </w:rPr>
       </w:pPr>
-      <w:bookmarkStart w:id="5" w:name="_Toc11384"/>
+      <w:bookmarkStart w:id="5" w:name="_Toc14520"/>
       <w:r>
         <w:rPr>
           <w:rFonts w:hint="eastAsia"/>
@@ -4533,7 +4549,7 @@
         <w:pStyle w:val="30"/>
         <w:bidi w:val="0"/>
       </w:pPr>
-      <w:bookmarkStart w:id="6" w:name="_Toc10583"/>
+      <w:bookmarkStart w:id="6" w:name="_Toc27161"/>
       <w:r>
         <w:t>人员</w:t>
       </w:r>
@@ -4558,12 +4574,34 @@
       <w:pPr>
         <w:pStyle w:val="29"/>
         <w:bidi w:val="0"/>
+        <w:rPr>
+          <w:rFonts w:hint="eastAsia"/>
+        </w:rPr>
       </w:pPr>
       <w:r>
         <w:rPr>
           <w:rFonts w:hint="eastAsia"/>
         </w:rPr>
         <w:t>针对当前制度管理中存在的薄弱环节，公司将着力推进相关管理机制的优化与完善工作。在人力资源储备方面，将综合考量员工离职率、业务增长趋势及技术演进方向等多重因素，通过内外部协同、多渠道引进的方式强化人才梯队建设。具体举措包括：系统性收集与整合内外部人才信息，逐步构建动态化、系统化的人才储备库；强化人才能力的量化评估与岗位适配管理，建立健全层次分明、持续优化的人才培养与接替机制，为运维业务高质量发展提供坚实的人才支撑。</w:t>
+      </w:r>
+    </w:p>
+    <w:p>
+      <w:pPr>
+        <w:pStyle w:val="29"/>
+        <w:bidi w:val="0"/>
+      </w:pPr>
+      <w:r>
+        <w:t>根据</w:t>
+      </w:r>
+      <w:r>
+        <w:rPr>
+          <w:rFonts w:hint="eastAsia"/>
+          <w:lang w:val="en-US" w:eastAsia="zh-CN"/>
+        </w:rPr>
+        <w:t>运维相关</w:t>
+      </w:r>
+      <w:r>
+        <w:t>部门2025年运维工作任务目标和工作重点安排，并结合公司年度人力需求规划完成人力需求估算。</w:t>
       </w:r>
     </w:p>
     <w:p>
@@ -4573,98 +4611,65 @@
       </w:pPr>
       <w:bookmarkStart w:id="7" w:name="bookmark9"/>
       <w:bookmarkEnd w:id="7"/>
-      <w:bookmarkStart w:id="8" w:name="_Toc13061"/>
-      <w:r>
-        <w:t>人力资源招聘储备制度优化</w:t>
-      </w:r>
+      <w:bookmarkStart w:id="8" w:name="bookmark10"/>
       <w:bookmarkEnd w:id="8"/>
+      <w:bookmarkStart w:id="9" w:name="_Toc7130"/>
+      <w:r>
+        <w:t>人力</w:t>
+      </w:r>
+      <w:r>
+        <w:rPr>
+          <w:rFonts w:hint="eastAsia"/>
+          <w:lang w:val="en-US" w:eastAsia="zh-CN"/>
+        </w:rPr>
+        <w:t>招聘计划</w:t>
+      </w:r>
+      <w:bookmarkEnd w:id="9"/>
     </w:p>
     <w:p>
       <w:pPr>
         <w:pStyle w:val="29"/>
-        <w:bidi w:val="0"/>
+        <w:rPr>
+          <w:rFonts w:hint="eastAsia"/>
+          <w:lang w:val="en-US" w:eastAsia="zh-CN"/>
+        </w:rPr>
       </w:pPr>
       <w:r>
-        <w:t>规划2025年对人员招聘制度、员工培训制度进行完善，在人员储备制度上针对重点岗位的储备办法需要完善。</w:t>
-      </w:r>
-    </w:p>
-    <w:p>
-      <w:pPr>
-        <w:pStyle w:val="31"/>
-        <w:bidi w:val="0"/>
-      </w:pPr>
-      <w:bookmarkStart w:id="9" w:name="bookmark10"/>
-      <w:bookmarkEnd w:id="9"/>
-      <w:bookmarkStart w:id="10" w:name="_Toc3655"/>
-      <w:r>
-        <w:t>人力需求估算</w:t>
-      </w:r>
-      <w:bookmarkEnd w:id="10"/>
+        <w:rPr>
+          <w:rFonts w:hint="eastAsia"/>
+        </w:rPr>
+        <w:t>预计招聘软件运维工程师与研发工程师各1人，共计2人。</w:t>
+      </w:r>
+      <w:r>
+        <w:rPr>
+          <w:rFonts w:hint="eastAsia"/>
+          <w:lang w:val="en-US" w:eastAsia="zh-CN"/>
+        </w:rPr>
+        <w:t>招聘计划如表4-1所示。</w:t>
+      </w:r>
     </w:p>
     <w:p>
       <w:pPr>
         <w:pStyle w:val="29"/>
-        <w:bidi w:val="0"/>
       </w:pPr>
       <w:r>
-        <w:t>根据</w:t>
-      </w:r>
-      <w:r>
-        <w:rPr>
-          <w:rFonts w:hint="eastAsia"/>
-          <w:lang w:val="en-US" w:eastAsia="zh-CN"/>
-        </w:rPr>
-        <w:t>运维相关</w:t>
-      </w:r>
-      <w:r>
-        <w:t>部门2025年运维工作任务目标和工作重点安排，并结合公司年度人力需求规划完成人力需求估算。</w:t>
-      </w:r>
-    </w:p>
-    <w:p>
-      <w:pPr>
-        <w:pStyle w:val="29"/>
-        <w:bidi w:val="0"/>
-        <w:rPr>
-          <w:rFonts w:hint="eastAsia"/>
-          <w:lang w:val="en-US" w:eastAsia="zh-CN"/>
-        </w:rPr>
-      </w:pPr>
-      <w:r>
-        <w:t>2025年运维相关各岗位</w:t>
-      </w:r>
-      <w:r>
-        <w:rPr>
-          <w:rFonts w:hint="eastAsia"/>
-          <w:lang w:val="en-US" w:eastAsia="zh-CN"/>
-        </w:rPr>
-        <w:t>招聘</w:t>
-      </w:r>
-      <w:r>
-        <w:t>人员</w:t>
-      </w:r>
-      <w:r>
-        <w:rPr>
-          <w:rFonts w:hint="eastAsia"/>
-          <w:lang w:val="en-US" w:eastAsia="zh-CN"/>
-        </w:rPr>
-        <w:t>如表4-1所示。</w:t>
-      </w:r>
-    </w:p>
-    <w:p>
-      <w:pPr>
-        <w:pStyle w:val="29"/>
-        <w:bidi w:val="0"/>
-        <w:rPr>
-          <w:rFonts w:hint="default"/>
-          <w:lang w:val="en-US" w:eastAsia="zh-CN"/>
-        </w:rPr>
-      </w:pPr>
-      <w:r>
-        <w:rPr>
-          <w:rFonts w:hint="eastAsia"/>
-          <w:lang w:val="en-US" w:eastAsia="zh-CN"/>
-        </w:rPr>
-        <w:t>2025年运维相关各岗位储备人员如表4-2所示</w:t>
+        <w:rPr>
+          <w:rFonts w:hint="eastAsia"/>
+        </w:rPr>
+        <w:t>设定招聘到岗率年度考核目标为不低于90%，计算公式为：</w:t>
+      </w:r>
+      <w:r>
+        <w:rPr>
+          <w:rFonts w:hint="eastAsia"/>
+          <w:lang w:val="en-US" w:eastAsia="zh-CN"/>
+        </w:rPr>
+        <w:t>年度招聘运维人员及时到岗总人数/年度招聘运维总人数*100%计算</w:t>
+      </w:r>
+      <w:r>
+        <w:rPr>
+          <w:rFonts w:hint="eastAsia"/>
+        </w:rPr>
+        <w:t>。该指标每年考核一次。</w:t>
       </w:r>
     </w:p>
     <w:p>
@@ -5005,7 +5010,7 @@
           </w:tblCellMar>
         </w:tblPrEx>
         <w:trPr>
-          <w:trHeight w:val="727" w:hRule="atLeast"/>
+          <w:trHeight w:val="357" w:hRule="atLeast"/>
         </w:trPr>
         <w:tc>
           <w:tcPr>
@@ -5183,7 +5188,7 @@
           </w:tblCellMar>
         </w:tblPrEx>
         <w:trPr>
-          <w:trHeight w:val="687" w:hRule="atLeast"/>
+          <w:trHeight w:val="327" w:hRule="atLeast"/>
         </w:trPr>
         <w:tc>
           <w:tcPr>
@@ -5345,16 +5350,59 @@
     </w:tbl>
     <w:p>
       <w:pPr>
+        <w:pStyle w:val="31"/>
+        <w:bidi w:val="0"/>
+        <w:rPr>
+          <w:rFonts w:hint="default"/>
+          <w:lang w:val="en-US" w:eastAsia="zh-CN"/>
+        </w:rPr>
+      </w:pPr>
+      <w:bookmarkStart w:id="10" w:name="bookmark3"/>
+      <w:bookmarkEnd w:id="10"/>
+      <w:bookmarkStart w:id="11" w:name="_Toc16284"/>
+      <w:bookmarkStart w:id="12" w:name="_Toc17424"/>
+      <w:r>
+        <w:rPr>
+          <w:rFonts w:hint="eastAsia"/>
+          <w:lang w:val="en-US" w:eastAsia="zh-CN"/>
+        </w:rPr>
+        <w:t>人员储备计划</w:t>
+      </w:r>
+      <w:bookmarkEnd w:id="11"/>
+    </w:p>
+    <w:p>
+      <w:pPr>
         <w:pStyle w:val="29"/>
         <w:bidi w:val="0"/>
         <w:rPr>
-          <w:rFonts w:hint="default"/>
+          <w:rFonts w:hint="eastAsia"/>
           <w:lang w:val="en-US" w:eastAsia="zh-CN"/>
         </w:rPr>
       </w:pPr>
-      <w:bookmarkStart w:id="11" w:name="bookmark3"/>
-      <w:bookmarkEnd w:id="11"/>
-      <w:bookmarkStart w:id="12" w:name="_Toc17424"/>
+      <w:r>
+        <w:rPr>
+          <w:rFonts w:hint="eastAsia"/>
+          <w:lang w:val="en-US" w:eastAsia="zh-CN"/>
+        </w:rPr>
+        <w:t>为加强项目管理力量，计划从现有运维工程师团队中，内部选拔储备2名运维项目经理，储备计划如表4-2所示。</w:t>
+      </w:r>
+    </w:p>
+    <w:p>
+      <w:pPr>
+        <w:pStyle w:val="29"/>
+        <w:bidi w:val="0"/>
+        <w:rPr>
+          <w:rFonts w:hint="eastAsia"/>
+          <w:lang w:val="en-US" w:eastAsia="zh-CN"/>
+        </w:rPr>
+      </w:pPr>
+      <w:r>
+        <w:rPr>
+          <w:rFonts w:hint="eastAsia"/>
+          <w:lang w:val="en-US" w:eastAsia="zh-CN"/>
+        </w:rPr>
+        <w:t>设定人员储备完成率的年度目标为不低于90%。该指标的具体计算公式为：实际储备人数/计划储备人员总数*100%。</w:t>
+      </w:r>
     </w:p>
     <w:p>
       <w:pPr>
@@ -5507,6 +5555,12 @@
             <w:insideH w:val="single" w:color="000000" w:sz="2" w:space="0"/>
             <w:insideV w:val="single" w:color="000000" w:sz="2" w:space="0"/>
           </w:tblBorders>
+          <w:tblCellMar>
+            <w:top w:w="0" w:type="dxa"/>
+            <w:left w:w="0" w:type="dxa"/>
+            <w:bottom w:w="0" w:type="dxa"/>
+            <w:right w:w="0" w:type="dxa"/>
+          </w:tblCellMar>
         </w:tblPrEx>
         <w:trPr>
           <w:trHeight w:val="476" w:hRule="atLeast"/>
@@ -5924,42 +5978,16 @@
     </w:tbl>
     <w:p>
       <w:pPr>
-        <w:pStyle w:val="29"/>
-        <w:bidi w:val="0"/>
-        <w:jc w:val="center"/>
-      </w:pPr>
-    </w:p>
-    <w:p>
-      <w:pPr>
-        <w:rPr>
-          <w:rFonts w:hint="default"/>
-          <w:lang w:val="en-US" w:eastAsia="zh-CN"/>
-        </w:rPr>
-      </w:pPr>
-      <w:r>
-        <w:rPr>
-          <w:rFonts w:hint="default"/>
-          <w:lang w:val="en-US" w:eastAsia="zh-CN"/>
-        </w:rPr>
-        <w:br w:type="page"/>
-      </w:r>
-    </w:p>
-    <w:p>
-      <w:pPr>
         <w:pStyle w:val="31"/>
         <w:bidi w:val="0"/>
-        <w:rPr>
-          <w:rFonts w:hint="default"/>
-          <w:lang w:val="en-US" w:eastAsia="zh-CN"/>
-        </w:rPr>
       </w:pPr>
-      <w:bookmarkStart w:id="13" w:name="_Toc26642"/>
-      <w:r>
-        <w:rPr>
-          <w:rFonts w:hint="default"/>
-          <w:lang w:val="en-US" w:eastAsia="zh-CN"/>
-        </w:rPr>
-        <w:t>年度招聘和储备计划</w:t>
+      <w:bookmarkStart w:id="13" w:name="_Toc18737"/>
+      <w:r>
+        <w:rPr>
+          <w:rFonts w:hint="eastAsia"/>
+          <w:lang w:val="en-US" w:eastAsia="zh-CN"/>
+        </w:rPr>
+        <w:t>人员备份计划</w:t>
       </w:r>
       <w:bookmarkEnd w:id="13"/>
     </w:p>
@@ -5968,136 +5996,871 @@
         <w:pStyle w:val="29"/>
         <w:bidi w:val="0"/>
         <w:rPr>
+          <w:rFonts w:hint="eastAsia"/>
+          <w:lang w:val="en-US" w:eastAsia="zh-CN"/>
+        </w:rPr>
+      </w:pPr>
+      <w:r>
+        <w:t>人员备份工作由</w:t>
+      </w:r>
+      <w:r>
+        <w:rPr>
+          <w:rFonts w:hint="eastAsia"/>
+          <w:lang w:val="en-US" w:eastAsia="zh-CN"/>
+        </w:rPr>
+        <w:t>综合办公室</w:t>
+      </w:r>
+      <w:r>
+        <w:t>负责开展，根据公司年度经营计划和战略发展目标，2025年1月份公司通过对平台运维组经理、运维项目经理、软件运维工程师、研发项目经理</w:t>
+      </w:r>
+      <w:r>
+        <w:rPr>
+          <w:rFonts w:hint="eastAsia"/>
+          <w:lang w:val="en-US" w:eastAsia="zh-CN"/>
+        </w:rPr>
+        <w:t>4个</w:t>
+      </w:r>
+      <w:r>
+        <w:t>运维关键岗位人员进行AB岗备份，以解决因A岗由于休假、请假等原因不在岗时，由熟悉A岗业务的B岗代替其工作。</w:t>
+      </w:r>
+      <w:r>
+        <w:rPr>
+          <w:rFonts w:hint="eastAsia"/>
+          <w:lang w:val="en-US" w:eastAsia="zh-CN"/>
+        </w:rPr>
+        <w:t>具体备份计划如图3-4所示</w:t>
+      </w:r>
+    </w:p>
+    <w:p>
+      <w:pPr>
+        <w:pStyle w:val="39"/>
+        <w:bidi w:val="0"/>
+        <w:ind w:left="0" w:leftChars="0" w:right="0" w:rightChars="0" w:firstLine="0" w:firstLineChars="0"/>
+        <w:jc w:val="center"/>
+        <w:rPr>
+          <w:rFonts w:hint="eastAsia"/>
+          <w:lang w:val="en-US" w:eastAsia="zh-CN"/>
+        </w:rPr>
+      </w:pPr>
+      <w:r>
+        <w:rPr>
+          <w:rFonts w:hint="eastAsia"/>
+          <w:lang w:val="en-US" w:eastAsia="zh-CN"/>
+        </w:rPr>
+        <w:t xml:space="preserve">表 </w:t>
+      </w:r>
+      <w:r>
+        <w:rPr>
           <w:rFonts w:hint="default"/>
           <w:lang w:val="en-US" w:eastAsia="zh-CN"/>
         </w:rPr>
-      </w:pPr>
+        <w:fldChar w:fldCharType="begin"/>
+      </w:r>
       <w:r>
         <w:rPr>
           <w:rFonts w:hint="default"/>
           <w:lang w:val="en-US" w:eastAsia="zh-CN"/>
         </w:rPr>
-        <w:t>根据2025年度工作重点估算人力需求，并对现有人员的分析，进一步完成年度招聘和储备计划。人员招聘计划预计2人，特别是软件运维工程师</w:t>
-      </w:r>
-      <w:r>
-        <w:rPr>
-          <w:rFonts w:hint="eastAsia"/>
-          <w:lang w:val="en-US" w:eastAsia="zh-CN"/>
-        </w:rPr>
-        <w:t>、研发工程师各1人</w:t>
+        <w:instrText xml:space="preserve"> </w:instrText>
       </w:r>
       <w:r>
         <w:rPr>
           <w:rFonts w:hint="default"/>
-          <w:lang w:val="en-US" w:eastAsia="zh-CN"/>
-        </w:rPr>
-        <w:t>。计划储备运维</w:t>
-      </w:r>
-      <w:r>
-        <w:rPr>
-          <w:rFonts w:hint="eastAsia"/>
-          <w:lang w:val="en-US" w:eastAsia="zh-CN"/>
-        </w:rPr>
-        <w:t>项目经理</w:t>
+        </w:rPr>
+        <w:instrText xml:space="preserve"> </w:instrText>
+      </w:r>
+      <w:r>
+        <w:rPr>
+          <w:rFonts w:hint="eastAsia"/>
+        </w:rPr>
+        <w:instrText xml:space="preserve">S</w:instrText>
       </w:r>
       <w:r>
         <w:rPr>
           <w:rFonts w:hint="default"/>
-          <w:lang w:val="en-US" w:eastAsia="zh-CN"/>
-        </w:rPr>
-        <w:t>2人。内部储备，从现有运维工程师选拔。要求人员储备完成</w:t>
-      </w:r>
-      <w:r>
-        <w:rPr>
-          <w:rFonts w:hint="eastAsia"/>
-          <w:lang w:val="en-US" w:eastAsia="zh-CN"/>
-        </w:rPr>
-        <w:t>率</w:t>
+        </w:rPr>
+        <w:instrText xml:space="preserve">TYLEREF "</w:instrText>
+      </w:r>
+      <w:r>
+        <w:rPr>
+          <w:rFonts w:hint="eastAsia"/>
+          <w:lang w:val="en-US" w:eastAsia="zh-CN"/>
+        </w:rPr>
+        <w:instrText xml:space="preserve">柴_标题1</w:instrText>
       </w:r>
       <w:r>
         <w:rPr>
           <w:rFonts w:hint="default"/>
-          <w:lang w:val="en-US" w:eastAsia="zh-CN"/>
-        </w:rPr>
-        <w:t>≥90%</w:t>
-      </w:r>
-      <w:r>
-        <w:rPr>
-          <w:rFonts w:hint="eastAsia"/>
-          <w:lang w:val="en-US" w:eastAsia="zh-CN"/>
-        </w:rPr>
-        <w:t>，</w:t>
+        </w:rPr>
+        <w:instrText xml:space="preserve">" \n</w:instrText>
       </w:r>
       <w:r>
         <w:rPr>
           <w:rFonts w:hint="default"/>
           <w:lang w:val="en-US" w:eastAsia="zh-CN"/>
         </w:rPr>
-        <w:t>具体</w:t>
-      </w:r>
-      <w:r>
-        <w:rPr>
-          <w:rFonts w:hint="eastAsia"/>
-          <w:lang w:val="en-US" w:eastAsia="zh-CN"/>
-        </w:rPr>
-        <w:t>完成</w:t>
+        <w:instrText xml:space="preserve"> </w:instrText>
+      </w:r>
+      <w:r>
+        <w:instrText xml:space="preserve">\* Charformat</w:instrText>
       </w:r>
       <w:r>
         <w:rPr>
           <w:rFonts w:hint="default"/>
           <w:lang w:val="en-US" w:eastAsia="zh-CN"/>
         </w:rPr>
-        <w:t>率按实际年度储备人数/年初运维人员总数</w:t>
-      </w:r>
-      <w:r>
-        <w:rPr>
-          <w:rFonts w:hint="eastAsia"/>
-          <w:lang w:val="en-US" w:eastAsia="zh-CN"/>
-        </w:rPr>
-        <w:t>*100%</w:t>
+        <w:fldChar w:fldCharType="separate"/>
+      </w:r>
+      <w:r>
+        <w:rPr>
+          <w:rFonts w:hint="eastAsia"/>
+          <w:lang w:val="en-US" w:eastAsia="zh-CN"/>
+        </w:rPr>
+        <w:t>4</w:t>
       </w:r>
       <w:r>
         <w:rPr>
           <w:rFonts w:hint="default"/>
           <w:lang w:val="en-US" w:eastAsia="zh-CN"/>
         </w:rPr>
-        <w:t>计算，</w:t>
-      </w:r>
-      <w:r>
-        <w:rPr>
-          <w:rFonts w:hint="eastAsia"/>
-          <w:lang w:val="en-US" w:eastAsia="zh-CN"/>
-        </w:rPr>
-        <w:t>招聘到岗率</w:t>
+        <w:fldChar w:fldCharType="end"/>
+      </w:r>
+      <w:r>
+        <w:rPr>
+          <w:rFonts w:hint="eastAsia"/>
+          <w:lang w:val="en-US" w:eastAsia="zh-CN"/>
+        </w:rPr>
+        <w:t>-</w:t>
+      </w:r>
+      <w:r>
+        <w:rPr>
+          <w:rFonts w:hint="eastAsia"/>
+          <w:lang w:val="en-US" w:eastAsia="zh-CN"/>
+        </w:rPr>
+        <w:fldChar w:fldCharType="begin"/>
       </w:r>
       <w:r>
         <w:rPr>
           <w:rFonts w:hint="default"/>
-          <w:lang w:val="en-US" w:eastAsia="zh-CN"/>
-        </w:rPr>
-        <w:t>≥90%</w:t>
-      </w:r>
-      <w:r>
-        <w:rPr>
-          <w:rFonts w:hint="eastAsia"/>
-          <w:lang w:val="en-US" w:eastAsia="zh-CN"/>
-        </w:rPr>
-        <w:t>，具体到岗率按年度招聘运维人员及时到岗总人数/年度招聘运维总人数*100%计算</w:t>
+        </w:rPr>
+        <w:instrText xml:space="preserve"> </w:instrText>
+      </w:r>
+      <w:r>
+        <w:rPr>
+          <w:rFonts w:hint="eastAsia"/>
+        </w:rPr>
+        <w:instrText xml:space="preserve">S</w:instrText>
       </w:r>
       <w:r>
         <w:rPr>
           <w:rFonts w:hint="default"/>
-          <w:lang w:val="en-US" w:eastAsia="zh-CN"/>
-        </w:rPr>
-        <w:t>，每年度考核一次。</w:t>
+        </w:rPr>
+        <w:instrText xml:space="preserve">EQ </w:instrText>
+      </w:r>
+      <w:r>
+        <w:rPr>
+          <w:rFonts w:hint="eastAsia"/>
+          <w:lang w:val="en-US" w:eastAsia="zh-CN"/>
+        </w:rPr>
+        <w:instrText xml:space="preserve">表</w:instrText>
+      </w:r>
+      <w:r>
+        <w:rPr>
+          <w:rFonts w:hint="default"/>
+        </w:rPr>
+        <w:instrText xml:space="preserve"> \* ARABIC \s 1</w:instrText>
+      </w:r>
+      <w:r>
+        <w:rPr>
+          <w:rFonts w:hint="eastAsia"/>
+          <w:lang w:val="en-US" w:eastAsia="zh-CN"/>
+        </w:rPr>
+        <w:fldChar w:fldCharType="separate"/>
+      </w:r>
+      <w:r>
+        <w:rPr>
+          <w:rFonts w:hint="eastAsia"/>
+        </w:rPr>
+        <w:t>3</w:t>
+      </w:r>
+      <w:r>
+        <w:rPr>
+          <w:rFonts w:hint="eastAsia"/>
+          <w:lang w:val="en-US" w:eastAsia="zh-CN"/>
+        </w:rPr>
+        <w:fldChar w:fldCharType="end"/>
+      </w:r>
+      <w:r>
+        <w:rPr>
+          <w:rFonts w:hint="eastAsia"/>
+          <w:lang w:val="en-US" w:eastAsia="zh-CN"/>
+        </w:rPr>
+        <w:t xml:space="preserve"> 2025年人员管理备份计划</w:t>
       </w:r>
     </w:p>
+    <w:tbl>
+      <w:tblPr>
+        <w:tblStyle w:val="21"/>
+        <w:tblW w:w="0" w:type="auto"/>
+        <w:jc w:val="center"/>
+        <w:tblBorders>
+          <w:top w:val="single" w:color="auto" w:sz="4" w:space="0"/>
+          <w:left w:val="single" w:color="auto" w:sz="4" w:space="0"/>
+          <w:bottom w:val="single" w:color="auto" w:sz="4" w:space="0"/>
+          <w:right w:val="single" w:color="auto" w:sz="4" w:space="0"/>
+          <w:insideH w:val="single" w:color="auto" w:sz="4" w:space="0"/>
+          <w:insideV w:val="single" w:color="auto" w:sz="4" w:space="0"/>
+        </w:tblBorders>
+        <w:tblLayout w:type="autofit"/>
+        <w:tblCellMar>
+          <w:top w:w="0" w:type="dxa"/>
+          <w:left w:w="108" w:type="dxa"/>
+          <w:bottom w:w="0" w:type="dxa"/>
+          <w:right w:w="108" w:type="dxa"/>
+        </w:tblCellMar>
+      </w:tblPr>
+      <w:tblGrid>
+        <w:gridCol w:w="787"/>
+        <w:gridCol w:w="2100"/>
+        <w:gridCol w:w="2196"/>
+        <w:gridCol w:w="1896"/>
+      </w:tblGrid>
+      <w:tr>
+        <w:tblPrEx>
+          <w:tblBorders>
+            <w:top w:val="single" w:color="auto" w:sz="4" w:space="0"/>
+            <w:left w:val="single" w:color="auto" w:sz="4" w:space="0"/>
+            <w:bottom w:val="single" w:color="auto" w:sz="4" w:space="0"/>
+            <w:right w:val="single" w:color="auto" w:sz="4" w:space="0"/>
+            <w:insideH w:val="single" w:color="auto" w:sz="4" w:space="0"/>
+            <w:insideV w:val="single" w:color="auto" w:sz="4" w:space="0"/>
+          </w:tblBorders>
+          <w:tblCellMar>
+            <w:top w:w="0" w:type="dxa"/>
+            <w:left w:w="108" w:type="dxa"/>
+            <w:bottom w:w="0" w:type="dxa"/>
+            <w:right w:w="108" w:type="dxa"/>
+          </w:tblCellMar>
+        </w:tblPrEx>
+        <w:trPr>
+          <w:jc w:val="center"/>
+        </w:trPr>
+        <w:tc>
+          <w:tcPr>
+            <w:tcW w:w="787" w:type="dxa"/>
+          </w:tcPr>
+          <w:p>
+            <w:pPr>
+              <w:pStyle w:val="29"/>
+              <w:widowControl w:val="0"/>
+              <w:bidi w:val="0"/>
+              <w:ind w:left="0" w:leftChars="0" w:right="0" w:rightChars="0" w:firstLine="0" w:firstLineChars="0"/>
+              <w:jc w:val="center"/>
+              <w:rPr>
+                <w:rFonts w:hint="default"/>
+                <w:vertAlign w:val="baseline"/>
+                <w:lang w:val="en-US" w:eastAsia="zh-CN"/>
+              </w:rPr>
+            </w:pPr>
+            <w:r>
+              <w:rPr>
+                <w:rFonts w:hint="eastAsia"/>
+                <w:vertAlign w:val="baseline"/>
+                <w:lang w:val="en-US" w:eastAsia="zh-CN"/>
+              </w:rPr>
+              <w:t>编号</w:t>
+            </w:r>
+          </w:p>
+        </w:tc>
+        <w:tc>
+          <w:tcPr>
+            <w:tcW w:w="2100" w:type="dxa"/>
+          </w:tcPr>
+          <w:p>
+            <w:pPr>
+              <w:pStyle w:val="29"/>
+              <w:widowControl w:val="0"/>
+              <w:bidi w:val="0"/>
+              <w:ind w:left="0" w:leftChars="0" w:right="0" w:rightChars="0" w:firstLine="0" w:firstLineChars="0"/>
+              <w:jc w:val="center"/>
+              <w:rPr>
+                <w:rFonts w:hint="default"/>
+                <w:vertAlign w:val="baseline"/>
+                <w:lang w:val="en-US" w:eastAsia="zh-CN"/>
+              </w:rPr>
+            </w:pPr>
+            <w:r>
+              <w:rPr>
+                <w:rFonts w:hint="eastAsia"/>
+                <w:vertAlign w:val="baseline"/>
+                <w:lang w:val="en-US" w:eastAsia="zh-CN"/>
+              </w:rPr>
+              <w:t>A岗</w:t>
+            </w:r>
+          </w:p>
+        </w:tc>
+        <w:tc>
+          <w:tcPr>
+            <w:tcW w:w="2196" w:type="dxa"/>
+          </w:tcPr>
+          <w:p>
+            <w:pPr>
+              <w:pStyle w:val="29"/>
+              <w:widowControl w:val="0"/>
+              <w:bidi w:val="0"/>
+              <w:ind w:left="0" w:leftChars="0" w:right="0" w:rightChars="0" w:firstLine="0" w:firstLineChars="0"/>
+              <w:jc w:val="center"/>
+              <w:rPr>
+                <w:rFonts w:hint="default"/>
+                <w:vertAlign w:val="baseline"/>
+                <w:lang w:val="en-US" w:eastAsia="zh-CN"/>
+              </w:rPr>
+            </w:pPr>
+            <w:r>
+              <w:rPr>
+                <w:rFonts w:hint="eastAsia"/>
+                <w:vertAlign w:val="baseline"/>
+                <w:lang w:val="en-US" w:eastAsia="zh-CN"/>
+              </w:rPr>
+              <w:t>B岗</w:t>
+            </w:r>
+          </w:p>
+        </w:tc>
+        <w:tc>
+          <w:tcPr>
+            <w:tcW w:w="1896" w:type="dxa"/>
+          </w:tcPr>
+          <w:p>
+            <w:pPr>
+              <w:pStyle w:val="29"/>
+              <w:widowControl w:val="0"/>
+              <w:bidi w:val="0"/>
+              <w:ind w:left="0" w:leftChars="0" w:right="0" w:rightChars="0" w:firstLine="0" w:firstLineChars="0"/>
+              <w:jc w:val="center"/>
+              <w:rPr>
+                <w:rFonts w:hint="default"/>
+                <w:vertAlign w:val="baseline"/>
+                <w:lang w:val="en-US" w:eastAsia="zh-CN"/>
+              </w:rPr>
+            </w:pPr>
+            <w:r>
+              <w:rPr>
+                <w:rFonts w:hint="eastAsia"/>
+                <w:vertAlign w:val="baseline"/>
+                <w:lang w:val="en-US" w:eastAsia="zh-CN"/>
+              </w:rPr>
+              <w:t>计划时间</w:t>
+            </w:r>
+          </w:p>
+        </w:tc>
+      </w:tr>
+      <w:tr>
+        <w:tblPrEx>
+          <w:tblBorders>
+            <w:top w:val="single" w:color="auto" w:sz="4" w:space="0"/>
+            <w:left w:val="single" w:color="auto" w:sz="4" w:space="0"/>
+            <w:bottom w:val="single" w:color="auto" w:sz="4" w:space="0"/>
+            <w:right w:val="single" w:color="auto" w:sz="4" w:space="0"/>
+            <w:insideH w:val="single" w:color="auto" w:sz="4" w:space="0"/>
+            <w:insideV w:val="single" w:color="auto" w:sz="4" w:space="0"/>
+          </w:tblBorders>
+          <w:tblCellMar>
+            <w:top w:w="0" w:type="dxa"/>
+            <w:left w:w="108" w:type="dxa"/>
+            <w:bottom w:w="0" w:type="dxa"/>
+            <w:right w:w="108" w:type="dxa"/>
+          </w:tblCellMar>
+        </w:tblPrEx>
+        <w:trPr>
+          <w:jc w:val="center"/>
+        </w:trPr>
+        <w:tc>
+          <w:tcPr>
+            <w:tcW w:w="787" w:type="dxa"/>
+          </w:tcPr>
+          <w:p>
+            <w:pPr>
+              <w:pStyle w:val="29"/>
+              <w:widowControl w:val="0"/>
+              <w:numPr>
+                <w:ilvl w:val="0"/>
+                <w:numId w:val="4"/>
+              </w:numPr>
+              <w:bidi w:val="0"/>
+              <w:ind w:left="0" w:leftChars="0" w:right="0" w:rightChars="0" w:firstLine="0" w:firstLineChars="0"/>
+              <w:jc w:val="center"/>
+              <w:rPr>
+                <w:rFonts w:hint="default"/>
+                <w:vertAlign w:val="baseline"/>
+                <w:lang w:val="en-US" w:eastAsia="zh-CN"/>
+              </w:rPr>
+            </w:pPr>
+          </w:p>
+        </w:tc>
+        <w:tc>
+          <w:tcPr>
+            <w:tcW w:w="2100" w:type="dxa"/>
+          </w:tcPr>
+          <w:p>
+            <w:pPr>
+              <w:pStyle w:val="29"/>
+              <w:widowControl w:val="0"/>
+              <w:bidi w:val="0"/>
+              <w:ind w:left="0" w:leftChars="0" w:right="0" w:rightChars="0" w:firstLine="0" w:firstLineChars="0"/>
+              <w:jc w:val="center"/>
+              <w:rPr>
+                <w:rFonts w:hint="default"/>
+                <w:vertAlign w:val="baseline"/>
+                <w:lang w:val="en-US" w:eastAsia="zh-CN"/>
+              </w:rPr>
+            </w:pPr>
+            <w:r>
+              <w:rPr>
+                <w:rFonts w:hint="eastAsia"/>
+                <w:vertAlign w:val="baseline"/>
+                <w:lang w:val="en-US" w:eastAsia="zh-CN"/>
+              </w:rPr>
+              <w:t>平台运维组经理</w:t>
+            </w:r>
+          </w:p>
+        </w:tc>
+        <w:tc>
+          <w:tcPr>
+            <w:tcW w:w="2196" w:type="dxa"/>
+          </w:tcPr>
+          <w:p>
+            <w:pPr>
+              <w:pStyle w:val="29"/>
+              <w:widowControl w:val="0"/>
+              <w:bidi w:val="0"/>
+              <w:ind w:left="0" w:leftChars="0" w:right="0" w:rightChars="0" w:firstLine="0" w:firstLineChars="0"/>
+              <w:jc w:val="center"/>
+              <w:rPr>
+                <w:rFonts w:hint="default"/>
+                <w:vertAlign w:val="baseline"/>
+                <w:lang w:val="en-US" w:eastAsia="zh-CN"/>
+              </w:rPr>
+            </w:pPr>
+            <w:r>
+              <w:rPr>
+                <w:rFonts w:hint="eastAsia"/>
+                <w:vertAlign w:val="baseline"/>
+                <w:lang w:val="en-US" w:eastAsia="zh-CN"/>
+              </w:rPr>
+              <w:t>运维项目经理</w:t>
+            </w:r>
+          </w:p>
+        </w:tc>
+        <w:tc>
+          <w:tcPr>
+            <w:tcW w:w="1896" w:type="dxa"/>
+          </w:tcPr>
+          <w:p>
+            <w:pPr>
+              <w:pStyle w:val="29"/>
+              <w:widowControl w:val="0"/>
+              <w:bidi w:val="0"/>
+              <w:ind w:left="0" w:leftChars="0" w:right="0" w:rightChars="0" w:firstLine="0" w:firstLineChars="0"/>
+              <w:jc w:val="center"/>
+              <w:rPr>
+                <w:rFonts w:hint="default"/>
+                <w:vertAlign w:val="baseline"/>
+                <w:lang w:val="en-US" w:eastAsia="zh-CN"/>
+              </w:rPr>
+            </w:pPr>
+            <w:r>
+              <w:rPr>
+                <w:rFonts w:hint="eastAsia"/>
+                <w:vertAlign w:val="baseline"/>
+                <w:lang w:val="en-US" w:eastAsia="zh-CN"/>
+              </w:rPr>
+              <w:t>2025年4月</w:t>
+            </w:r>
+          </w:p>
+        </w:tc>
+      </w:tr>
+      <w:tr>
+        <w:tblPrEx>
+          <w:tblBorders>
+            <w:top w:val="single" w:color="auto" w:sz="4" w:space="0"/>
+            <w:left w:val="single" w:color="auto" w:sz="4" w:space="0"/>
+            <w:bottom w:val="single" w:color="auto" w:sz="4" w:space="0"/>
+            <w:right w:val="single" w:color="auto" w:sz="4" w:space="0"/>
+            <w:insideH w:val="single" w:color="auto" w:sz="4" w:space="0"/>
+            <w:insideV w:val="single" w:color="auto" w:sz="4" w:space="0"/>
+          </w:tblBorders>
+          <w:tblCellMar>
+            <w:top w:w="0" w:type="dxa"/>
+            <w:left w:w="108" w:type="dxa"/>
+            <w:bottom w:w="0" w:type="dxa"/>
+            <w:right w:w="108" w:type="dxa"/>
+          </w:tblCellMar>
+        </w:tblPrEx>
+        <w:trPr>
+          <w:jc w:val="center"/>
+        </w:trPr>
+        <w:tc>
+          <w:tcPr>
+            <w:tcW w:w="787" w:type="dxa"/>
+          </w:tcPr>
+          <w:p>
+            <w:pPr>
+              <w:pStyle w:val="29"/>
+              <w:widowControl w:val="0"/>
+              <w:numPr>
+                <w:ilvl w:val="0"/>
+                <w:numId w:val="4"/>
+              </w:numPr>
+              <w:bidi w:val="0"/>
+              <w:ind w:left="0" w:leftChars="0" w:right="0" w:rightChars="0" w:firstLine="0" w:firstLineChars="0"/>
+              <w:jc w:val="center"/>
+              <w:rPr>
+                <w:rFonts w:hint="default"/>
+                <w:vertAlign w:val="baseline"/>
+                <w:lang w:val="en-US" w:eastAsia="zh-CN"/>
+              </w:rPr>
+            </w:pPr>
+          </w:p>
+        </w:tc>
+        <w:tc>
+          <w:tcPr>
+            <w:tcW w:w="2100" w:type="dxa"/>
+          </w:tcPr>
+          <w:p>
+            <w:pPr>
+              <w:pStyle w:val="29"/>
+              <w:widowControl w:val="0"/>
+              <w:bidi w:val="0"/>
+              <w:ind w:left="0" w:leftChars="0" w:right="0" w:rightChars="0" w:firstLine="0" w:firstLineChars="0"/>
+              <w:jc w:val="center"/>
+              <w:rPr>
+                <w:rFonts w:hint="default"/>
+                <w:vertAlign w:val="baseline"/>
+                <w:lang w:val="en-US" w:eastAsia="zh-CN"/>
+              </w:rPr>
+            </w:pPr>
+            <w:r>
+              <w:rPr>
+                <w:rFonts w:hint="eastAsia"/>
+                <w:vertAlign w:val="baseline"/>
+                <w:lang w:val="en-US" w:eastAsia="zh-CN"/>
+              </w:rPr>
+              <w:t>运维项目经理</w:t>
+            </w:r>
+          </w:p>
+        </w:tc>
+        <w:tc>
+          <w:tcPr>
+            <w:tcW w:w="2196" w:type="dxa"/>
+          </w:tcPr>
+          <w:p>
+            <w:pPr>
+              <w:pStyle w:val="29"/>
+              <w:widowControl w:val="0"/>
+              <w:bidi w:val="0"/>
+              <w:ind w:left="0" w:leftChars="0" w:right="0" w:rightChars="0" w:firstLine="0" w:firstLineChars="0"/>
+              <w:jc w:val="center"/>
+              <w:rPr>
+                <w:rFonts w:hint="default"/>
+                <w:vertAlign w:val="baseline"/>
+                <w:lang w:val="en-US" w:eastAsia="zh-CN"/>
+              </w:rPr>
+            </w:pPr>
+            <w:r>
+              <w:rPr>
+                <w:rFonts w:hint="eastAsia"/>
+                <w:vertAlign w:val="baseline"/>
+                <w:lang w:val="en-US" w:eastAsia="zh-CN"/>
+              </w:rPr>
+              <w:t>运维工程师</w:t>
+            </w:r>
+          </w:p>
+        </w:tc>
+        <w:tc>
+          <w:tcPr>
+            <w:tcW w:w="1896" w:type="dxa"/>
+          </w:tcPr>
+          <w:p>
+            <w:pPr>
+              <w:pStyle w:val="29"/>
+              <w:widowControl w:val="0"/>
+              <w:bidi w:val="0"/>
+              <w:ind w:left="0" w:leftChars="0" w:right="0" w:rightChars="0" w:firstLine="0" w:firstLineChars="0"/>
+              <w:jc w:val="center"/>
+              <w:rPr>
+                <w:rFonts w:hint="default"/>
+                <w:vertAlign w:val="baseline"/>
+                <w:lang w:val="en-US" w:eastAsia="zh-CN"/>
+              </w:rPr>
+            </w:pPr>
+            <w:r>
+              <w:rPr>
+                <w:rFonts w:hint="eastAsia"/>
+                <w:vertAlign w:val="baseline"/>
+                <w:lang w:val="en-US" w:eastAsia="zh-CN"/>
+              </w:rPr>
+              <w:t>2025年6月</w:t>
+            </w:r>
+          </w:p>
+        </w:tc>
+      </w:tr>
+      <w:tr>
+        <w:tblPrEx>
+          <w:tblBorders>
+            <w:top w:val="single" w:color="auto" w:sz="4" w:space="0"/>
+            <w:left w:val="single" w:color="auto" w:sz="4" w:space="0"/>
+            <w:bottom w:val="single" w:color="auto" w:sz="4" w:space="0"/>
+            <w:right w:val="single" w:color="auto" w:sz="4" w:space="0"/>
+            <w:insideH w:val="single" w:color="auto" w:sz="4" w:space="0"/>
+            <w:insideV w:val="single" w:color="auto" w:sz="4" w:space="0"/>
+          </w:tblBorders>
+          <w:tblCellMar>
+            <w:top w:w="0" w:type="dxa"/>
+            <w:left w:w="108" w:type="dxa"/>
+            <w:bottom w:w="0" w:type="dxa"/>
+            <w:right w:w="108" w:type="dxa"/>
+          </w:tblCellMar>
+        </w:tblPrEx>
+        <w:trPr>
+          <w:jc w:val="center"/>
+        </w:trPr>
+        <w:tc>
+          <w:tcPr>
+            <w:tcW w:w="787" w:type="dxa"/>
+          </w:tcPr>
+          <w:p>
+            <w:pPr>
+              <w:pStyle w:val="29"/>
+              <w:widowControl w:val="0"/>
+              <w:numPr>
+                <w:ilvl w:val="0"/>
+                <w:numId w:val="4"/>
+              </w:numPr>
+              <w:bidi w:val="0"/>
+              <w:ind w:left="0" w:leftChars="0" w:right="0" w:rightChars="0" w:firstLine="0" w:firstLineChars="0"/>
+              <w:jc w:val="center"/>
+              <w:rPr>
+                <w:rFonts w:hint="default"/>
+                <w:vertAlign w:val="baseline"/>
+                <w:lang w:val="en-US" w:eastAsia="zh-CN"/>
+              </w:rPr>
+            </w:pPr>
+          </w:p>
+        </w:tc>
+        <w:tc>
+          <w:tcPr>
+            <w:tcW w:w="2100" w:type="dxa"/>
+          </w:tcPr>
+          <w:p>
+            <w:pPr>
+              <w:pStyle w:val="29"/>
+              <w:widowControl w:val="0"/>
+              <w:bidi w:val="0"/>
+              <w:ind w:left="0" w:leftChars="0" w:right="0" w:rightChars="0" w:firstLine="0" w:firstLineChars="0"/>
+              <w:jc w:val="center"/>
+              <w:rPr>
+                <w:rFonts w:hint="default"/>
+                <w:vertAlign w:val="baseline"/>
+                <w:lang w:val="en-US" w:eastAsia="zh-CN"/>
+              </w:rPr>
+            </w:pPr>
+            <w:r>
+              <w:rPr>
+                <w:rFonts w:hint="eastAsia"/>
+                <w:vertAlign w:val="baseline"/>
+                <w:lang w:val="en-US" w:eastAsia="zh-CN"/>
+              </w:rPr>
+              <w:t>软件运维工程师</w:t>
+            </w:r>
+          </w:p>
+        </w:tc>
+        <w:tc>
+          <w:tcPr>
+            <w:tcW w:w="2196" w:type="dxa"/>
+          </w:tcPr>
+          <w:p>
+            <w:pPr>
+              <w:pStyle w:val="29"/>
+              <w:widowControl w:val="0"/>
+              <w:bidi w:val="0"/>
+              <w:ind w:left="0" w:leftChars="0" w:right="0" w:rightChars="0" w:firstLine="0" w:firstLineChars="0"/>
+              <w:jc w:val="center"/>
+              <w:rPr>
+                <w:rFonts w:hint="default"/>
+                <w:vertAlign w:val="baseline"/>
+                <w:lang w:val="en-US" w:eastAsia="zh-CN"/>
+              </w:rPr>
+            </w:pPr>
+            <w:r>
+              <w:rPr>
+                <w:rFonts w:hint="eastAsia"/>
+                <w:vertAlign w:val="baseline"/>
+                <w:lang w:val="en-US" w:eastAsia="zh-CN"/>
+              </w:rPr>
+              <w:t>运维实施工程师</w:t>
+            </w:r>
+          </w:p>
+        </w:tc>
+        <w:tc>
+          <w:tcPr>
+            <w:tcW w:w="1896" w:type="dxa"/>
+          </w:tcPr>
+          <w:p>
+            <w:pPr>
+              <w:pStyle w:val="29"/>
+              <w:widowControl w:val="0"/>
+              <w:bidi w:val="0"/>
+              <w:ind w:left="0" w:leftChars="0" w:right="0" w:rightChars="0" w:firstLine="0" w:firstLineChars="0"/>
+              <w:jc w:val="center"/>
+              <w:rPr>
+                <w:rFonts w:hint="default"/>
+                <w:vertAlign w:val="baseline"/>
+                <w:lang w:val="en-US" w:eastAsia="zh-CN"/>
+              </w:rPr>
+            </w:pPr>
+            <w:r>
+              <w:rPr>
+                <w:rFonts w:hint="eastAsia"/>
+                <w:vertAlign w:val="baseline"/>
+                <w:lang w:val="en-US" w:eastAsia="zh-CN"/>
+              </w:rPr>
+              <w:t>2025年7月</w:t>
+            </w:r>
+          </w:p>
+        </w:tc>
+      </w:tr>
+      <w:tr>
+        <w:tblPrEx>
+          <w:tblBorders>
+            <w:top w:val="single" w:color="auto" w:sz="4" w:space="0"/>
+            <w:left w:val="single" w:color="auto" w:sz="4" w:space="0"/>
+            <w:bottom w:val="single" w:color="auto" w:sz="4" w:space="0"/>
+            <w:right w:val="single" w:color="auto" w:sz="4" w:space="0"/>
+            <w:insideH w:val="single" w:color="auto" w:sz="4" w:space="0"/>
+            <w:insideV w:val="single" w:color="auto" w:sz="4" w:space="0"/>
+          </w:tblBorders>
+          <w:tblCellMar>
+            <w:top w:w="0" w:type="dxa"/>
+            <w:left w:w="108" w:type="dxa"/>
+            <w:bottom w:w="0" w:type="dxa"/>
+            <w:right w:w="108" w:type="dxa"/>
+          </w:tblCellMar>
+        </w:tblPrEx>
+        <w:trPr>
+          <w:jc w:val="center"/>
+        </w:trPr>
+        <w:tc>
+          <w:tcPr>
+            <w:tcW w:w="787" w:type="dxa"/>
+          </w:tcPr>
+          <w:p>
+            <w:pPr>
+              <w:pStyle w:val="29"/>
+              <w:widowControl w:val="0"/>
+              <w:numPr>
+                <w:ilvl w:val="0"/>
+                <w:numId w:val="4"/>
+              </w:numPr>
+              <w:bidi w:val="0"/>
+              <w:ind w:left="0" w:leftChars="0" w:right="0" w:rightChars="0" w:firstLine="0" w:firstLineChars="0"/>
+              <w:jc w:val="center"/>
+              <w:rPr>
+                <w:rFonts w:hint="default"/>
+                <w:vertAlign w:val="baseline"/>
+                <w:lang w:val="en-US" w:eastAsia="zh-CN"/>
+              </w:rPr>
+            </w:pPr>
+          </w:p>
+        </w:tc>
+        <w:tc>
+          <w:tcPr>
+            <w:tcW w:w="2100" w:type="dxa"/>
+          </w:tcPr>
+          <w:p>
+            <w:pPr>
+              <w:pStyle w:val="29"/>
+              <w:widowControl w:val="0"/>
+              <w:bidi w:val="0"/>
+              <w:ind w:left="0" w:leftChars="0" w:right="0" w:rightChars="0" w:firstLine="0" w:firstLineChars="0"/>
+              <w:jc w:val="center"/>
+              <w:rPr>
+                <w:rFonts w:hint="default"/>
+                <w:vertAlign w:val="baseline"/>
+                <w:lang w:val="en-US" w:eastAsia="zh-CN"/>
+              </w:rPr>
+            </w:pPr>
+            <w:r>
+              <w:rPr>
+                <w:rFonts w:hint="eastAsia"/>
+                <w:vertAlign w:val="baseline"/>
+                <w:lang w:val="en-US" w:eastAsia="zh-CN"/>
+              </w:rPr>
+              <w:t>研发项目经理</w:t>
+            </w:r>
+          </w:p>
+        </w:tc>
+        <w:tc>
+          <w:tcPr>
+            <w:tcW w:w="2196" w:type="dxa"/>
+          </w:tcPr>
+          <w:p>
+            <w:pPr>
+              <w:pStyle w:val="29"/>
+              <w:widowControl w:val="0"/>
+              <w:bidi w:val="0"/>
+              <w:ind w:left="0" w:leftChars="0" w:right="0" w:rightChars="0" w:firstLine="0" w:firstLineChars="0"/>
+              <w:jc w:val="center"/>
+              <w:rPr>
+                <w:rFonts w:hint="default"/>
+                <w:vertAlign w:val="baseline"/>
+                <w:lang w:val="en-US" w:eastAsia="zh-CN"/>
+              </w:rPr>
+            </w:pPr>
+            <w:r>
+              <w:rPr>
+                <w:rFonts w:hint="eastAsia"/>
+                <w:vertAlign w:val="baseline"/>
+                <w:lang w:val="en-US" w:eastAsia="zh-CN"/>
+              </w:rPr>
+              <w:t>研发工程师</w:t>
+            </w:r>
+          </w:p>
+        </w:tc>
+        <w:tc>
+          <w:tcPr>
+            <w:tcW w:w="1896" w:type="dxa"/>
+          </w:tcPr>
+          <w:p>
+            <w:pPr>
+              <w:pStyle w:val="29"/>
+              <w:widowControl w:val="0"/>
+              <w:bidi w:val="0"/>
+              <w:ind w:left="0" w:leftChars="0" w:right="0" w:rightChars="0" w:firstLine="0" w:firstLineChars="0"/>
+              <w:jc w:val="center"/>
+              <w:rPr>
+                <w:rFonts w:hint="default"/>
+                <w:vertAlign w:val="baseline"/>
+                <w:lang w:val="en-US" w:eastAsia="zh-CN"/>
+              </w:rPr>
+            </w:pPr>
+            <w:r>
+              <w:rPr>
+                <w:rFonts w:hint="eastAsia"/>
+                <w:vertAlign w:val="baseline"/>
+                <w:lang w:val="en-US" w:eastAsia="zh-CN"/>
+              </w:rPr>
+              <w:t>2025年9月</w:t>
+            </w:r>
+          </w:p>
+        </w:tc>
+      </w:tr>
+    </w:tbl>
     <w:p>
       <w:pPr>
         <w:pStyle w:val="31"/>
         <w:bidi w:val="0"/>
       </w:pPr>
-      <w:bookmarkStart w:id="14" w:name="_Toc23214"/>
+      <w:bookmarkStart w:id="14" w:name="_Toc11797"/>
       <w:r>
         <w:t>人员培训及能力提升</w:t>
       </w:r>
@@ -6136,7 +6899,7 @@
         <w:pStyle w:val="29"/>
         <w:bidi w:val="0"/>
         <w:rPr>
-          <w:rFonts w:hint="default" w:eastAsia="宋体"/>
+          <w:rFonts w:hint="eastAsia"/>
           <w:lang w:val="en-US" w:eastAsia="zh-CN"/>
         </w:rPr>
       </w:pPr>
@@ -6199,7 +6962,174 @@
           <w:rFonts w:hint="eastAsia"/>
           <w:lang w:val="en-US" w:eastAsia="zh-CN"/>
         </w:rPr>
-        <w:t>计算，每月考核一次。</w:t>
+        <w:t>计算，每月考核一次，人员培训计划如表4-4所示。</w:t>
+      </w:r>
+    </w:p>
+    <w:p>
+      <w:pPr>
+        <w:pStyle w:val="39"/>
+        <w:bidi w:val="0"/>
+        <w:ind w:left="0" w:leftChars="0" w:right="0" w:rightChars="0" w:firstLine="0" w:firstLineChars="0"/>
+        <w:jc w:val="center"/>
+        <w:rPr>
+          <w:rFonts w:hint="eastAsia"/>
+          <w:lang w:val="en-US" w:eastAsia="zh-CN"/>
+        </w:rPr>
+      </w:pPr>
+      <w:r>
+        <w:rPr>
+          <w:rFonts w:hint="eastAsia"/>
+          <w:lang w:val="en-US" w:eastAsia="zh-CN"/>
+        </w:rPr>
+        <w:t xml:space="preserve">表 </w:t>
+      </w:r>
+      <w:r>
+        <w:rPr>
+          <w:rFonts w:hint="default"/>
+          <w:lang w:val="en-US" w:eastAsia="zh-CN"/>
+        </w:rPr>
+        <w:fldChar w:fldCharType="begin"/>
+      </w:r>
+      <w:r>
+        <w:rPr>
+          <w:rFonts w:hint="default"/>
+          <w:lang w:val="en-US" w:eastAsia="zh-CN"/>
+        </w:rPr>
+        <w:instrText xml:space="preserve"> </w:instrText>
+      </w:r>
+      <w:r>
+        <w:rPr>
+          <w:rFonts w:hint="default"/>
+        </w:rPr>
+        <w:instrText xml:space="preserve"> </w:instrText>
+      </w:r>
+      <w:r>
+        <w:rPr>
+          <w:rFonts w:hint="eastAsia"/>
+        </w:rPr>
+        <w:instrText xml:space="preserve">S</w:instrText>
+      </w:r>
+      <w:r>
+        <w:rPr>
+          <w:rFonts w:hint="default"/>
+        </w:rPr>
+        <w:instrText xml:space="preserve">TYLEREF "</w:instrText>
+      </w:r>
+      <w:r>
+        <w:rPr>
+          <w:rFonts w:hint="eastAsia"/>
+          <w:lang w:val="en-US" w:eastAsia="zh-CN"/>
+        </w:rPr>
+        <w:instrText xml:space="preserve">柴_标题1</w:instrText>
+      </w:r>
+      <w:r>
+        <w:rPr>
+          <w:rFonts w:hint="default"/>
+        </w:rPr>
+        <w:instrText xml:space="preserve">" \n</w:instrText>
+      </w:r>
+      <w:r>
+        <w:rPr>
+          <w:rFonts w:hint="default"/>
+          <w:lang w:val="en-US" w:eastAsia="zh-CN"/>
+        </w:rPr>
+        <w:instrText xml:space="preserve"> </w:instrText>
+      </w:r>
+      <w:r>
+        <w:instrText xml:space="preserve">\* Charformat</w:instrText>
+      </w:r>
+      <w:r>
+        <w:rPr>
+          <w:rFonts w:hint="default"/>
+          <w:lang w:val="en-US" w:eastAsia="zh-CN"/>
+        </w:rPr>
+        <w:fldChar w:fldCharType="separate"/>
+      </w:r>
+      <w:r>
+        <w:rPr>
+          <w:rFonts w:hint="eastAsia"/>
+          <w:lang w:val="en-US" w:eastAsia="zh-CN"/>
+        </w:rPr>
+        <w:t>4</w:t>
+      </w:r>
+      <w:r>
+        <w:rPr>
+          <w:rFonts w:hint="default"/>
+          <w:lang w:val="en-US" w:eastAsia="zh-CN"/>
+        </w:rPr>
+        <w:fldChar w:fldCharType="end"/>
+      </w:r>
+      <w:r>
+        <w:rPr>
+          <w:rFonts w:hint="eastAsia"/>
+          <w:lang w:val="en-US" w:eastAsia="zh-CN"/>
+        </w:rPr>
+        <w:t>-</w:t>
+      </w:r>
+      <w:r>
+        <w:rPr>
+          <w:rFonts w:hint="eastAsia"/>
+          <w:lang w:val="en-US" w:eastAsia="zh-CN"/>
+        </w:rPr>
+        <w:fldChar w:fldCharType="begin"/>
+      </w:r>
+      <w:r>
+        <w:rPr>
+          <w:rFonts w:hint="default"/>
+        </w:rPr>
+        <w:instrText xml:space="preserve"> </w:instrText>
+      </w:r>
+      <w:r>
+        <w:rPr>
+          <w:rFonts w:hint="eastAsia"/>
+        </w:rPr>
+        <w:instrText xml:space="preserve">S</w:instrText>
+      </w:r>
+      <w:r>
+        <w:rPr>
+          <w:rFonts w:hint="default"/>
+        </w:rPr>
+        <w:instrText xml:space="preserve">EQ </w:instrText>
+      </w:r>
+      <w:r>
+        <w:rPr>
+          <w:rFonts w:hint="eastAsia"/>
+          <w:lang w:val="en-US" w:eastAsia="zh-CN"/>
+        </w:rPr>
+        <w:instrText xml:space="preserve">表</w:instrText>
+      </w:r>
+      <w:r>
+        <w:rPr>
+          <w:rFonts w:hint="default"/>
+        </w:rPr>
+        <w:instrText xml:space="preserve"> \* ARABIC \s 1</w:instrText>
+      </w:r>
+      <w:r>
+        <w:rPr>
+          <w:rFonts w:hint="eastAsia"/>
+          <w:lang w:val="en-US" w:eastAsia="zh-CN"/>
+        </w:rPr>
+        <w:fldChar w:fldCharType="separate"/>
+      </w:r>
+      <w:r>
+        <w:rPr>
+          <w:rFonts w:hint="eastAsia"/>
+        </w:rPr>
+        <w:t>4</w:t>
+      </w:r>
+      <w:r>
+        <w:rPr>
+          <w:rFonts w:hint="eastAsia"/>
+          <w:lang w:val="en-US" w:eastAsia="zh-CN"/>
+        </w:rPr>
+        <w:fldChar w:fldCharType="end"/>
+      </w:r>
+      <w:r>
+        <w:rPr>
+          <w:rFonts w:hint="eastAsia"/>
+          <w:lang w:val="en-US" w:eastAsia="zh-CN"/>
+        </w:rPr>
+        <w:t xml:space="preserve"> 2025年人员管理培训计划</w:t>
       </w:r>
     </w:p>
     <w:p>
@@ -6545,7 +7475,7 @@
               <w:widowControl/>
               <w:numPr>
                 <w:ilvl w:val="0"/>
-                <w:numId w:val="4"/>
+                <w:numId w:val="5"/>
               </w:numPr>
               <w:suppressLineNumbers w:val="0"/>
               <w:ind w:left="425" w:leftChars="0" w:hanging="425" w:firstLineChars="0"/>
@@ -6804,7 +7734,7 @@
               <w:widowControl/>
               <w:numPr>
                 <w:ilvl w:val="0"/>
-                <w:numId w:val="4"/>
+                <w:numId w:val="5"/>
               </w:numPr>
               <w:suppressLineNumbers w:val="0"/>
               <w:ind w:left="425" w:leftChars="0" w:hanging="425" w:firstLineChars="0"/>
@@ -7055,7 +7985,7 @@
               <w:widowControl/>
               <w:numPr>
                 <w:ilvl w:val="0"/>
-                <w:numId w:val="4"/>
+                <w:numId w:val="5"/>
               </w:numPr>
               <w:suppressLineNumbers w:val="0"/>
               <w:ind w:left="425" w:leftChars="0" w:hanging="425" w:firstLineChars="0"/>
@@ -7306,7 +8236,7 @@
               <w:widowControl/>
               <w:numPr>
                 <w:ilvl w:val="0"/>
-                <w:numId w:val="4"/>
+                <w:numId w:val="5"/>
               </w:numPr>
               <w:suppressLineNumbers w:val="0"/>
               <w:ind w:left="425" w:leftChars="0" w:hanging="425" w:firstLineChars="0"/>
@@ -7556,7 +8486,7 @@
               <w:widowControl/>
               <w:numPr>
                 <w:ilvl w:val="0"/>
-                <w:numId w:val="4"/>
+                <w:numId w:val="5"/>
               </w:numPr>
               <w:suppressLineNumbers w:val="0"/>
               <w:ind w:left="425" w:leftChars="0" w:hanging="425" w:firstLineChars="0"/>
@@ -7761,544 +8691,6 @@
                 <w:szCs w:val="16"/>
                 <w:u w:val="none"/>
                 <w:lang w:val="en-US" w:eastAsia="zh-CN"/>
-              </w:rPr>
-            </w:pPr>
-            <w:r>
-              <w:rPr>
-                <w:rFonts w:hint="eastAsia" w:ascii="宋体" w:hAnsi="宋体" w:eastAsia="宋体" w:cs="宋体"/>
-                <w:i w:val="0"/>
-                <w:iCs w:val="0"/>
-                <w:snapToGrid w:val="0"/>
-                <w:color w:val="000000"/>
-                <w:kern w:val="0"/>
-                <w:sz w:val="16"/>
-                <w:szCs w:val="16"/>
-                <w:u w:val="none"/>
-                <w:lang w:val="en-US" w:eastAsia="zh-CN"/>
-              </w:rPr>
-              <w:t>3月</w:t>
-            </w:r>
-          </w:p>
-        </w:tc>
-      </w:tr>
-      <w:tr>
-        <w:tblPrEx>
-          <w:tblBorders>
-            <w:top w:val="none" w:color="auto" w:sz="0" w:space="0"/>
-            <w:left w:val="none" w:color="auto" w:sz="0" w:space="0"/>
-            <w:bottom w:val="none" w:color="auto" w:sz="0" w:space="0"/>
-            <w:right w:val="none" w:color="auto" w:sz="0" w:space="0"/>
-            <w:insideH w:val="none" w:color="auto" w:sz="0" w:space="0"/>
-            <w:insideV w:val="none" w:color="auto" w:sz="0" w:space="0"/>
-          </w:tblBorders>
-          <w:shd w:val="clear" w:color="auto" w:fill="auto"/>
-          <w:tblCellMar>
-            <w:top w:w="0" w:type="dxa"/>
-            <w:left w:w="108" w:type="dxa"/>
-            <w:bottom w:w="0" w:type="dxa"/>
-            <w:right w:w="108" w:type="dxa"/>
-          </w:tblCellMar>
-        </w:tblPrEx>
-        <w:trPr>
-          <w:trHeight w:val="384" w:hRule="atLeast"/>
-          <w:jc w:val="center"/>
-        </w:trPr>
-        <w:tc>
-          <w:tcPr>
-            <w:tcW w:w="661" w:type="dxa"/>
-            <w:tcBorders>
-              <w:top w:val="single" w:color="000000" w:sz="4" w:space="0"/>
-              <w:left w:val="single" w:color="000000" w:sz="4" w:space="0"/>
-              <w:bottom w:val="single" w:color="000000" w:sz="4" w:space="0"/>
-              <w:right w:val="single" w:color="000000" w:sz="4" w:space="0"/>
-            </w:tcBorders>
-            <w:shd w:val="clear" w:color="auto" w:fill="auto"/>
-            <w:vAlign w:val="center"/>
-          </w:tcPr>
-          <w:p>
-            <w:pPr>
-              <w:keepNext w:val="0"/>
-              <w:keepLines w:val="0"/>
-              <w:widowControl/>
-              <w:numPr>
-                <w:ilvl w:val="0"/>
-                <w:numId w:val="4"/>
-              </w:numPr>
-              <w:suppressLineNumbers w:val="0"/>
-              <w:tabs>
-                <w:tab w:val="center" w:pos="1320"/>
-              </w:tabs>
-              <w:ind w:left="425" w:leftChars="0" w:hanging="425" w:firstLineChars="0"/>
-              <w:jc w:val="center"/>
-              <w:textAlignment w:val="center"/>
-              <w:rPr>
-                <w:rFonts w:hint="eastAsia" w:ascii="宋体" w:hAnsi="宋体" w:eastAsia="宋体" w:cs="宋体"/>
-                <w:i w:val="0"/>
-                <w:iCs w:val="0"/>
-                <w:snapToGrid w:val="0"/>
-                <w:color w:val="000000"/>
-                <w:kern w:val="0"/>
-                <w:sz w:val="16"/>
-                <w:szCs w:val="16"/>
-                <w:u w:val="none"/>
-                <w:lang w:val="en-US" w:eastAsia="zh-CN"/>
-              </w:rPr>
-            </w:pPr>
-          </w:p>
-        </w:tc>
-        <w:tc>
-          <w:tcPr>
-            <w:tcW w:w="2100" w:type="dxa"/>
-            <w:tcBorders>
-              <w:top w:val="single" w:color="000000" w:sz="4" w:space="0"/>
-              <w:left w:val="single" w:color="000000" w:sz="4" w:space="0"/>
-              <w:bottom w:val="single" w:color="000000" w:sz="4" w:space="0"/>
-              <w:right w:val="single" w:color="000000" w:sz="4" w:space="0"/>
-            </w:tcBorders>
-            <w:shd w:val="clear" w:color="auto" w:fill="auto"/>
-            <w:vAlign w:val="center"/>
-          </w:tcPr>
-          <w:p>
-            <w:pPr>
-              <w:keepNext w:val="0"/>
-              <w:keepLines w:val="0"/>
-              <w:widowControl/>
-              <w:suppressLineNumbers w:val="0"/>
-              <w:tabs>
-                <w:tab w:val="center" w:pos="1320"/>
-              </w:tabs>
-              <w:jc w:val="left"/>
-              <w:textAlignment w:val="center"/>
-              <w:rPr>
-                <w:rFonts w:hint="default" w:ascii="宋体" w:hAnsi="宋体" w:eastAsia="宋体" w:cs="宋体"/>
-                <w:i w:val="0"/>
-                <w:iCs w:val="0"/>
-                <w:color w:val="000000"/>
-                <w:sz w:val="16"/>
-                <w:szCs w:val="16"/>
-                <w:u w:val="none"/>
-                <w:lang w:val="en-US" w:eastAsia="zh-CN"/>
-              </w:rPr>
-            </w:pPr>
-            <w:r>
-              <w:rPr>
-                <w:rFonts w:hint="eastAsia" w:ascii="宋体" w:hAnsi="宋体" w:eastAsia="宋体" w:cs="宋体"/>
-                <w:i w:val="0"/>
-                <w:iCs w:val="0"/>
-                <w:color w:val="000000"/>
-                <w:sz w:val="16"/>
-                <w:szCs w:val="16"/>
-                <w:u w:val="none"/>
-                <w:lang w:val="en-US" w:eastAsia="zh-CN"/>
-              </w:rPr>
-              <w:t>运维服务服务知识</w:t>
-            </w:r>
-          </w:p>
-        </w:tc>
-        <w:tc>
-          <w:tcPr>
-            <w:tcW w:w="1850" w:type="dxa"/>
-            <w:tcBorders>
-              <w:top w:val="single" w:color="000000" w:sz="4" w:space="0"/>
-              <w:left w:val="single" w:color="000000" w:sz="4" w:space="0"/>
-              <w:bottom w:val="single" w:color="000000" w:sz="4" w:space="0"/>
-              <w:right w:val="single" w:color="000000" w:sz="4" w:space="0"/>
-            </w:tcBorders>
-            <w:shd w:val="clear" w:color="auto" w:fill="auto"/>
-            <w:vAlign w:val="center"/>
-          </w:tcPr>
-          <w:p>
-            <w:pPr>
-              <w:keepNext w:val="0"/>
-              <w:keepLines w:val="0"/>
-              <w:widowControl/>
-              <w:suppressLineNumbers w:val="0"/>
-              <w:jc w:val="left"/>
-              <w:textAlignment w:val="center"/>
-              <w:rPr>
-                <w:rFonts w:hint="default" w:ascii="宋体" w:hAnsi="宋体" w:eastAsia="宋体" w:cs="宋体"/>
-                <w:i w:val="0"/>
-                <w:iCs w:val="0"/>
-                <w:color w:val="000000"/>
-                <w:sz w:val="16"/>
-                <w:szCs w:val="16"/>
-                <w:u w:val="none"/>
-                <w:lang w:val="en-US" w:eastAsia="zh-CN"/>
-              </w:rPr>
-            </w:pPr>
-            <w:r>
-              <w:rPr>
-                <w:rFonts w:hint="eastAsia" w:ascii="宋体" w:hAnsi="宋体" w:eastAsia="宋体" w:cs="宋体"/>
-                <w:i w:val="0"/>
-                <w:iCs w:val="0"/>
-                <w:color w:val="000000"/>
-                <w:sz w:val="16"/>
-                <w:szCs w:val="16"/>
-                <w:u w:val="none"/>
-                <w:lang w:val="en-US" w:eastAsia="zh-CN"/>
-              </w:rPr>
-              <w:t>全体运维人员</w:t>
-            </w:r>
-          </w:p>
-        </w:tc>
-        <w:tc>
-          <w:tcPr>
-            <w:tcW w:w="750" w:type="dxa"/>
-            <w:tcBorders>
-              <w:top w:val="single" w:color="000000" w:sz="4" w:space="0"/>
-              <w:left w:val="single" w:color="000000" w:sz="4" w:space="0"/>
-              <w:bottom w:val="single" w:color="000000" w:sz="4" w:space="0"/>
-              <w:right w:val="single" w:color="000000" w:sz="4" w:space="0"/>
-            </w:tcBorders>
-            <w:shd w:val="clear" w:color="auto" w:fill="auto"/>
-            <w:vAlign w:val="center"/>
-          </w:tcPr>
-          <w:p>
-            <w:pPr>
-              <w:keepNext w:val="0"/>
-              <w:keepLines w:val="0"/>
-              <w:widowControl/>
-              <w:suppressLineNumbers w:val="0"/>
-              <w:jc w:val="both"/>
-              <w:textAlignment w:val="center"/>
-              <w:rPr>
-                <w:rFonts w:hint="eastAsia" w:ascii="宋体" w:hAnsi="宋体" w:eastAsia="宋体" w:cs="宋体"/>
-                <w:i w:val="0"/>
-                <w:iCs w:val="0"/>
-                <w:color w:val="000000"/>
-                <w:sz w:val="16"/>
-                <w:szCs w:val="16"/>
-                <w:u w:val="none"/>
-              </w:rPr>
-            </w:pPr>
-            <w:r>
-              <w:rPr>
-                <w:rFonts w:hint="eastAsia" w:ascii="宋体" w:hAnsi="宋体" w:eastAsia="宋体" w:cs="宋体"/>
-                <w:i w:val="0"/>
-                <w:iCs w:val="0"/>
-                <w:snapToGrid w:val="0"/>
-                <w:color w:val="000000"/>
-                <w:kern w:val="0"/>
-                <w:sz w:val="16"/>
-                <w:szCs w:val="16"/>
-                <w:u w:val="none"/>
-                <w:lang w:val="en-US" w:eastAsia="zh-CN"/>
-              </w:rPr>
-              <w:t>张秀才</w:t>
-            </w:r>
-          </w:p>
-        </w:tc>
-        <w:tc>
-          <w:tcPr>
-            <w:tcW w:w="1189" w:type="dxa"/>
-            <w:tcBorders>
-              <w:top w:val="single" w:color="000000" w:sz="4" w:space="0"/>
-              <w:left w:val="single" w:color="000000" w:sz="4" w:space="0"/>
-              <w:bottom w:val="single" w:color="000000" w:sz="4" w:space="0"/>
-              <w:right w:val="single" w:color="000000" w:sz="4" w:space="0"/>
-            </w:tcBorders>
-            <w:shd w:val="clear" w:color="auto" w:fill="auto"/>
-            <w:vAlign w:val="center"/>
-          </w:tcPr>
-          <w:p>
-            <w:pPr>
-              <w:keepNext w:val="0"/>
-              <w:keepLines w:val="0"/>
-              <w:widowControl/>
-              <w:suppressLineNumbers w:val="0"/>
-              <w:jc w:val="both"/>
-              <w:textAlignment w:val="center"/>
-              <w:rPr>
-                <w:rFonts w:hint="default" w:ascii="宋体" w:hAnsi="宋体" w:eastAsia="宋体" w:cs="宋体"/>
-                <w:i w:val="0"/>
-                <w:iCs w:val="0"/>
-                <w:color w:val="000000"/>
-                <w:sz w:val="16"/>
-                <w:szCs w:val="16"/>
-                <w:u w:val="none"/>
-                <w:lang w:val="en-US" w:eastAsia="zh-CN"/>
-              </w:rPr>
-            </w:pPr>
-            <w:r>
-              <w:rPr>
-                <w:rFonts w:hint="eastAsia" w:ascii="宋体" w:hAnsi="宋体" w:eastAsia="宋体" w:cs="宋体"/>
-                <w:i w:val="0"/>
-                <w:iCs w:val="0"/>
-                <w:color w:val="000000"/>
-                <w:sz w:val="16"/>
-                <w:szCs w:val="16"/>
-                <w:u w:val="none"/>
-                <w:lang w:val="en-US" w:eastAsia="zh-CN"/>
-              </w:rPr>
-              <w:t>3月</w:t>
-            </w:r>
-          </w:p>
-        </w:tc>
-      </w:tr>
-      <w:tr>
-        <w:tblPrEx>
-          <w:tblBorders>
-            <w:top w:val="none" w:color="auto" w:sz="0" w:space="0"/>
-            <w:left w:val="none" w:color="auto" w:sz="0" w:space="0"/>
-            <w:bottom w:val="none" w:color="auto" w:sz="0" w:space="0"/>
-            <w:right w:val="none" w:color="auto" w:sz="0" w:space="0"/>
-            <w:insideH w:val="none" w:color="auto" w:sz="0" w:space="0"/>
-            <w:insideV w:val="none" w:color="auto" w:sz="0" w:space="0"/>
-          </w:tblBorders>
-          <w:shd w:val="clear" w:color="auto" w:fill="auto"/>
-          <w:tblCellMar>
-            <w:top w:w="0" w:type="dxa"/>
-            <w:left w:w="108" w:type="dxa"/>
-            <w:bottom w:w="0" w:type="dxa"/>
-            <w:right w:w="108" w:type="dxa"/>
-          </w:tblCellMar>
-        </w:tblPrEx>
-        <w:trPr>
-          <w:trHeight w:val="384" w:hRule="atLeast"/>
-          <w:jc w:val="center"/>
-        </w:trPr>
-        <w:tc>
-          <w:tcPr>
-            <w:tcW w:w="661" w:type="dxa"/>
-            <w:tcBorders>
-              <w:top w:val="single" w:color="000000" w:sz="4" w:space="0"/>
-              <w:left w:val="single" w:color="000000" w:sz="4" w:space="0"/>
-              <w:bottom w:val="single" w:color="000000" w:sz="4" w:space="0"/>
-              <w:right w:val="single" w:color="000000" w:sz="4" w:space="0"/>
-            </w:tcBorders>
-            <w:shd w:val="clear" w:color="auto" w:fill="auto"/>
-            <w:vAlign w:val="center"/>
-          </w:tcPr>
-          <w:p>
-            <w:pPr>
-              <w:keepNext w:val="0"/>
-              <w:keepLines w:val="0"/>
-              <w:widowControl/>
-              <w:numPr>
-                <w:ilvl w:val="0"/>
-                <w:numId w:val="4"/>
-              </w:numPr>
-              <w:suppressLineNumbers w:val="0"/>
-              <w:tabs>
-                <w:tab w:val="center" w:pos="1320"/>
-              </w:tabs>
-              <w:ind w:left="425" w:leftChars="0" w:hanging="425" w:firstLineChars="0"/>
-              <w:jc w:val="center"/>
-              <w:textAlignment w:val="center"/>
-              <w:rPr>
-                <w:rFonts w:hint="eastAsia" w:ascii="宋体" w:hAnsi="宋体" w:eastAsia="宋体" w:cs="宋体"/>
-                <w:i w:val="0"/>
-                <w:iCs w:val="0"/>
-                <w:snapToGrid w:val="0"/>
-                <w:color w:val="000000"/>
-                <w:kern w:val="0"/>
-                <w:sz w:val="16"/>
-                <w:szCs w:val="16"/>
-                <w:u w:val="none"/>
-                <w:lang w:val="en-US" w:eastAsia="zh-CN"/>
-              </w:rPr>
-            </w:pPr>
-          </w:p>
-        </w:tc>
-        <w:tc>
-          <w:tcPr>
-            <w:tcW w:w="2100" w:type="dxa"/>
-            <w:tcBorders>
-              <w:top w:val="single" w:color="000000" w:sz="4" w:space="0"/>
-              <w:left w:val="single" w:color="000000" w:sz="4" w:space="0"/>
-              <w:bottom w:val="single" w:color="000000" w:sz="4" w:space="0"/>
-              <w:right w:val="single" w:color="000000" w:sz="4" w:space="0"/>
-            </w:tcBorders>
-            <w:shd w:val="clear" w:color="auto" w:fill="auto"/>
-            <w:vAlign w:val="center"/>
-          </w:tcPr>
-          <w:p>
-            <w:pPr>
-              <w:keepNext w:val="0"/>
-              <w:keepLines w:val="0"/>
-              <w:widowControl/>
-              <w:suppressLineNumbers w:val="0"/>
-              <w:tabs>
-                <w:tab w:val="center" w:pos="1320"/>
-              </w:tabs>
-              <w:jc w:val="left"/>
-              <w:textAlignment w:val="center"/>
-              <w:rPr>
-                <w:rFonts w:hint="default" w:ascii="宋体" w:hAnsi="宋体" w:eastAsia="宋体" w:cs="宋体"/>
-                <w:i w:val="0"/>
-                <w:iCs w:val="0"/>
-                <w:snapToGrid w:val="0"/>
-                <w:color w:val="000000"/>
-                <w:kern w:val="0"/>
-                <w:sz w:val="16"/>
-                <w:szCs w:val="16"/>
-                <w:u w:val="none"/>
-                <w:lang w:val="en-US" w:eastAsia="zh-CN" w:bidi="ar-SA"/>
-              </w:rPr>
-            </w:pPr>
-            <w:r>
-              <w:rPr>
-                <w:rFonts w:hint="eastAsia" w:ascii="宋体" w:hAnsi="宋体" w:eastAsia="宋体" w:cs="宋体"/>
-                <w:i w:val="0"/>
-                <w:iCs w:val="0"/>
-                <w:snapToGrid w:val="0"/>
-                <w:color w:val="000000"/>
-                <w:kern w:val="0"/>
-                <w:sz w:val="16"/>
-                <w:szCs w:val="16"/>
-                <w:u w:val="none"/>
-                <w:lang w:val="en-US" w:eastAsia="zh-CN"/>
-              </w:rPr>
-              <w:t>运维服务制度</w:t>
-            </w:r>
-            <w:r>
-              <w:rPr>
-                <w:rFonts w:hint="eastAsia" w:ascii="宋体" w:hAnsi="宋体" w:eastAsia="宋体" w:cs="宋体"/>
-                <w:i w:val="0"/>
-                <w:iCs w:val="0"/>
-                <w:snapToGrid w:val="0"/>
-                <w:color w:val="000000"/>
-                <w:kern w:val="0"/>
-                <w:sz w:val="16"/>
-                <w:szCs w:val="16"/>
-                <w:u w:val="none"/>
-                <w:lang w:val="en-US" w:eastAsia="zh-CN"/>
-              </w:rPr>
-              <w:tab/>
-            </w:r>
-          </w:p>
-        </w:tc>
-        <w:tc>
-          <w:tcPr>
-            <w:tcW w:w="1850" w:type="dxa"/>
-            <w:tcBorders>
-              <w:top w:val="single" w:color="000000" w:sz="4" w:space="0"/>
-              <w:left w:val="single" w:color="000000" w:sz="4" w:space="0"/>
-              <w:bottom w:val="single" w:color="000000" w:sz="4" w:space="0"/>
-              <w:right w:val="single" w:color="000000" w:sz="4" w:space="0"/>
-            </w:tcBorders>
-            <w:shd w:val="clear" w:color="auto" w:fill="auto"/>
-            <w:vAlign w:val="center"/>
-          </w:tcPr>
-          <w:p>
-            <w:pPr>
-              <w:keepNext w:val="0"/>
-              <w:keepLines w:val="0"/>
-              <w:widowControl/>
-              <w:suppressLineNumbers w:val="0"/>
-              <w:jc w:val="left"/>
-              <w:textAlignment w:val="center"/>
-              <w:rPr>
-                <w:rFonts w:hint="default" w:ascii="宋体" w:hAnsi="宋体" w:eastAsia="宋体" w:cs="宋体"/>
-                <w:i w:val="0"/>
-                <w:iCs w:val="0"/>
-                <w:snapToGrid w:val="0"/>
-                <w:color w:val="000000"/>
-                <w:kern w:val="0"/>
-                <w:sz w:val="16"/>
-                <w:szCs w:val="16"/>
-                <w:u w:val="none"/>
-                <w:lang w:val="en-US" w:eastAsia="zh-CN" w:bidi="ar-SA"/>
-              </w:rPr>
-            </w:pPr>
-            <w:r>
-              <w:rPr>
-                <w:rFonts w:hint="eastAsia" w:ascii="宋体" w:hAnsi="宋体" w:eastAsia="宋体" w:cs="宋体"/>
-                <w:i w:val="0"/>
-                <w:iCs w:val="0"/>
-                <w:snapToGrid w:val="0"/>
-                <w:color w:val="000000"/>
-                <w:kern w:val="0"/>
-                <w:sz w:val="16"/>
-                <w:szCs w:val="16"/>
-                <w:u w:val="none"/>
-                <w:lang w:val="en-US" w:eastAsia="zh-CN"/>
-              </w:rPr>
-              <w:t>各相关部门</w:t>
-            </w:r>
-          </w:p>
-        </w:tc>
-        <w:tc>
-          <w:tcPr>
-            <w:tcW w:w="750" w:type="dxa"/>
-            <w:tcBorders>
-              <w:top w:val="single" w:color="000000" w:sz="4" w:space="0"/>
-              <w:left w:val="single" w:color="000000" w:sz="4" w:space="0"/>
-              <w:bottom w:val="single" w:color="000000" w:sz="4" w:space="0"/>
-              <w:right w:val="single" w:color="000000" w:sz="4" w:space="0"/>
-            </w:tcBorders>
-            <w:shd w:val="clear" w:color="auto" w:fill="auto"/>
-            <w:vAlign w:val="center"/>
-          </w:tcPr>
-          <w:p>
-            <w:pPr>
-              <w:keepNext w:val="0"/>
-              <w:keepLines w:val="0"/>
-              <w:widowControl/>
-              <w:suppressLineNumbers w:val="0"/>
-              <w:jc w:val="both"/>
-              <w:textAlignment w:val="center"/>
-              <w:rPr>
-                <w:rFonts w:hint="default" w:ascii="宋体" w:hAnsi="宋体" w:eastAsia="宋体" w:cs="宋体"/>
-                <w:i w:val="0"/>
-                <w:iCs w:val="0"/>
-                <w:snapToGrid w:val="0"/>
-                <w:color w:val="000000"/>
-                <w:kern w:val="0"/>
-                <w:sz w:val="16"/>
-                <w:szCs w:val="16"/>
-                <w:u w:val="none"/>
-                <w:lang w:val="en-US" w:eastAsia="zh-CN" w:bidi="ar-SA"/>
-              </w:rPr>
-            </w:pPr>
-            <w:r>
-              <w:rPr>
-                <w:rFonts w:hint="eastAsia" w:ascii="宋体" w:hAnsi="宋体" w:eastAsia="宋体" w:cs="宋体"/>
-                <w:i w:val="0"/>
-                <w:iCs w:val="0"/>
-                <w:snapToGrid w:val="0"/>
-                <w:color w:val="000000"/>
-                <w:kern w:val="0"/>
-                <w:sz w:val="16"/>
-                <w:szCs w:val="16"/>
-                <w:u w:val="none"/>
-                <w:lang w:val="en-US" w:eastAsia="zh-CN"/>
-              </w:rPr>
-              <w:t>张秀才</w:t>
-            </w:r>
-          </w:p>
-        </w:tc>
-        <w:tc>
-          <w:tcPr>
-            <w:tcW w:w="1189" w:type="dxa"/>
-            <w:tcBorders>
-              <w:top w:val="single" w:color="000000" w:sz="4" w:space="0"/>
-              <w:left w:val="single" w:color="000000" w:sz="4" w:space="0"/>
-              <w:bottom w:val="single" w:color="000000" w:sz="4" w:space="0"/>
-              <w:right w:val="single" w:color="000000" w:sz="4" w:space="0"/>
-            </w:tcBorders>
-            <w:shd w:val="clear" w:color="auto" w:fill="auto"/>
-            <w:vAlign w:val="center"/>
-          </w:tcPr>
-          <w:p>
-            <w:pPr>
-              <w:keepNext w:val="0"/>
-              <w:keepLines w:val="0"/>
-              <w:widowControl/>
-              <w:suppressLineNumbers w:val="0"/>
-              <w:jc w:val="both"/>
-              <w:textAlignment w:val="center"/>
-              <w:rPr>
-                <w:rFonts w:hint="default" w:ascii="宋体" w:hAnsi="宋体" w:eastAsia="宋体" w:cs="宋体"/>
-                <w:i w:val="0"/>
-                <w:iCs w:val="0"/>
-                <w:snapToGrid w:val="0"/>
-                <w:color w:val="000000"/>
-                <w:kern w:val="0"/>
-                <w:sz w:val="16"/>
-                <w:szCs w:val="16"/>
-                <w:u w:val="none"/>
-                <w:lang w:val="en-US" w:eastAsia="zh-CN" w:bidi="ar-SA"/>
               </w:rPr>
             </w:pPr>
             <w:r>
@@ -8359,7 +8751,543 @@
               <w:widowControl/>
               <w:numPr>
                 <w:ilvl w:val="0"/>
-                <w:numId w:val="4"/>
+                <w:numId w:val="5"/>
+              </w:numPr>
+              <w:suppressLineNumbers w:val="0"/>
+              <w:tabs>
+                <w:tab w:val="center" w:pos="1320"/>
+              </w:tabs>
+              <w:ind w:left="425" w:leftChars="0" w:hanging="425" w:firstLineChars="0"/>
+              <w:jc w:val="center"/>
+              <w:textAlignment w:val="center"/>
+              <w:rPr>
+                <w:rFonts w:hint="eastAsia" w:ascii="宋体" w:hAnsi="宋体" w:eastAsia="宋体" w:cs="宋体"/>
+                <w:i w:val="0"/>
+                <w:iCs w:val="0"/>
+                <w:snapToGrid w:val="0"/>
+                <w:color w:val="000000"/>
+                <w:kern w:val="0"/>
+                <w:sz w:val="16"/>
+                <w:szCs w:val="16"/>
+                <w:u w:val="none"/>
+                <w:lang w:val="en-US" w:eastAsia="zh-CN"/>
+              </w:rPr>
+            </w:pPr>
+          </w:p>
+        </w:tc>
+        <w:tc>
+          <w:tcPr>
+            <w:tcW w:w="2100" w:type="dxa"/>
+            <w:tcBorders>
+              <w:top w:val="single" w:color="000000" w:sz="4" w:space="0"/>
+              <w:left w:val="single" w:color="000000" w:sz="4" w:space="0"/>
+              <w:bottom w:val="single" w:color="000000" w:sz="4" w:space="0"/>
+              <w:right w:val="single" w:color="000000" w:sz="4" w:space="0"/>
+            </w:tcBorders>
+            <w:shd w:val="clear" w:color="auto" w:fill="auto"/>
+            <w:vAlign w:val="center"/>
+          </w:tcPr>
+          <w:p>
+            <w:pPr>
+              <w:keepNext w:val="0"/>
+              <w:keepLines w:val="0"/>
+              <w:widowControl/>
+              <w:suppressLineNumbers w:val="0"/>
+              <w:tabs>
+                <w:tab w:val="center" w:pos="1320"/>
+              </w:tabs>
+              <w:jc w:val="left"/>
+              <w:textAlignment w:val="center"/>
+              <w:rPr>
+                <w:rFonts w:hint="default" w:ascii="宋体" w:hAnsi="宋体" w:eastAsia="宋体" w:cs="宋体"/>
+                <w:i w:val="0"/>
+                <w:iCs w:val="0"/>
+                <w:color w:val="000000"/>
+                <w:sz w:val="16"/>
+                <w:szCs w:val="16"/>
+                <w:u w:val="none"/>
+                <w:lang w:val="en-US" w:eastAsia="zh-CN"/>
+              </w:rPr>
+            </w:pPr>
+            <w:r>
+              <w:rPr>
+                <w:rFonts w:hint="eastAsia" w:ascii="宋体" w:hAnsi="宋体" w:eastAsia="宋体" w:cs="宋体"/>
+                <w:i w:val="0"/>
+                <w:iCs w:val="0"/>
+                <w:color w:val="000000"/>
+                <w:sz w:val="16"/>
+                <w:szCs w:val="16"/>
+                <w:u w:val="none"/>
+                <w:lang w:val="en-US" w:eastAsia="zh-CN"/>
+              </w:rPr>
+              <w:t>运维服务服务知识</w:t>
+            </w:r>
+          </w:p>
+        </w:tc>
+        <w:tc>
+          <w:tcPr>
+            <w:tcW w:w="1850" w:type="dxa"/>
+            <w:tcBorders>
+              <w:top w:val="single" w:color="000000" w:sz="4" w:space="0"/>
+              <w:left w:val="single" w:color="000000" w:sz="4" w:space="0"/>
+              <w:bottom w:val="single" w:color="000000" w:sz="4" w:space="0"/>
+              <w:right w:val="single" w:color="000000" w:sz="4" w:space="0"/>
+            </w:tcBorders>
+            <w:shd w:val="clear" w:color="auto" w:fill="auto"/>
+            <w:vAlign w:val="center"/>
+          </w:tcPr>
+          <w:p>
+            <w:pPr>
+              <w:keepNext w:val="0"/>
+              <w:keepLines w:val="0"/>
+              <w:widowControl/>
+              <w:suppressLineNumbers w:val="0"/>
+              <w:jc w:val="left"/>
+              <w:textAlignment w:val="center"/>
+              <w:rPr>
+                <w:rFonts w:hint="default" w:ascii="宋体" w:hAnsi="宋体" w:eastAsia="宋体" w:cs="宋体"/>
+                <w:i w:val="0"/>
+                <w:iCs w:val="0"/>
+                <w:color w:val="000000"/>
+                <w:sz w:val="16"/>
+                <w:szCs w:val="16"/>
+                <w:u w:val="none"/>
+                <w:lang w:val="en-US" w:eastAsia="zh-CN"/>
+              </w:rPr>
+            </w:pPr>
+            <w:r>
+              <w:rPr>
+                <w:rFonts w:hint="eastAsia" w:ascii="宋体" w:hAnsi="宋体" w:eastAsia="宋体" w:cs="宋体"/>
+                <w:i w:val="0"/>
+                <w:iCs w:val="0"/>
+                <w:color w:val="000000"/>
+                <w:sz w:val="16"/>
+                <w:szCs w:val="16"/>
+                <w:u w:val="none"/>
+                <w:lang w:val="en-US" w:eastAsia="zh-CN"/>
+              </w:rPr>
+              <w:t>全体运维人员</w:t>
+            </w:r>
+          </w:p>
+        </w:tc>
+        <w:tc>
+          <w:tcPr>
+            <w:tcW w:w="750" w:type="dxa"/>
+            <w:tcBorders>
+              <w:top w:val="single" w:color="000000" w:sz="4" w:space="0"/>
+              <w:left w:val="single" w:color="000000" w:sz="4" w:space="0"/>
+              <w:bottom w:val="single" w:color="000000" w:sz="4" w:space="0"/>
+              <w:right w:val="single" w:color="000000" w:sz="4" w:space="0"/>
+            </w:tcBorders>
+            <w:shd w:val="clear" w:color="auto" w:fill="auto"/>
+            <w:vAlign w:val="center"/>
+          </w:tcPr>
+          <w:p>
+            <w:pPr>
+              <w:keepNext w:val="0"/>
+              <w:keepLines w:val="0"/>
+              <w:widowControl/>
+              <w:suppressLineNumbers w:val="0"/>
+              <w:jc w:val="both"/>
+              <w:textAlignment w:val="center"/>
+              <w:rPr>
+                <w:rFonts w:hint="eastAsia" w:ascii="宋体" w:hAnsi="宋体" w:eastAsia="宋体" w:cs="宋体"/>
+                <w:i w:val="0"/>
+                <w:iCs w:val="0"/>
+                <w:color w:val="000000"/>
+                <w:sz w:val="16"/>
+                <w:szCs w:val="16"/>
+                <w:u w:val="none"/>
+              </w:rPr>
+            </w:pPr>
+            <w:r>
+              <w:rPr>
+                <w:rFonts w:hint="eastAsia" w:ascii="宋体" w:hAnsi="宋体" w:eastAsia="宋体" w:cs="宋体"/>
+                <w:i w:val="0"/>
+                <w:iCs w:val="0"/>
+                <w:snapToGrid w:val="0"/>
+                <w:color w:val="000000"/>
+                <w:kern w:val="0"/>
+                <w:sz w:val="16"/>
+                <w:szCs w:val="16"/>
+                <w:u w:val="none"/>
+                <w:lang w:val="en-US" w:eastAsia="zh-CN"/>
+              </w:rPr>
+              <w:t>张秀才</w:t>
+            </w:r>
+          </w:p>
+        </w:tc>
+        <w:tc>
+          <w:tcPr>
+            <w:tcW w:w="1189" w:type="dxa"/>
+            <w:tcBorders>
+              <w:top w:val="single" w:color="000000" w:sz="4" w:space="0"/>
+              <w:left w:val="single" w:color="000000" w:sz="4" w:space="0"/>
+              <w:bottom w:val="single" w:color="000000" w:sz="4" w:space="0"/>
+              <w:right w:val="single" w:color="000000" w:sz="4" w:space="0"/>
+            </w:tcBorders>
+            <w:shd w:val="clear" w:color="auto" w:fill="auto"/>
+            <w:vAlign w:val="center"/>
+          </w:tcPr>
+          <w:p>
+            <w:pPr>
+              <w:keepNext w:val="0"/>
+              <w:keepLines w:val="0"/>
+              <w:widowControl/>
+              <w:suppressLineNumbers w:val="0"/>
+              <w:jc w:val="both"/>
+              <w:textAlignment w:val="center"/>
+              <w:rPr>
+                <w:rFonts w:hint="default" w:ascii="宋体" w:hAnsi="宋体" w:eastAsia="宋体" w:cs="宋体"/>
+                <w:i w:val="0"/>
+                <w:iCs w:val="0"/>
+                <w:color w:val="000000"/>
+                <w:sz w:val="16"/>
+                <w:szCs w:val="16"/>
+                <w:u w:val="none"/>
+                <w:lang w:val="en-US" w:eastAsia="zh-CN"/>
+              </w:rPr>
+            </w:pPr>
+            <w:r>
+              <w:rPr>
+                <w:rFonts w:hint="eastAsia" w:ascii="宋体" w:hAnsi="宋体" w:eastAsia="宋体" w:cs="宋体"/>
+                <w:i w:val="0"/>
+                <w:iCs w:val="0"/>
+                <w:color w:val="000000"/>
+                <w:sz w:val="16"/>
+                <w:szCs w:val="16"/>
+                <w:u w:val="none"/>
+                <w:lang w:val="en-US" w:eastAsia="zh-CN"/>
+              </w:rPr>
+              <w:t>3月</w:t>
+            </w:r>
+          </w:p>
+        </w:tc>
+      </w:tr>
+      <w:tr>
+        <w:tblPrEx>
+          <w:tblBorders>
+            <w:top w:val="none" w:color="auto" w:sz="0" w:space="0"/>
+            <w:left w:val="none" w:color="auto" w:sz="0" w:space="0"/>
+            <w:bottom w:val="none" w:color="auto" w:sz="0" w:space="0"/>
+            <w:right w:val="none" w:color="auto" w:sz="0" w:space="0"/>
+            <w:insideH w:val="none" w:color="auto" w:sz="0" w:space="0"/>
+            <w:insideV w:val="none" w:color="auto" w:sz="0" w:space="0"/>
+          </w:tblBorders>
+          <w:tblCellMar>
+            <w:top w:w="0" w:type="dxa"/>
+            <w:left w:w="108" w:type="dxa"/>
+            <w:bottom w:w="0" w:type="dxa"/>
+            <w:right w:w="108" w:type="dxa"/>
+          </w:tblCellMar>
+        </w:tblPrEx>
+        <w:trPr>
+          <w:trHeight w:val="384" w:hRule="atLeast"/>
+          <w:jc w:val="center"/>
+        </w:trPr>
+        <w:tc>
+          <w:tcPr>
+            <w:tcW w:w="661" w:type="dxa"/>
+            <w:tcBorders>
+              <w:top w:val="single" w:color="000000" w:sz="4" w:space="0"/>
+              <w:left w:val="single" w:color="000000" w:sz="4" w:space="0"/>
+              <w:bottom w:val="single" w:color="000000" w:sz="4" w:space="0"/>
+              <w:right w:val="single" w:color="000000" w:sz="4" w:space="0"/>
+            </w:tcBorders>
+            <w:shd w:val="clear" w:color="auto" w:fill="auto"/>
+            <w:vAlign w:val="center"/>
+          </w:tcPr>
+          <w:p>
+            <w:pPr>
+              <w:keepNext w:val="0"/>
+              <w:keepLines w:val="0"/>
+              <w:widowControl/>
+              <w:numPr>
+                <w:ilvl w:val="0"/>
+                <w:numId w:val="5"/>
+              </w:numPr>
+              <w:suppressLineNumbers w:val="0"/>
+              <w:tabs>
+                <w:tab w:val="center" w:pos="1320"/>
+              </w:tabs>
+              <w:ind w:left="425" w:leftChars="0" w:hanging="425" w:firstLineChars="0"/>
+              <w:jc w:val="center"/>
+              <w:textAlignment w:val="center"/>
+              <w:rPr>
+                <w:rFonts w:hint="eastAsia" w:ascii="宋体" w:hAnsi="宋体" w:eastAsia="宋体" w:cs="宋体"/>
+                <w:i w:val="0"/>
+                <w:iCs w:val="0"/>
+                <w:snapToGrid w:val="0"/>
+                <w:color w:val="000000"/>
+                <w:kern w:val="0"/>
+                <w:sz w:val="16"/>
+                <w:szCs w:val="16"/>
+                <w:u w:val="none"/>
+                <w:lang w:val="en-US" w:eastAsia="zh-CN"/>
+              </w:rPr>
+            </w:pPr>
+          </w:p>
+        </w:tc>
+        <w:tc>
+          <w:tcPr>
+            <w:tcW w:w="2100" w:type="dxa"/>
+            <w:tcBorders>
+              <w:top w:val="single" w:color="000000" w:sz="4" w:space="0"/>
+              <w:left w:val="single" w:color="000000" w:sz="4" w:space="0"/>
+              <w:bottom w:val="single" w:color="000000" w:sz="4" w:space="0"/>
+              <w:right w:val="single" w:color="000000" w:sz="4" w:space="0"/>
+            </w:tcBorders>
+            <w:shd w:val="clear" w:color="auto" w:fill="auto"/>
+            <w:vAlign w:val="center"/>
+          </w:tcPr>
+          <w:p>
+            <w:pPr>
+              <w:keepNext w:val="0"/>
+              <w:keepLines w:val="0"/>
+              <w:widowControl/>
+              <w:suppressLineNumbers w:val="0"/>
+              <w:tabs>
+                <w:tab w:val="center" w:pos="1320"/>
+              </w:tabs>
+              <w:jc w:val="left"/>
+              <w:textAlignment w:val="center"/>
+              <w:rPr>
+                <w:rFonts w:hint="default" w:ascii="宋体" w:hAnsi="宋体" w:eastAsia="宋体" w:cs="宋体"/>
+                <w:i w:val="0"/>
+                <w:iCs w:val="0"/>
+                <w:snapToGrid w:val="0"/>
+                <w:color w:val="000000"/>
+                <w:kern w:val="0"/>
+                <w:sz w:val="16"/>
+                <w:szCs w:val="16"/>
+                <w:u w:val="none"/>
+                <w:lang w:val="en-US" w:eastAsia="zh-CN" w:bidi="ar-SA"/>
+              </w:rPr>
+            </w:pPr>
+            <w:r>
+              <w:rPr>
+                <w:rFonts w:hint="eastAsia" w:ascii="宋体" w:hAnsi="宋体" w:eastAsia="宋体" w:cs="宋体"/>
+                <w:i w:val="0"/>
+                <w:iCs w:val="0"/>
+                <w:snapToGrid w:val="0"/>
+                <w:color w:val="000000"/>
+                <w:kern w:val="0"/>
+                <w:sz w:val="16"/>
+                <w:szCs w:val="16"/>
+                <w:u w:val="none"/>
+                <w:lang w:val="en-US" w:eastAsia="zh-CN"/>
+              </w:rPr>
+              <w:t>运维服务制度</w:t>
+            </w:r>
+            <w:r>
+              <w:rPr>
+                <w:rFonts w:hint="eastAsia" w:ascii="宋体" w:hAnsi="宋体" w:eastAsia="宋体" w:cs="宋体"/>
+                <w:i w:val="0"/>
+                <w:iCs w:val="0"/>
+                <w:snapToGrid w:val="0"/>
+                <w:color w:val="000000"/>
+                <w:kern w:val="0"/>
+                <w:sz w:val="16"/>
+                <w:szCs w:val="16"/>
+                <w:u w:val="none"/>
+                <w:lang w:val="en-US" w:eastAsia="zh-CN"/>
+              </w:rPr>
+              <w:tab/>
+            </w:r>
+          </w:p>
+        </w:tc>
+        <w:tc>
+          <w:tcPr>
+            <w:tcW w:w="1850" w:type="dxa"/>
+            <w:tcBorders>
+              <w:top w:val="single" w:color="000000" w:sz="4" w:space="0"/>
+              <w:left w:val="single" w:color="000000" w:sz="4" w:space="0"/>
+              <w:bottom w:val="single" w:color="000000" w:sz="4" w:space="0"/>
+              <w:right w:val="single" w:color="000000" w:sz="4" w:space="0"/>
+            </w:tcBorders>
+            <w:shd w:val="clear" w:color="auto" w:fill="auto"/>
+            <w:vAlign w:val="center"/>
+          </w:tcPr>
+          <w:p>
+            <w:pPr>
+              <w:keepNext w:val="0"/>
+              <w:keepLines w:val="0"/>
+              <w:widowControl/>
+              <w:suppressLineNumbers w:val="0"/>
+              <w:jc w:val="left"/>
+              <w:textAlignment w:val="center"/>
+              <w:rPr>
+                <w:rFonts w:hint="default" w:ascii="宋体" w:hAnsi="宋体" w:eastAsia="宋体" w:cs="宋体"/>
+                <w:i w:val="0"/>
+                <w:iCs w:val="0"/>
+                <w:snapToGrid w:val="0"/>
+                <w:color w:val="000000"/>
+                <w:kern w:val="0"/>
+                <w:sz w:val="16"/>
+                <w:szCs w:val="16"/>
+                <w:u w:val="none"/>
+                <w:lang w:val="en-US" w:eastAsia="zh-CN" w:bidi="ar-SA"/>
+              </w:rPr>
+            </w:pPr>
+            <w:r>
+              <w:rPr>
+                <w:rFonts w:hint="eastAsia" w:ascii="宋体" w:hAnsi="宋体" w:eastAsia="宋体" w:cs="宋体"/>
+                <w:i w:val="0"/>
+                <w:iCs w:val="0"/>
+                <w:snapToGrid w:val="0"/>
+                <w:color w:val="000000"/>
+                <w:kern w:val="0"/>
+                <w:sz w:val="16"/>
+                <w:szCs w:val="16"/>
+                <w:u w:val="none"/>
+                <w:lang w:val="en-US" w:eastAsia="zh-CN"/>
+              </w:rPr>
+              <w:t>各相关部门</w:t>
+            </w:r>
+          </w:p>
+        </w:tc>
+        <w:tc>
+          <w:tcPr>
+            <w:tcW w:w="750" w:type="dxa"/>
+            <w:tcBorders>
+              <w:top w:val="single" w:color="000000" w:sz="4" w:space="0"/>
+              <w:left w:val="single" w:color="000000" w:sz="4" w:space="0"/>
+              <w:bottom w:val="single" w:color="000000" w:sz="4" w:space="0"/>
+              <w:right w:val="single" w:color="000000" w:sz="4" w:space="0"/>
+            </w:tcBorders>
+            <w:shd w:val="clear" w:color="auto" w:fill="auto"/>
+            <w:vAlign w:val="center"/>
+          </w:tcPr>
+          <w:p>
+            <w:pPr>
+              <w:keepNext w:val="0"/>
+              <w:keepLines w:val="0"/>
+              <w:widowControl/>
+              <w:suppressLineNumbers w:val="0"/>
+              <w:jc w:val="both"/>
+              <w:textAlignment w:val="center"/>
+              <w:rPr>
+                <w:rFonts w:hint="default" w:ascii="宋体" w:hAnsi="宋体" w:eastAsia="宋体" w:cs="宋体"/>
+                <w:i w:val="0"/>
+                <w:iCs w:val="0"/>
+                <w:snapToGrid w:val="0"/>
+                <w:color w:val="000000"/>
+                <w:kern w:val="0"/>
+                <w:sz w:val="16"/>
+                <w:szCs w:val="16"/>
+                <w:u w:val="none"/>
+                <w:lang w:val="en-US" w:eastAsia="zh-CN" w:bidi="ar-SA"/>
+              </w:rPr>
+            </w:pPr>
+            <w:r>
+              <w:rPr>
+                <w:rFonts w:hint="eastAsia" w:ascii="宋体" w:hAnsi="宋体" w:eastAsia="宋体" w:cs="宋体"/>
+                <w:i w:val="0"/>
+                <w:iCs w:val="0"/>
+                <w:snapToGrid w:val="0"/>
+                <w:color w:val="000000"/>
+                <w:kern w:val="0"/>
+                <w:sz w:val="16"/>
+                <w:szCs w:val="16"/>
+                <w:u w:val="none"/>
+                <w:lang w:val="en-US" w:eastAsia="zh-CN"/>
+              </w:rPr>
+              <w:t>张秀才</w:t>
+            </w:r>
+          </w:p>
+        </w:tc>
+        <w:tc>
+          <w:tcPr>
+            <w:tcW w:w="1189" w:type="dxa"/>
+            <w:tcBorders>
+              <w:top w:val="single" w:color="000000" w:sz="4" w:space="0"/>
+              <w:left w:val="single" w:color="000000" w:sz="4" w:space="0"/>
+              <w:bottom w:val="single" w:color="000000" w:sz="4" w:space="0"/>
+              <w:right w:val="single" w:color="000000" w:sz="4" w:space="0"/>
+            </w:tcBorders>
+            <w:shd w:val="clear" w:color="auto" w:fill="auto"/>
+            <w:vAlign w:val="center"/>
+          </w:tcPr>
+          <w:p>
+            <w:pPr>
+              <w:keepNext w:val="0"/>
+              <w:keepLines w:val="0"/>
+              <w:widowControl/>
+              <w:suppressLineNumbers w:val="0"/>
+              <w:jc w:val="both"/>
+              <w:textAlignment w:val="center"/>
+              <w:rPr>
+                <w:rFonts w:hint="default" w:ascii="宋体" w:hAnsi="宋体" w:eastAsia="宋体" w:cs="宋体"/>
+                <w:i w:val="0"/>
+                <w:iCs w:val="0"/>
+                <w:snapToGrid w:val="0"/>
+                <w:color w:val="000000"/>
+                <w:kern w:val="0"/>
+                <w:sz w:val="16"/>
+                <w:szCs w:val="16"/>
+                <w:u w:val="none"/>
+                <w:lang w:val="en-US" w:eastAsia="zh-CN" w:bidi="ar-SA"/>
+              </w:rPr>
+            </w:pPr>
+            <w:r>
+              <w:rPr>
+                <w:rFonts w:hint="eastAsia" w:ascii="宋体" w:hAnsi="宋体" w:eastAsia="宋体" w:cs="宋体"/>
+                <w:i w:val="0"/>
+                <w:iCs w:val="0"/>
+                <w:snapToGrid w:val="0"/>
+                <w:color w:val="000000"/>
+                <w:kern w:val="0"/>
+                <w:sz w:val="16"/>
+                <w:szCs w:val="16"/>
+                <w:u w:val="none"/>
+                <w:lang w:val="en-US" w:eastAsia="zh-CN"/>
+              </w:rPr>
+              <w:t>3月</w:t>
+            </w:r>
+          </w:p>
+        </w:tc>
+      </w:tr>
+      <w:tr>
+        <w:tblPrEx>
+          <w:tblBorders>
+            <w:top w:val="none" w:color="auto" w:sz="0" w:space="0"/>
+            <w:left w:val="none" w:color="auto" w:sz="0" w:space="0"/>
+            <w:bottom w:val="none" w:color="auto" w:sz="0" w:space="0"/>
+            <w:right w:val="none" w:color="auto" w:sz="0" w:space="0"/>
+            <w:insideH w:val="none" w:color="auto" w:sz="0" w:space="0"/>
+            <w:insideV w:val="none" w:color="auto" w:sz="0" w:space="0"/>
+          </w:tblBorders>
+          <w:tblCellMar>
+            <w:top w:w="0" w:type="dxa"/>
+            <w:left w:w="108" w:type="dxa"/>
+            <w:bottom w:w="0" w:type="dxa"/>
+            <w:right w:w="108" w:type="dxa"/>
+          </w:tblCellMar>
+        </w:tblPrEx>
+        <w:trPr>
+          <w:trHeight w:val="384" w:hRule="atLeast"/>
+          <w:jc w:val="center"/>
+        </w:trPr>
+        <w:tc>
+          <w:tcPr>
+            <w:tcW w:w="661" w:type="dxa"/>
+            <w:tcBorders>
+              <w:top w:val="single" w:color="000000" w:sz="4" w:space="0"/>
+              <w:left w:val="single" w:color="000000" w:sz="4" w:space="0"/>
+              <w:bottom w:val="single" w:color="000000" w:sz="4" w:space="0"/>
+              <w:right w:val="single" w:color="000000" w:sz="4" w:space="0"/>
+            </w:tcBorders>
+            <w:shd w:val="clear" w:color="auto" w:fill="auto"/>
+            <w:vAlign w:val="center"/>
+          </w:tcPr>
+          <w:p>
+            <w:pPr>
+              <w:keepNext w:val="0"/>
+              <w:keepLines w:val="0"/>
+              <w:widowControl/>
+              <w:numPr>
+                <w:ilvl w:val="0"/>
+                <w:numId w:val="5"/>
               </w:numPr>
               <w:suppressLineNumbers w:val="0"/>
               <w:ind w:left="425" w:leftChars="0" w:hanging="425" w:firstLineChars="0"/>
@@ -8609,7 +9537,7 @@
               <w:widowControl/>
               <w:numPr>
                 <w:ilvl w:val="0"/>
-                <w:numId w:val="4"/>
+                <w:numId w:val="5"/>
               </w:numPr>
               <w:suppressLineNumbers w:val="0"/>
               <w:ind w:left="425" w:leftChars="0" w:hanging="425" w:firstLineChars="0"/>
@@ -8868,7 +9796,7 @@
               <w:widowControl/>
               <w:numPr>
                 <w:ilvl w:val="0"/>
-                <w:numId w:val="4"/>
+                <w:numId w:val="5"/>
               </w:numPr>
               <w:suppressLineNumbers w:val="0"/>
               <w:ind w:left="425" w:leftChars="0" w:hanging="425" w:firstLineChars="0"/>
@@ -9148,7 +10076,7 @@
               <w:widowControl/>
               <w:numPr>
                 <w:ilvl w:val="0"/>
-                <w:numId w:val="4"/>
+                <w:numId w:val="5"/>
               </w:numPr>
               <w:suppressLineNumbers w:val="0"/>
               <w:ind w:left="425" w:leftChars="0" w:hanging="425" w:firstLineChars="0"/>
@@ -9350,6 +10278,271 @@
                 <w:szCs w:val="16"/>
                 <w:u w:val="none"/>
                 <w:lang w:val="en-US" w:eastAsia="zh-CN"/>
+              </w:rPr>
+            </w:pPr>
+            <w:r>
+              <w:rPr>
+                <w:rFonts w:hint="eastAsia" w:ascii="宋体" w:hAnsi="宋体" w:eastAsia="宋体" w:cs="宋体"/>
+                <w:i w:val="0"/>
+                <w:iCs w:val="0"/>
+                <w:snapToGrid w:val="0"/>
+                <w:color w:val="000000"/>
+                <w:kern w:val="0"/>
+                <w:sz w:val="16"/>
+                <w:szCs w:val="16"/>
+                <w:u w:val="none"/>
+                <w:lang w:val="en-US" w:eastAsia="zh-CN"/>
+              </w:rPr>
+              <w:t>4月</w:t>
+            </w:r>
+          </w:p>
+        </w:tc>
+      </w:tr>
+      <w:tr>
+        <w:tblPrEx>
+          <w:tblBorders>
+            <w:top w:val="none" w:color="auto" w:sz="0" w:space="0"/>
+            <w:left w:val="none" w:color="auto" w:sz="0" w:space="0"/>
+            <w:bottom w:val="none" w:color="auto" w:sz="0" w:space="0"/>
+            <w:right w:val="none" w:color="auto" w:sz="0" w:space="0"/>
+            <w:insideH w:val="none" w:color="auto" w:sz="0" w:space="0"/>
+            <w:insideV w:val="none" w:color="auto" w:sz="0" w:space="0"/>
+          </w:tblBorders>
+        </w:tblPrEx>
+        <w:trPr>
+          <w:trHeight w:val="540" w:hRule="atLeast"/>
+          <w:jc w:val="center"/>
+        </w:trPr>
+        <w:tc>
+          <w:tcPr>
+            <w:tcW w:w="661" w:type="dxa"/>
+            <w:tcBorders>
+              <w:top w:val="single" w:color="000000" w:sz="4" w:space="0"/>
+              <w:left w:val="single" w:color="000000" w:sz="4" w:space="0"/>
+              <w:bottom w:val="single" w:color="000000" w:sz="4" w:space="0"/>
+              <w:right w:val="single" w:color="000000" w:sz="4" w:space="0"/>
+            </w:tcBorders>
+            <w:shd w:val="clear" w:color="auto" w:fill="auto"/>
+            <w:vAlign w:val="center"/>
+          </w:tcPr>
+          <w:p>
+            <w:pPr>
+              <w:keepNext w:val="0"/>
+              <w:keepLines w:val="0"/>
+              <w:widowControl/>
+              <w:numPr>
+                <w:ilvl w:val="0"/>
+                <w:numId w:val="5"/>
+              </w:numPr>
+              <w:suppressLineNumbers w:val="0"/>
+              <w:ind w:left="425" w:leftChars="0" w:hanging="425" w:firstLineChars="0"/>
+              <w:jc w:val="center"/>
+              <w:textAlignment w:val="center"/>
+              <w:rPr>
+                <w:rFonts w:hint="eastAsia" w:ascii="宋体" w:hAnsi="宋体" w:eastAsia="宋体" w:cs="宋体"/>
+                <w:i w:val="0"/>
+                <w:iCs w:val="0"/>
+                <w:snapToGrid w:val="0"/>
+                <w:color w:val="000000"/>
+                <w:kern w:val="0"/>
+                <w:sz w:val="16"/>
+                <w:szCs w:val="16"/>
+                <w:u w:val="none"/>
+                <w:lang w:val="en-US" w:eastAsia="zh-CN"/>
+              </w:rPr>
+            </w:pPr>
+          </w:p>
+        </w:tc>
+        <w:tc>
+          <w:tcPr>
+            <w:tcW w:w="2100" w:type="dxa"/>
+            <w:tcBorders>
+              <w:top w:val="single" w:color="000000" w:sz="4" w:space="0"/>
+              <w:left w:val="single" w:color="000000" w:sz="4" w:space="0"/>
+              <w:bottom w:val="single" w:color="000000" w:sz="4" w:space="0"/>
+              <w:right w:val="single" w:color="000000" w:sz="4" w:space="0"/>
+            </w:tcBorders>
+            <w:shd w:val="clear" w:color="auto" w:fill="auto"/>
+            <w:vAlign w:val="center"/>
+          </w:tcPr>
+          <w:p>
+            <w:pPr>
+              <w:keepNext w:val="0"/>
+              <w:keepLines w:val="0"/>
+              <w:widowControl/>
+              <w:suppressLineNumbers w:val="0"/>
+              <w:jc w:val="left"/>
+              <w:textAlignment w:val="center"/>
+              <w:rPr>
+                <w:rFonts w:hint="eastAsia" w:ascii="宋体" w:hAnsi="宋体" w:eastAsia="宋体" w:cs="宋体"/>
+                <w:i w:val="0"/>
+                <w:iCs w:val="0"/>
+                <w:snapToGrid w:val="0"/>
+                <w:color w:val="000000"/>
+                <w:kern w:val="0"/>
+                <w:sz w:val="16"/>
+                <w:szCs w:val="16"/>
+                <w:u w:val="none"/>
+                <w:lang w:val="en-US" w:eastAsia="zh-CN" w:bidi="ar-SA"/>
+              </w:rPr>
+            </w:pPr>
+            <w:r>
+              <w:rPr>
+                <w:rFonts w:hint="eastAsia" w:ascii="宋体" w:hAnsi="宋体" w:eastAsia="宋体" w:cs="宋体"/>
+                <w:i w:val="0"/>
+                <w:iCs w:val="0"/>
+                <w:snapToGrid w:val="0"/>
+                <w:color w:val="000000"/>
+                <w:kern w:val="0"/>
+                <w:sz w:val="16"/>
+                <w:szCs w:val="16"/>
+                <w:u w:val="none"/>
+                <w:lang w:val="en-US" w:eastAsia="zh-CN"/>
+              </w:rPr>
+              <w:t>应急响应规范与应急</w:t>
+            </w:r>
+            <w:r>
+              <w:rPr>
+                <w:rStyle w:val="42"/>
+                <w:snapToGrid w:val="0"/>
+                <w:color w:val="000000"/>
+                <w:lang w:val="en-US" w:eastAsia="zh-CN"/>
+              </w:rPr>
+              <w:t>预案培训</w:t>
+            </w:r>
+          </w:p>
+        </w:tc>
+        <w:tc>
+          <w:tcPr>
+            <w:tcW w:w="1850" w:type="dxa"/>
+            <w:tcBorders>
+              <w:top w:val="single" w:color="000000" w:sz="4" w:space="0"/>
+              <w:left w:val="single" w:color="000000" w:sz="4" w:space="0"/>
+              <w:bottom w:val="single" w:color="000000" w:sz="4" w:space="0"/>
+              <w:right w:val="single" w:color="000000" w:sz="4" w:space="0"/>
+            </w:tcBorders>
+            <w:shd w:val="clear" w:color="auto" w:fill="auto"/>
+            <w:vAlign w:val="center"/>
+          </w:tcPr>
+          <w:p>
+            <w:pPr>
+              <w:keepNext w:val="0"/>
+              <w:keepLines w:val="0"/>
+              <w:widowControl/>
+              <w:suppressLineNumbers w:val="0"/>
+              <w:jc w:val="left"/>
+              <w:textAlignment w:val="center"/>
+              <w:rPr>
+                <w:rFonts w:hint="eastAsia" w:ascii="宋体" w:hAnsi="宋体" w:eastAsia="宋体" w:cs="宋体"/>
+                <w:i w:val="0"/>
+                <w:iCs w:val="0"/>
+                <w:snapToGrid w:val="0"/>
+                <w:color w:val="000000"/>
+                <w:kern w:val="0"/>
+                <w:sz w:val="16"/>
+                <w:szCs w:val="16"/>
+                <w:u w:val="none"/>
+                <w:lang w:val="en-US" w:eastAsia="zh-CN" w:bidi="ar-SA"/>
+              </w:rPr>
+            </w:pPr>
+            <w:r>
+              <w:rPr>
+                <w:rFonts w:hint="eastAsia" w:ascii="宋体" w:hAnsi="宋体" w:eastAsia="宋体" w:cs="宋体"/>
+                <w:i w:val="0"/>
+                <w:iCs w:val="0"/>
+                <w:snapToGrid w:val="0"/>
+                <w:color w:val="000000"/>
+                <w:kern w:val="0"/>
+                <w:sz w:val="16"/>
+                <w:szCs w:val="16"/>
+                <w:u w:val="none"/>
+                <w:lang w:val="en-US" w:eastAsia="zh-CN"/>
+              </w:rPr>
+              <w:t>运维项目经理</w:t>
+            </w:r>
+          </w:p>
+        </w:tc>
+        <w:tc>
+          <w:tcPr>
+            <w:tcW w:w="750" w:type="dxa"/>
+            <w:tcBorders>
+              <w:top w:val="single" w:color="000000" w:sz="4" w:space="0"/>
+              <w:left w:val="single" w:color="000000" w:sz="4" w:space="0"/>
+              <w:bottom w:val="single" w:color="000000" w:sz="4" w:space="0"/>
+              <w:right w:val="single" w:color="000000" w:sz="4" w:space="0"/>
+            </w:tcBorders>
+            <w:shd w:val="clear" w:color="auto" w:fill="auto"/>
+            <w:vAlign w:val="center"/>
+          </w:tcPr>
+          <w:p>
+            <w:pPr>
+              <w:keepNext w:val="0"/>
+              <w:keepLines w:val="0"/>
+              <w:widowControl/>
+              <w:suppressLineNumbers w:val="0"/>
+              <w:jc w:val="both"/>
+              <w:textAlignment w:val="center"/>
+              <w:rPr>
+                <w:rFonts w:hint="eastAsia" w:ascii="宋体" w:hAnsi="宋体" w:eastAsia="宋体" w:cs="宋体"/>
+                <w:i w:val="0"/>
+                <w:iCs w:val="0"/>
+                <w:snapToGrid w:val="0"/>
+                <w:color w:val="000000"/>
+                <w:kern w:val="0"/>
+                <w:sz w:val="16"/>
+                <w:szCs w:val="16"/>
+                <w:u w:val="none"/>
+                <w:lang w:val="en-US" w:eastAsia="zh-CN" w:bidi="ar-SA"/>
+              </w:rPr>
+            </w:pPr>
+            <w:r>
+              <w:rPr>
+                <w:rFonts w:hint="eastAsia" w:ascii="宋体" w:hAnsi="宋体" w:eastAsia="宋体" w:cs="宋体"/>
+                <w:i w:val="0"/>
+                <w:iCs w:val="0"/>
+                <w:snapToGrid w:val="0"/>
+                <w:color w:val="000000"/>
+                <w:kern w:val="0"/>
+                <w:sz w:val="16"/>
+                <w:szCs w:val="16"/>
+                <w:u w:val="none"/>
+                <w:lang w:val="en-US" w:eastAsia="zh-CN"/>
+              </w:rPr>
+              <w:t>薛成攀</w:t>
+            </w:r>
+          </w:p>
+        </w:tc>
+        <w:tc>
+          <w:tcPr>
+            <w:tcW w:w="1189" w:type="dxa"/>
+            <w:tcBorders>
+              <w:top w:val="single" w:color="000000" w:sz="4" w:space="0"/>
+              <w:left w:val="single" w:color="000000" w:sz="4" w:space="0"/>
+              <w:bottom w:val="single" w:color="000000" w:sz="4" w:space="0"/>
+              <w:right w:val="single" w:color="000000" w:sz="4" w:space="0"/>
+            </w:tcBorders>
+            <w:shd w:val="clear" w:color="auto" w:fill="auto"/>
+            <w:vAlign w:val="center"/>
+          </w:tcPr>
+          <w:p>
+            <w:pPr>
+              <w:keepNext w:val="0"/>
+              <w:keepLines w:val="0"/>
+              <w:widowControl/>
+              <w:suppressLineNumbers w:val="0"/>
+              <w:jc w:val="both"/>
+              <w:textAlignment w:val="center"/>
+              <w:rPr>
+                <w:rFonts w:hint="eastAsia" w:ascii="宋体" w:hAnsi="宋体" w:eastAsia="宋体" w:cs="宋体"/>
+                <w:i w:val="0"/>
+                <w:iCs w:val="0"/>
+                <w:snapToGrid w:val="0"/>
+                <w:color w:val="000000"/>
+                <w:kern w:val="0"/>
+                <w:sz w:val="16"/>
+                <w:szCs w:val="16"/>
+                <w:u w:val="none"/>
+                <w:lang w:val="en-US" w:eastAsia="zh-CN" w:bidi="ar-SA"/>
               </w:rPr>
             </w:pPr>
             <w:r>
@@ -9410,278 +10603,7 @@
               <w:widowControl/>
               <w:numPr>
                 <w:ilvl w:val="0"/>
-                <w:numId w:val="4"/>
-              </w:numPr>
-              <w:suppressLineNumbers w:val="0"/>
-              <w:ind w:left="425" w:leftChars="0" w:hanging="425" w:firstLineChars="0"/>
-              <w:jc w:val="center"/>
-              <w:textAlignment w:val="center"/>
-              <w:rPr>
-                <w:rFonts w:hint="eastAsia" w:ascii="宋体" w:hAnsi="宋体" w:eastAsia="宋体" w:cs="宋体"/>
-                <w:i w:val="0"/>
-                <w:iCs w:val="0"/>
-                <w:snapToGrid w:val="0"/>
-                <w:color w:val="000000"/>
-                <w:kern w:val="0"/>
-                <w:sz w:val="16"/>
-                <w:szCs w:val="16"/>
-                <w:u w:val="none"/>
-                <w:lang w:val="en-US" w:eastAsia="zh-CN"/>
-              </w:rPr>
-            </w:pPr>
-          </w:p>
-        </w:tc>
-        <w:tc>
-          <w:tcPr>
-            <w:tcW w:w="2100" w:type="dxa"/>
-            <w:tcBorders>
-              <w:top w:val="single" w:color="000000" w:sz="4" w:space="0"/>
-              <w:left w:val="single" w:color="000000" w:sz="4" w:space="0"/>
-              <w:bottom w:val="single" w:color="000000" w:sz="4" w:space="0"/>
-              <w:right w:val="single" w:color="000000" w:sz="4" w:space="0"/>
-            </w:tcBorders>
-            <w:shd w:val="clear" w:color="auto" w:fill="auto"/>
-            <w:vAlign w:val="center"/>
-          </w:tcPr>
-          <w:p>
-            <w:pPr>
-              <w:keepNext w:val="0"/>
-              <w:keepLines w:val="0"/>
-              <w:widowControl/>
-              <w:suppressLineNumbers w:val="0"/>
-              <w:jc w:val="left"/>
-              <w:textAlignment w:val="center"/>
-              <w:rPr>
-                <w:rFonts w:hint="eastAsia" w:ascii="宋体" w:hAnsi="宋体" w:eastAsia="宋体" w:cs="宋体"/>
-                <w:i w:val="0"/>
-                <w:iCs w:val="0"/>
-                <w:snapToGrid w:val="0"/>
-                <w:color w:val="000000"/>
-                <w:kern w:val="0"/>
-                <w:sz w:val="16"/>
-                <w:szCs w:val="16"/>
-                <w:u w:val="none"/>
-                <w:lang w:val="en-US" w:eastAsia="zh-CN" w:bidi="ar-SA"/>
-              </w:rPr>
-            </w:pPr>
-            <w:r>
-              <w:rPr>
-                <w:rFonts w:hint="eastAsia" w:ascii="宋体" w:hAnsi="宋体" w:eastAsia="宋体" w:cs="宋体"/>
-                <w:i w:val="0"/>
-                <w:iCs w:val="0"/>
-                <w:snapToGrid w:val="0"/>
-                <w:color w:val="000000"/>
-                <w:kern w:val="0"/>
-                <w:sz w:val="16"/>
-                <w:szCs w:val="16"/>
-                <w:u w:val="none"/>
-                <w:lang w:val="en-US" w:eastAsia="zh-CN"/>
-              </w:rPr>
-              <w:t>应急响应规范与应急</w:t>
-            </w:r>
-            <w:r>
-              <w:rPr>
-                <w:rStyle w:val="42"/>
-                <w:snapToGrid w:val="0"/>
-                <w:color w:val="000000"/>
-                <w:lang w:val="en-US" w:eastAsia="zh-CN"/>
-              </w:rPr>
-              <w:t>预案培训</w:t>
-            </w:r>
-          </w:p>
-        </w:tc>
-        <w:tc>
-          <w:tcPr>
-            <w:tcW w:w="1850" w:type="dxa"/>
-            <w:tcBorders>
-              <w:top w:val="single" w:color="000000" w:sz="4" w:space="0"/>
-              <w:left w:val="single" w:color="000000" w:sz="4" w:space="0"/>
-              <w:bottom w:val="single" w:color="000000" w:sz="4" w:space="0"/>
-              <w:right w:val="single" w:color="000000" w:sz="4" w:space="0"/>
-            </w:tcBorders>
-            <w:shd w:val="clear" w:color="auto" w:fill="auto"/>
-            <w:vAlign w:val="center"/>
-          </w:tcPr>
-          <w:p>
-            <w:pPr>
-              <w:keepNext w:val="0"/>
-              <w:keepLines w:val="0"/>
-              <w:widowControl/>
-              <w:suppressLineNumbers w:val="0"/>
-              <w:jc w:val="left"/>
-              <w:textAlignment w:val="center"/>
-              <w:rPr>
-                <w:rFonts w:hint="eastAsia" w:ascii="宋体" w:hAnsi="宋体" w:eastAsia="宋体" w:cs="宋体"/>
-                <w:i w:val="0"/>
-                <w:iCs w:val="0"/>
-                <w:snapToGrid w:val="0"/>
-                <w:color w:val="000000"/>
-                <w:kern w:val="0"/>
-                <w:sz w:val="16"/>
-                <w:szCs w:val="16"/>
-                <w:u w:val="none"/>
-                <w:lang w:val="en-US" w:eastAsia="zh-CN" w:bidi="ar-SA"/>
-              </w:rPr>
-            </w:pPr>
-            <w:r>
-              <w:rPr>
-                <w:rFonts w:hint="eastAsia" w:ascii="宋体" w:hAnsi="宋体" w:eastAsia="宋体" w:cs="宋体"/>
-                <w:i w:val="0"/>
-                <w:iCs w:val="0"/>
-                <w:snapToGrid w:val="0"/>
-                <w:color w:val="000000"/>
-                <w:kern w:val="0"/>
-                <w:sz w:val="16"/>
-                <w:szCs w:val="16"/>
-                <w:u w:val="none"/>
-                <w:lang w:val="en-US" w:eastAsia="zh-CN"/>
-              </w:rPr>
-              <w:t>运维项目经理</w:t>
-            </w:r>
-          </w:p>
-        </w:tc>
-        <w:tc>
-          <w:tcPr>
-            <w:tcW w:w="750" w:type="dxa"/>
-            <w:tcBorders>
-              <w:top w:val="single" w:color="000000" w:sz="4" w:space="0"/>
-              <w:left w:val="single" w:color="000000" w:sz="4" w:space="0"/>
-              <w:bottom w:val="single" w:color="000000" w:sz="4" w:space="0"/>
-              <w:right w:val="single" w:color="000000" w:sz="4" w:space="0"/>
-            </w:tcBorders>
-            <w:shd w:val="clear" w:color="auto" w:fill="auto"/>
-            <w:vAlign w:val="center"/>
-          </w:tcPr>
-          <w:p>
-            <w:pPr>
-              <w:keepNext w:val="0"/>
-              <w:keepLines w:val="0"/>
-              <w:widowControl/>
-              <w:suppressLineNumbers w:val="0"/>
-              <w:jc w:val="both"/>
-              <w:textAlignment w:val="center"/>
-              <w:rPr>
-                <w:rFonts w:hint="eastAsia" w:ascii="宋体" w:hAnsi="宋体" w:eastAsia="宋体" w:cs="宋体"/>
-                <w:i w:val="0"/>
-                <w:iCs w:val="0"/>
-                <w:snapToGrid w:val="0"/>
-                <w:color w:val="000000"/>
-                <w:kern w:val="0"/>
-                <w:sz w:val="16"/>
-                <w:szCs w:val="16"/>
-                <w:u w:val="none"/>
-                <w:lang w:val="en-US" w:eastAsia="zh-CN" w:bidi="ar-SA"/>
-              </w:rPr>
-            </w:pPr>
-            <w:r>
-              <w:rPr>
-                <w:rFonts w:hint="eastAsia" w:ascii="宋体" w:hAnsi="宋体" w:eastAsia="宋体" w:cs="宋体"/>
-                <w:i w:val="0"/>
-                <w:iCs w:val="0"/>
-                <w:snapToGrid w:val="0"/>
-                <w:color w:val="000000"/>
-                <w:kern w:val="0"/>
-                <w:sz w:val="16"/>
-                <w:szCs w:val="16"/>
-                <w:u w:val="none"/>
-                <w:lang w:val="en-US" w:eastAsia="zh-CN"/>
-              </w:rPr>
-              <w:t>薛成攀</w:t>
-            </w:r>
-          </w:p>
-        </w:tc>
-        <w:tc>
-          <w:tcPr>
-            <w:tcW w:w="1189" w:type="dxa"/>
-            <w:tcBorders>
-              <w:top w:val="single" w:color="000000" w:sz="4" w:space="0"/>
-              <w:left w:val="single" w:color="000000" w:sz="4" w:space="0"/>
-              <w:bottom w:val="single" w:color="000000" w:sz="4" w:space="0"/>
-              <w:right w:val="single" w:color="000000" w:sz="4" w:space="0"/>
-            </w:tcBorders>
-            <w:shd w:val="clear" w:color="auto" w:fill="auto"/>
-            <w:vAlign w:val="center"/>
-          </w:tcPr>
-          <w:p>
-            <w:pPr>
-              <w:keepNext w:val="0"/>
-              <w:keepLines w:val="0"/>
-              <w:widowControl/>
-              <w:suppressLineNumbers w:val="0"/>
-              <w:jc w:val="both"/>
-              <w:textAlignment w:val="center"/>
-              <w:rPr>
-                <w:rFonts w:hint="eastAsia" w:ascii="宋体" w:hAnsi="宋体" w:eastAsia="宋体" w:cs="宋体"/>
-                <w:i w:val="0"/>
-                <w:iCs w:val="0"/>
-                <w:snapToGrid w:val="0"/>
-                <w:color w:val="000000"/>
-                <w:kern w:val="0"/>
-                <w:sz w:val="16"/>
-                <w:szCs w:val="16"/>
-                <w:u w:val="none"/>
-                <w:lang w:val="en-US" w:eastAsia="zh-CN" w:bidi="ar-SA"/>
-              </w:rPr>
-            </w:pPr>
-            <w:r>
-              <w:rPr>
-                <w:rFonts w:hint="eastAsia" w:ascii="宋体" w:hAnsi="宋体" w:eastAsia="宋体" w:cs="宋体"/>
-                <w:i w:val="0"/>
-                <w:iCs w:val="0"/>
-                <w:snapToGrid w:val="0"/>
-                <w:color w:val="000000"/>
-                <w:kern w:val="0"/>
-                <w:sz w:val="16"/>
-                <w:szCs w:val="16"/>
-                <w:u w:val="none"/>
-                <w:lang w:val="en-US" w:eastAsia="zh-CN"/>
-              </w:rPr>
-              <w:t>4月</w:t>
-            </w:r>
-          </w:p>
-        </w:tc>
-      </w:tr>
-      <w:tr>
-        <w:tblPrEx>
-          <w:tblBorders>
-            <w:top w:val="none" w:color="auto" w:sz="0" w:space="0"/>
-            <w:left w:val="none" w:color="auto" w:sz="0" w:space="0"/>
-            <w:bottom w:val="none" w:color="auto" w:sz="0" w:space="0"/>
-            <w:right w:val="none" w:color="auto" w:sz="0" w:space="0"/>
-            <w:insideH w:val="none" w:color="auto" w:sz="0" w:space="0"/>
-            <w:insideV w:val="none" w:color="auto" w:sz="0" w:space="0"/>
-          </w:tblBorders>
-          <w:tblCellMar>
-            <w:top w:w="0" w:type="dxa"/>
-            <w:left w:w="108" w:type="dxa"/>
-            <w:bottom w:w="0" w:type="dxa"/>
-            <w:right w:w="108" w:type="dxa"/>
-          </w:tblCellMar>
-        </w:tblPrEx>
-        <w:trPr>
-          <w:trHeight w:val="540" w:hRule="atLeast"/>
-          <w:jc w:val="center"/>
-        </w:trPr>
-        <w:tc>
-          <w:tcPr>
-            <w:tcW w:w="661" w:type="dxa"/>
-            <w:tcBorders>
-              <w:top w:val="single" w:color="000000" w:sz="4" w:space="0"/>
-              <w:left w:val="single" w:color="000000" w:sz="4" w:space="0"/>
-              <w:bottom w:val="single" w:color="000000" w:sz="4" w:space="0"/>
-              <w:right w:val="single" w:color="000000" w:sz="4" w:space="0"/>
-            </w:tcBorders>
-            <w:shd w:val="clear" w:color="auto" w:fill="auto"/>
-            <w:vAlign w:val="center"/>
-          </w:tcPr>
-          <w:p>
-            <w:pPr>
-              <w:keepNext w:val="0"/>
-              <w:keepLines w:val="0"/>
-              <w:widowControl/>
-              <w:numPr>
-                <w:ilvl w:val="0"/>
-                <w:numId w:val="4"/>
+                <w:numId w:val="5"/>
               </w:numPr>
               <w:suppressLineNumbers w:val="0"/>
               <w:ind w:left="425" w:leftChars="0" w:hanging="425" w:firstLineChars="0"/>
@@ -9952,7 +10874,7 @@
               <w:widowControl/>
               <w:numPr>
                 <w:ilvl w:val="0"/>
-                <w:numId w:val="4"/>
+                <w:numId w:val="5"/>
               </w:numPr>
               <w:suppressLineNumbers w:val="0"/>
               <w:ind w:left="425" w:leftChars="0" w:hanging="425" w:firstLineChars="0"/>
@@ -10016,16 +10938,7 @@
                 <w:u w:val="none"/>
                 <w:lang w:val="en-US" w:eastAsia="zh-CN"/>
               </w:rPr>
-              <w:t>Antd</w:t>
-            </w:r>
-            <w:r>
-              <w:rPr>
-                <w:rStyle w:val="42"/>
-                <w:snapToGrid w:val="0"/>
-                <w:color w:val="000000"/>
-                <w:lang w:val="en-US" w:eastAsia="zh-CN"/>
-              </w:rPr>
-              <w:t>前端框架介绍</w:t>
+              <w:t>硬件运维服务技能</w:t>
             </w:r>
           </w:p>
         </w:tc>
@@ -10061,18 +10974,35 @@
             </w:pPr>
             <w:r>
               <w:rPr>
-                <w:rFonts w:hint="eastAsia" w:ascii="宋体" w:hAnsi="宋体" w:eastAsia="宋体" w:cs="宋体"/>
-                <w:i w:val="0"/>
-                <w:iCs w:val="0"/>
-                <w:snapToGrid w:val="0"/>
-                <w:color w:val="000000"/>
-                <w:kern w:val="0"/>
-                <w:sz w:val="16"/>
-                <w:szCs w:val="16"/>
-                <w:u w:val="none"/>
-                <w:lang w:val="en-US" w:eastAsia="zh-CN"/>
-              </w:rPr>
-              <w:t>研发组全员</w:t>
+                <w:rFonts w:hint="eastAsia" w:ascii="宋体" w:hAnsi="宋体" w:cs="宋体"/>
+                <w:i w:val="0"/>
+                <w:iCs w:val="0"/>
+                <w:snapToGrid w:val="0"/>
+                <w:color w:val="000000"/>
+                <w:kern w:val="0"/>
+                <w:sz w:val="16"/>
+                <w:szCs w:val="16"/>
+                <w:u w:val="none"/>
+                <w:lang w:val="en-US" w:eastAsia="zh-CN"/>
+              </w:rPr>
+              <w:t>平台运维组</w:t>
+            </w:r>
+            <w:bookmarkStart w:id="53" w:name="_GoBack"/>
+            <w:bookmarkEnd w:id="53"/>
+            <w:r>
+              <w:rPr>
+                <w:rFonts w:hint="eastAsia" w:ascii="宋体" w:hAnsi="宋体" w:eastAsia="宋体" w:cs="宋体"/>
+                <w:i w:val="0"/>
+                <w:iCs w:val="0"/>
+                <w:snapToGrid w:val="0"/>
+                <w:color w:val="000000"/>
+                <w:kern w:val="0"/>
+                <w:sz w:val="16"/>
+                <w:szCs w:val="16"/>
+                <w:u w:val="none"/>
+                <w:lang w:val="en-US" w:eastAsia="zh-CN"/>
+              </w:rPr>
+              <w:t>全员</w:t>
             </w:r>
           </w:p>
         </w:tc>
@@ -10211,7 +11141,7 @@
               <w:widowControl/>
               <w:numPr>
                 <w:ilvl w:val="0"/>
-                <w:numId w:val="4"/>
+                <w:numId w:val="5"/>
               </w:numPr>
               <w:suppressLineNumbers w:val="0"/>
               <w:ind w:left="425" w:leftChars="0" w:hanging="425" w:firstLineChars="0"/>
@@ -10473,7 +11403,7 @@
               <w:widowControl/>
               <w:numPr>
                 <w:ilvl w:val="0"/>
-                <w:numId w:val="4"/>
+                <w:numId w:val="5"/>
               </w:numPr>
               <w:suppressLineNumbers w:val="0"/>
               <w:ind w:left="425" w:leftChars="0" w:hanging="425" w:firstLineChars="0"/>
@@ -10735,7 +11665,7 @@
               <w:widowControl/>
               <w:numPr>
                 <w:ilvl w:val="0"/>
-                <w:numId w:val="4"/>
+                <w:numId w:val="5"/>
               </w:numPr>
               <w:suppressLineNumbers w:val="0"/>
               <w:ind w:left="425" w:leftChars="0" w:hanging="425" w:firstLineChars="0"/>
@@ -10985,7 +11915,7 @@
               <w:widowControl/>
               <w:numPr>
                 <w:ilvl w:val="0"/>
-                <w:numId w:val="4"/>
+                <w:numId w:val="5"/>
               </w:numPr>
               <w:suppressLineNumbers w:val="0"/>
               <w:ind w:left="425" w:leftChars="0" w:hanging="425" w:firstLineChars="0"/>
@@ -11244,7 +12174,7 @@
               <w:widowControl/>
               <w:numPr>
                 <w:ilvl w:val="0"/>
-                <w:numId w:val="4"/>
+                <w:numId w:val="5"/>
               </w:numPr>
               <w:suppressLineNumbers w:val="0"/>
               <w:ind w:left="425" w:leftChars="0" w:hanging="425" w:firstLineChars="0"/>
@@ -11506,7 +12436,7 @@
               <w:widowControl/>
               <w:numPr>
                 <w:ilvl w:val="0"/>
-                <w:numId w:val="4"/>
+                <w:numId w:val="5"/>
               </w:numPr>
               <w:suppressLineNumbers w:val="0"/>
               <w:ind w:left="425" w:leftChars="0" w:hanging="425" w:firstLineChars="0"/>
@@ -11738,7 +12668,6 @@
             <w:insideH w:val="none" w:color="auto" w:sz="0" w:space="0"/>
             <w:insideV w:val="none" w:color="auto" w:sz="0" w:space="0"/>
           </w:tblBorders>
-          <w:shd w:val="clear" w:color="auto" w:fill="auto"/>
           <w:tblCellMar>
             <w:top w:w="0" w:type="dxa"/>
             <w:left w:w="108" w:type="dxa"/>
@@ -11769,7 +12698,7 @@
               <w:widowControl/>
               <w:numPr>
                 <w:ilvl w:val="0"/>
-                <w:numId w:val="4"/>
+                <w:numId w:val="5"/>
               </w:numPr>
               <w:suppressLineNumbers w:val="0"/>
               <w:ind w:left="425" w:leftChars="0" w:hanging="425" w:firstLineChars="0"/>
@@ -12040,7 +12969,7 @@
               <w:widowControl/>
               <w:numPr>
                 <w:ilvl w:val="0"/>
-                <w:numId w:val="4"/>
+                <w:numId w:val="5"/>
               </w:numPr>
               <w:suppressLineNumbers w:val="0"/>
               <w:ind w:left="425" w:leftChars="0" w:hanging="425" w:firstLineChars="0"/>
@@ -12302,7 +13231,7 @@
               <w:widowControl/>
               <w:numPr>
                 <w:ilvl w:val="0"/>
-                <w:numId w:val="4"/>
+                <w:numId w:val="5"/>
               </w:numPr>
               <w:suppressLineNumbers w:val="0"/>
               <w:ind w:left="425" w:leftChars="0" w:hanging="425" w:firstLineChars="0"/>
@@ -12582,7 +13511,7 @@
               <w:widowControl/>
               <w:numPr>
                 <w:ilvl w:val="0"/>
-                <w:numId w:val="4"/>
+                <w:numId w:val="5"/>
               </w:numPr>
               <w:suppressLineNumbers w:val="0"/>
               <w:ind w:left="425" w:leftChars="0" w:hanging="425" w:firstLineChars="0"/>
@@ -12844,7 +13773,7 @@
               <w:widowControl/>
               <w:numPr>
                 <w:ilvl w:val="0"/>
-                <w:numId w:val="4"/>
+                <w:numId w:val="5"/>
               </w:numPr>
               <w:suppressLineNumbers w:val="0"/>
               <w:ind w:left="425" w:leftChars="0" w:hanging="425" w:firstLineChars="0"/>
@@ -13103,7 +14032,7 @@
               <w:widowControl/>
               <w:numPr>
                 <w:ilvl w:val="0"/>
-                <w:numId w:val="4"/>
+                <w:numId w:val="5"/>
               </w:numPr>
               <w:suppressLineNumbers w:val="0"/>
               <w:ind w:left="425" w:leftChars="0" w:hanging="425" w:firstLineChars="0"/>
@@ -13365,7 +14294,7 @@
               <w:widowControl/>
               <w:numPr>
                 <w:ilvl w:val="0"/>
-                <w:numId w:val="4"/>
+                <w:numId w:val="5"/>
               </w:numPr>
               <w:suppressLineNumbers w:val="0"/>
               <w:ind w:left="425" w:leftChars="0" w:hanging="425" w:firstLineChars="0"/>
@@ -13627,7 +14556,7 @@
               <w:widowControl/>
               <w:numPr>
                 <w:ilvl w:val="0"/>
-                <w:numId w:val="4"/>
+                <w:numId w:val="5"/>
               </w:numPr>
               <w:suppressLineNumbers w:val="0"/>
               <w:ind w:left="425" w:leftChars="0" w:hanging="425" w:firstLineChars="0"/>
@@ -13907,7 +14836,7 @@
               <w:widowControl/>
               <w:numPr>
                 <w:ilvl w:val="0"/>
-                <w:numId w:val="4"/>
+                <w:numId w:val="5"/>
               </w:numPr>
               <w:suppressLineNumbers w:val="0"/>
               <w:ind w:left="425" w:leftChars="0" w:hanging="425" w:firstLineChars="0"/>
@@ -14169,7 +15098,7 @@
               <w:widowControl/>
               <w:numPr>
                 <w:ilvl w:val="0"/>
-                <w:numId w:val="4"/>
+                <w:numId w:val="5"/>
               </w:numPr>
               <w:suppressLineNumbers w:val="0"/>
               <w:ind w:left="425" w:leftChars="0" w:hanging="425" w:firstLineChars="0"/>
@@ -14431,7 +15360,7 @@
               <w:widowControl/>
               <w:numPr>
                 <w:ilvl w:val="0"/>
-                <w:numId w:val="4"/>
+                <w:numId w:val="5"/>
               </w:numPr>
               <w:suppressLineNumbers w:val="0"/>
               <w:ind w:left="425" w:leftChars="0" w:hanging="425" w:firstLineChars="0"/>
@@ -14693,7 +15622,7 @@
               <w:widowControl/>
               <w:numPr>
                 <w:ilvl w:val="0"/>
-                <w:numId w:val="4"/>
+                <w:numId w:val="5"/>
               </w:numPr>
               <w:suppressLineNumbers w:val="0"/>
               <w:ind w:left="425" w:leftChars="0" w:hanging="425" w:firstLineChars="0"/>
@@ -14964,7 +15893,7 @@
               <w:widowControl/>
               <w:numPr>
                 <w:ilvl w:val="0"/>
-                <w:numId w:val="4"/>
+                <w:numId w:val="5"/>
               </w:numPr>
               <w:suppressLineNumbers w:val="0"/>
               <w:ind w:left="425" w:leftChars="0" w:hanging="425" w:firstLineChars="0"/>
@@ -15235,7 +16164,7 @@
               <w:widowControl/>
               <w:numPr>
                 <w:ilvl w:val="0"/>
-                <w:numId w:val="4"/>
+                <w:numId w:val="5"/>
               </w:numPr>
               <w:suppressLineNumbers w:val="0"/>
               <w:ind w:left="425" w:leftChars="0" w:hanging="425" w:firstLineChars="0"/>
@@ -15497,7 +16426,7 @@
               <w:widowControl/>
               <w:numPr>
                 <w:ilvl w:val="0"/>
-                <w:numId w:val="4"/>
+                <w:numId w:val="5"/>
               </w:numPr>
               <w:suppressLineNumbers w:val="0"/>
               <w:ind w:left="425" w:leftChars="0" w:hanging="425" w:firstLineChars="0"/>
@@ -15759,7 +16688,7 @@
               <w:widowControl/>
               <w:numPr>
                 <w:ilvl w:val="0"/>
-                <w:numId w:val="4"/>
+                <w:numId w:val="5"/>
               </w:numPr>
               <w:suppressLineNumbers w:val="0"/>
               <w:ind w:left="425" w:leftChars="0" w:hanging="425" w:firstLineChars="0"/>
@@ -15987,7 +16916,7 @@
         <w:pStyle w:val="31"/>
         <w:bidi w:val="0"/>
       </w:pPr>
-      <w:bookmarkStart w:id="15" w:name="_Toc31442"/>
+      <w:bookmarkStart w:id="15" w:name="_Toc6645"/>
       <w:r>
         <w:t>绩效考核</w:t>
       </w:r>
@@ -16054,7 +16983,7 @@
         <w:pStyle w:val="31"/>
         <w:bidi w:val="0"/>
       </w:pPr>
-      <w:bookmarkStart w:id="16" w:name="_Toc2734"/>
+      <w:bookmarkStart w:id="16" w:name="_Toc26717"/>
       <w:r>
         <w:t>能力评价</w:t>
       </w:r>
@@ -16121,7 +17050,7 @@
           <w:lang w:val="en-US" w:eastAsia="zh-CN"/>
         </w:rPr>
       </w:pPr>
-      <w:bookmarkStart w:id="17" w:name="_Toc16821"/>
+      <w:bookmarkStart w:id="17" w:name="_Toc25079"/>
       <w:r>
         <w:rPr>
           <w:rFonts w:hint="eastAsia"/>
@@ -16250,13 +17179,13 @@
         <w:pStyle w:val="31"/>
         <w:bidi w:val="0"/>
       </w:pPr>
-      <w:bookmarkStart w:id="18" w:name="bookmark16"/>
+      <w:bookmarkStart w:id="18" w:name="bookmark66"/>
       <w:bookmarkEnd w:id="18"/>
-      <w:bookmarkStart w:id="19" w:name="bookmark66"/>
+      <w:bookmarkStart w:id="19" w:name="bookmark17"/>
       <w:bookmarkEnd w:id="19"/>
-      <w:bookmarkStart w:id="20" w:name="bookmark17"/>
+      <w:bookmarkStart w:id="20" w:name="bookmark16"/>
       <w:bookmarkEnd w:id="20"/>
-      <w:bookmarkStart w:id="21" w:name="_Toc638"/>
+      <w:bookmarkStart w:id="21" w:name="_Toc13796"/>
       <w:r>
         <w:t>运行维护工具</w:t>
       </w:r>
@@ -16269,186 +17198,6 @@
       </w:pPr>
       <w:r>
         <w:t>运维工具在2025 年的应用需要加强以下几个方面的工作：</w:t>
-      </w:r>
-    </w:p>
-    <w:p>
-      <w:pPr>
-        <w:pStyle w:val="29"/>
-        <w:numPr>
-          <w:ilvl w:val="0"/>
-          <w:numId w:val="5"/>
-        </w:numPr>
-        <w:bidi w:val="0"/>
-        <w:ind w:left="425" w:leftChars="0" w:hanging="425" w:firstLineChars="0"/>
-      </w:pPr>
-      <w:r>
-        <w:t>加强流程管理工具的改进工作：对于驻场服务项目，本年度要重点收集使用意见，对工具进行改进，提高工具的实用性；</w:t>
-      </w:r>
-    </w:p>
-    <w:p>
-      <w:pPr>
-        <w:pStyle w:val="29"/>
-        <w:numPr>
-          <w:ilvl w:val="0"/>
-          <w:numId w:val="5"/>
-        </w:numPr>
-        <w:bidi w:val="0"/>
-        <w:ind w:left="425" w:leftChars="0" w:hanging="425" w:firstLineChars="0"/>
-      </w:pPr>
-      <w:r>
-        <w:t>继续加强自动化监控管理工具的应用：部分有条件的项目，已经上线自动化监控管理工具，需要对平台运维组的主要运维工程师加强自动化监控管理工具的培训，提升操作能力。</w:t>
-      </w:r>
-    </w:p>
-    <w:p>
-      <w:pPr>
-        <w:pStyle w:val="29"/>
-        <w:numPr>
-          <w:ilvl w:val="0"/>
-          <w:numId w:val="5"/>
-        </w:numPr>
-        <w:bidi w:val="0"/>
-        <w:ind w:left="425" w:leftChars="0" w:hanging="425" w:firstLineChars="0"/>
-      </w:pPr>
-      <w:r>
-        <w:rPr>
-          <w:rFonts w:hint="eastAsia"/>
-          <w:lang w:val="en-US" w:eastAsia="zh-CN"/>
-        </w:rPr>
-        <w:t>运维工具至少自评估一次。</w:t>
-      </w:r>
-    </w:p>
-    <w:p>
-      <w:pPr>
-        <w:pStyle w:val="31"/>
-        <w:bidi w:val="0"/>
-        <w:rPr>
-          <w:rFonts w:hint="eastAsia"/>
-          <w:lang w:val="en-US" w:eastAsia="zh-CN"/>
-        </w:rPr>
-      </w:pPr>
-      <w:bookmarkStart w:id="22" w:name="_Toc371"/>
-      <w:r>
-        <w:rPr>
-          <w:rFonts w:hint="eastAsia"/>
-          <w:lang w:val="en-US" w:eastAsia="zh-CN"/>
-        </w:rPr>
-        <w:t>服务台</w:t>
-      </w:r>
-      <w:bookmarkEnd w:id="22"/>
-    </w:p>
-    <w:p>
-      <w:pPr>
-        <w:spacing w:line="219" w:lineRule="auto"/>
-        <w:ind w:left="443"/>
-        <w:rPr>
-          <w:rFonts w:hint="eastAsia" w:ascii="宋体" w:hAnsi="宋体" w:eastAsia="宋体" w:cs="宋体"/>
-          <w:sz w:val="24"/>
-          <w:szCs w:val="24"/>
-          <w:lang w:eastAsia="zh-CN"/>
-        </w:rPr>
-      </w:pPr>
-      <w:r>
-        <w:rPr>
-          <w:rFonts w:ascii="宋体" w:hAnsi="宋体" w:eastAsia="宋体" w:cs="宋体"/>
-          <w:spacing w:val="-1"/>
-          <w:sz w:val="24"/>
-          <w:szCs w:val="24"/>
-        </w:rPr>
-        <w:t>针对客户投诉，2025年规划做出更好的要求</w:t>
-      </w:r>
-      <w:r>
-        <w:rPr>
-          <w:rFonts w:hint="eastAsia" w:ascii="宋体" w:hAnsi="宋体" w:eastAsia="宋体" w:cs="宋体"/>
-          <w:spacing w:val="-1"/>
-          <w:sz w:val="24"/>
-          <w:szCs w:val="24"/>
-          <w:lang w:eastAsia="zh-CN"/>
-        </w:rPr>
-        <w:t>：</w:t>
-      </w:r>
-    </w:p>
-    <w:p>
-      <w:pPr>
-        <w:numPr>
-          <w:ilvl w:val="0"/>
-          <w:numId w:val="6"/>
-        </w:numPr>
-        <w:spacing w:before="184" w:line="219" w:lineRule="auto"/>
-        <w:ind w:left="425" w:leftChars="0" w:hanging="425" w:firstLineChars="0"/>
-        <w:rPr>
-          <w:rFonts w:ascii="宋体" w:hAnsi="宋体" w:eastAsia="宋体" w:cs="宋体"/>
-          <w:sz w:val="24"/>
-          <w:szCs w:val="24"/>
-        </w:rPr>
-      </w:pPr>
-      <w:r>
-        <w:rPr>
-          <w:rFonts w:ascii="宋体" w:hAnsi="宋体" w:eastAsia="宋体" w:cs="宋体"/>
-          <w:spacing w:val="-1"/>
-          <w:sz w:val="24"/>
-          <w:szCs w:val="24"/>
-        </w:rPr>
-        <w:t>优化客户满意度调查，做好对客户的服务，确保客户满意度≥95.5</w:t>
-      </w:r>
-      <w:r>
-        <w:rPr>
-          <w:rFonts w:ascii="宋体" w:hAnsi="宋体" w:eastAsia="宋体" w:cs="宋体"/>
-          <w:spacing w:val="-37"/>
-          <w:sz w:val="24"/>
-          <w:szCs w:val="24"/>
-        </w:rPr>
-        <w:t xml:space="preserve"> </w:t>
-      </w:r>
-      <w:r>
-        <w:rPr>
-          <w:rFonts w:ascii="宋体" w:hAnsi="宋体" w:eastAsia="宋体" w:cs="宋体"/>
-          <w:spacing w:val="-1"/>
-          <w:sz w:val="24"/>
-          <w:szCs w:val="24"/>
-        </w:rPr>
-        <w:t>分。</w:t>
-      </w:r>
-    </w:p>
-    <w:p>
-      <w:pPr>
-        <w:numPr>
-          <w:ilvl w:val="0"/>
-          <w:numId w:val="6"/>
-        </w:numPr>
-        <w:spacing w:before="183" w:line="365" w:lineRule="auto"/>
-        <w:ind w:left="425" w:leftChars="0" w:right="15" w:hanging="425" w:firstLineChars="0"/>
-        <w:rPr>
-          <w:rFonts w:ascii="宋体" w:hAnsi="宋体" w:eastAsia="宋体" w:cs="宋体"/>
-          <w:sz w:val="24"/>
-          <w:szCs w:val="24"/>
-        </w:rPr>
-      </w:pPr>
-      <w:r>
-        <w:rPr>
-          <w:rFonts w:ascii="宋体" w:hAnsi="宋体" w:eastAsia="宋体" w:cs="宋体"/>
-          <w:spacing w:val="-1"/>
-          <w:sz w:val="24"/>
-          <w:szCs w:val="24"/>
-        </w:rPr>
-        <w:t>对服务台日常工作记录的完整性，用户评价记</w:t>
-      </w:r>
-      <w:r>
-        <w:rPr>
-          <w:rFonts w:ascii="宋体" w:hAnsi="宋体" w:eastAsia="宋体" w:cs="宋体"/>
-          <w:spacing w:val="-2"/>
-          <w:sz w:val="24"/>
-          <w:szCs w:val="24"/>
-        </w:rPr>
-        <w:t>录的完整性等指标进行评价改</w:t>
-      </w:r>
-      <w:r>
-        <w:rPr>
-          <w:rFonts w:ascii="宋体" w:hAnsi="宋体" w:eastAsia="宋体" w:cs="宋体"/>
-          <w:spacing w:val="-4"/>
-          <w:sz w:val="24"/>
-          <w:szCs w:val="24"/>
-        </w:rPr>
-        <w:t>进。</w:t>
       </w:r>
     </w:p>
     <w:p>
@@ -16458,50 +17207,103 @@
           <w:ilvl w:val="0"/>
           <w:numId w:val="6"/>
         </w:numPr>
+        <w:bidi w:val="0"/>
         <w:ind w:left="425" w:leftChars="0" w:hanging="425" w:firstLineChars="0"/>
-        <w:rPr>
-          <w:rFonts w:ascii="宋体" w:hAnsi="宋体" w:eastAsia="宋体" w:cs="宋体"/>
-          <w:spacing w:val="-4"/>
+      </w:pPr>
+      <w:r>
+        <w:t>加强流程管理工具的改进工作：对于驻场服务项目，本年度要重点收集使用意见，对工具进行改进，提高工具的实用性；</w:t>
+      </w:r>
+    </w:p>
+    <w:p>
+      <w:pPr>
+        <w:pStyle w:val="29"/>
+        <w:numPr>
+          <w:ilvl w:val="0"/>
+          <w:numId w:val="6"/>
+        </w:numPr>
+        <w:bidi w:val="0"/>
+        <w:ind w:left="425" w:leftChars="0" w:hanging="425" w:firstLineChars="0"/>
+      </w:pPr>
+      <w:r>
+        <w:t>继续加强自动化监控管理工具的应用：部分有条件的项目，已经上线自动化监控管理工具，需要对平台运维组的主要运维工程师加强自动化监控管理工具的培训，提升操作能力。</w:t>
+      </w:r>
+    </w:p>
+    <w:p>
+      <w:pPr>
+        <w:pStyle w:val="29"/>
+        <w:numPr>
+          <w:ilvl w:val="0"/>
+          <w:numId w:val="6"/>
+        </w:numPr>
+        <w:bidi w:val="0"/>
+        <w:ind w:left="425" w:leftChars="0" w:hanging="425" w:firstLineChars="0"/>
+      </w:pPr>
+      <w:r>
+        <w:rPr>
+          <w:rFonts w:hint="eastAsia"/>
+          <w:lang w:val="en-US" w:eastAsia="zh-CN"/>
+        </w:rPr>
+        <w:t>运维工具至少自评估一次。</w:t>
+      </w:r>
+    </w:p>
+    <w:p>
+      <w:pPr>
+        <w:pStyle w:val="31"/>
+        <w:bidi w:val="0"/>
+        <w:rPr>
+          <w:rFonts w:hint="eastAsia"/>
+          <w:lang w:val="en-US" w:eastAsia="zh-CN"/>
+        </w:rPr>
+      </w:pPr>
+      <w:bookmarkStart w:id="22" w:name="_Toc27233"/>
+      <w:r>
+        <w:rPr>
+          <w:rFonts w:hint="eastAsia"/>
+          <w:lang w:val="en-US" w:eastAsia="zh-CN"/>
+        </w:rPr>
+        <w:t>服务台</w:t>
+      </w:r>
+      <w:bookmarkEnd w:id="22"/>
+    </w:p>
+    <w:p>
+      <w:pPr>
+        <w:spacing w:line="219" w:lineRule="auto"/>
+        <w:ind w:left="443"/>
+        <w:rPr>
+          <w:rFonts w:hint="eastAsia" w:ascii="宋体" w:hAnsi="宋体" w:eastAsia="宋体" w:cs="宋体"/>
           <w:sz w:val="24"/>
           <w:szCs w:val="24"/>
+          <w:lang w:eastAsia="zh-CN"/>
         </w:rPr>
       </w:pPr>
       <w:r>
         <w:rPr>
           <w:rFonts w:ascii="宋体" w:hAnsi="宋体" w:eastAsia="宋体" w:cs="宋体"/>
-          <w:spacing w:val="2"/>
+          <w:spacing w:val="-1"/>
           <w:sz w:val="24"/>
           <w:szCs w:val="24"/>
         </w:rPr>
-        <w:t>针对客户投诉，2025年规划做出更好的</w:t>
-      </w:r>
-      <w:r>
-        <w:rPr>
-          <w:rFonts w:ascii="宋体" w:hAnsi="宋体" w:eastAsia="宋体" w:cs="宋体"/>
-          <w:spacing w:val="1"/>
+        <w:t>针对客户投诉，2025年规划做出更好的要求</w:t>
+      </w:r>
+      <w:r>
+        <w:rPr>
+          <w:rFonts w:hint="eastAsia" w:ascii="宋体" w:hAnsi="宋体" w:eastAsia="宋体" w:cs="宋体"/>
+          <w:spacing w:val="-1"/>
           <w:sz w:val="24"/>
           <w:szCs w:val="24"/>
-        </w:rPr>
-        <w:t>要求，要求每个客户投诉都要进行</w:t>
-      </w:r>
-      <w:r>
-        <w:rPr>
-          <w:rFonts w:ascii="宋体" w:hAnsi="宋体" w:eastAsia="宋体" w:cs="宋体"/>
-          <w:spacing w:val="-4"/>
-          <w:sz w:val="24"/>
-          <w:szCs w:val="24"/>
-        </w:rPr>
-        <w:t>当天有效处理，投诉24小时内有效处理率100%。</w:t>
+          <w:lang w:eastAsia="zh-CN"/>
+        </w:rPr>
+        <w:t>：</w:t>
       </w:r>
     </w:p>
     <w:p>
       <w:pPr>
         <w:numPr>
           <w:ilvl w:val="0"/>
-          <w:numId w:val="6"/>
+          <w:numId w:val="7"/>
         </w:numPr>
-        <w:spacing w:before="78" w:line="362" w:lineRule="auto"/>
-        <w:ind w:left="425" w:leftChars="0" w:right="87" w:hanging="425" w:firstLineChars="0"/>
+        <w:spacing w:before="184" w:line="219" w:lineRule="auto"/>
+        <w:ind w:left="425" w:leftChars="0" w:hanging="425" w:firstLineChars="0"/>
         <w:rPr>
           <w:rFonts w:ascii="宋体" w:hAnsi="宋体" w:eastAsia="宋体" w:cs="宋体"/>
           <w:sz w:val="24"/>
@@ -16511,16 +17313,16 @@
       <w:r>
         <w:rPr>
           <w:rFonts w:ascii="宋体" w:hAnsi="宋体" w:eastAsia="宋体" w:cs="宋体"/>
-          <w:spacing w:val="2"/>
+          <w:spacing w:val="-1"/>
           <w:sz w:val="24"/>
           <w:szCs w:val="24"/>
         </w:rPr>
-        <w:t>成功回访事件数占事件总数的比例，2025</w:t>
+        <w:t>优化客户满意度调查，做好对客户的服务，确保客户满意度≥95.5</w:t>
       </w:r>
       <w:r>
         <w:rPr>
           <w:rFonts w:ascii="宋体" w:hAnsi="宋体" w:eastAsia="宋体" w:cs="宋体"/>
-          <w:spacing w:val="-47"/>
+          <w:spacing w:val="-37"/>
           <w:sz w:val="24"/>
           <w:szCs w:val="24"/>
         </w:rPr>
@@ -16529,613 +17331,53 @@
       <w:r>
         <w:rPr>
           <w:rFonts w:ascii="宋体" w:hAnsi="宋体" w:eastAsia="宋体" w:cs="宋体"/>
-          <w:spacing w:val="2"/>
+          <w:spacing w:val="-1"/>
           <w:sz w:val="24"/>
           <w:szCs w:val="24"/>
         </w:rPr>
-        <w:t>年规</w:t>
-      </w:r>
-      <w:r>
-        <w:rPr>
-          <w:rFonts w:ascii="宋体" w:hAnsi="宋体" w:eastAsia="宋体" w:cs="宋体"/>
-          <w:spacing w:val="1"/>
-          <w:sz w:val="24"/>
-          <w:szCs w:val="24"/>
-        </w:rPr>
-        <w:t>划成功回访事件覆盖率目标</w:t>
-      </w:r>
-      <w:r>
-        <w:rPr>
-          <w:rFonts w:ascii="宋体" w:hAnsi="宋体" w:eastAsia="宋体" w:cs="宋体"/>
-          <w:spacing w:val="-3"/>
-          <w:sz w:val="24"/>
-          <w:szCs w:val="24"/>
-        </w:rPr>
-        <w:t>应达到</w:t>
-      </w:r>
-      <w:r>
-        <w:rPr>
-          <w:rFonts w:ascii="宋体" w:hAnsi="宋体" w:eastAsia="宋体" w:cs="宋体"/>
-          <w:spacing w:val="-49"/>
-          <w:sz w:val="24"/>
-          <w:szCs w:val="24"/>
-        </w:rPr>
-        <w:t xml:space="preserve"> </w:t>
-      </w:r>
-      <w:r>
-        <w:rPr>
-          <w:rFonts w:ascii="宋体" w:hAnsi="宋体" w:eastAsia="宋体" w:cs="宋体"/>
-          <w:spacing w:val="-3"/>
-          <w:sz w:val="24"/>
-          <w:szCs w:val="24"/>
-        </w:rPr>
-        <w:t>60%。</w:t>
+        <w:t>分。</w:t>
       </w:r>
     </w:p>
     <w:p>
       <w:pPr>
-        <w:pStyle w:val="31"/>
-        <w:bidi w:val="0"/>
-        <w:rPr>
-          <w:rFonts w:hint="eastAsia"/>
-          <w:lang w:val="en-US" w:eastAsia="zh-CN"/>
+        <w:numPr>
+          <w:ilvl w:val="0"/>
+          <w:numId w:val="7"/>
+        </w:numPr>
+        <w:spacing w:before="183" w:line="365" w:lineRule="auto"/>
+        <w:ind w:left="425" w:leftChars="0" w:right="15" w:hanging="425" w:firstLineChars="0"/>
+        <w:rPr>
+          <w:rFonts w:ascii="宋体" w:hAnsi="宋体" w:eastAsia="宋体" w:cs="宋体"/>
+          <w:sz w:val="24"/>
+          <w:szCs w:val="24"/>
         </w:rPr>
       </w:pPr>
-      <w:bookmarkStart w:id="23" w:name="_Toc10197"/>
-      <w:r>
-        <w:rPr>
-          <w:rFonts w:hint="eastAsia"/>
-          <w:lang w:val="en-US" w:eastAsia="zh-CN"/>
-        </w:rPr>
-        <w:t>备件库</w:t>
-      </w:r>
-      <w:bookmarkEnd w:id="23"/>
-    </w:p>
-    <w:p>
-      <w:pPr>
-        <w:pStyle w:val="29"/>
-        <w:bidi w:val="0"/>
-        <w:rPr>
-          <w:rFonts w:hint="eastAsia"/>
-          <w:lang w:val="en-US" w:eastAsia="zh-CN"/>
-        </w:rPr>
-      </w:pPr>
-      <w:r>
-        <w:t>为确保运维服务的连续性与应急响应效率，公司将加强对备件库的标准化管理。备件管理工作的考核以季度为周期开展，核心指标为备件准确率，目标值为不低于95%</w:t>
-      </w:r>
-      <w:r>
-        <w:rPr>
-          <w:rFonts w:hint="eastAsia"/>
-          <w:lang w:eastAsia="zh-CN"/>
-        </w:rPr>
-        <w:t>，</w:t>
-      </w:r>
-      <w:r>
-        <w:rPr>
-          <w:rFonts w:hint="eastAsia"/>
-          <w:lang w:val="en-US" w:eastAsia="zh-CN"/>
-        </w:rPr>
-        <w:t>准确率按备件准确数量/备件总数量*100%计算。该</w:t>
-      </w:r>
-      <w:r>
-        <w:t>指标旨在确保库存台账与实际物资一致，支持运维团队快速精准地获取所需备件，切实提升服务保障能力。</w:t>
-      </w:r>
-    </w:p>
-    <w:p>
-      <w:pPr>
-        <w:pStyle w:val="31"/>
-        <w:bidi w:val="0"/>
-        <w:rPr>
-          <w:rFonts w:hint="eastAsia"/>
-          <w:lang w:val="en-US" w:eastAsia="zh-CN"/>
-        </w:rPr>
-      </w:pPr>
-      <w:bookmarkStart w:id="24" w:name="_Toc21856"/>
-      <w:r>
-        <w:rPr>
-          <w:rFonts w:hint="eastAsia"/>
-          <w:lang w:val="en-US" w:eastAsia="zh-CN"/>
-        </w:rPr>
-        <w:t>服务知识</w:t>
-      </w:r>
-      <w:bookmarkEnd w:id="24"/>
-    </w:p>
-    <w:p>
-      <w:pPr>
-        <w:pStyle w:val="29"/>
-        <w:bidi w:val="0"/>
-      </w:pPr>
-      <w:r>
-        <w:t>202</w:t>
-      </w:r>
-      <w:r>
-        <w:rPr>
-          <w:rFonts w:hint="eastAsia"/>
-          <w:lang w:val="en-US" w:eastAsia="zh-CN"/>
-        </w:rPr>
-        <w:t>4</w:t>
-      </w:r>
-      <w:r>
-        <w:t>年在服务知识维护和利用方面有了较大的提高，也为运维工作的效率、质量的提高起到很好的支撑作用，但在服务知识入库审核、服务知识的覆盖面等方面还存在不足。2025年规划在服务知识覆盖面、知识入库审核等多个方面进行优化完善。</w:t>
-      </w:r>
-    </w:p>
-    <w:p>
-      <w:pPr>
-        <w:pStyle w:val="29"/>
-        <w:bidi w:val="0"/>
-      </w:pPr>
-      <w:r>
-        <w:t>2025年的服务知识</w:t>
-      </w:r>
-      <w:r>
-        <w:rPr>
-          <w:rFonts w:hint="eastAsia"/>
-          <w:lang w:val="en-US" w:eastAsia="zh-CN"/>
-        </w:rPr>
-        <w:t>利用率</w:t>
-      </w:r>
-      <w:r>
-        <w:t>将</w:t>
-      </w:r>
-      <w:r>
-        <w:rPr>
-          <w:rFonts w:hint="eastAsia"/>
-          <w:lang w:val="en-US" w:eastAsia="zh-CN"/>
-        </w:rPr>
-        <w:t>提高</w:t>
-      </w:r>
-      <w:r>
-        <w:t>，</w:t>
-      </w:r>
-      <w:r>
-        <w:rPr>
-          <w:rFonts w:hint="eastAsia"/>
-          <w:lang w:val="en-US" w:eastAsia="zh-CN"/>
-        </w:rPr>
-        <w:t>加强服务知识有效性审核，提高服务知识利用率</w:t>
-      </w:r>
-      <w:r>
-        <w:t>。每季度知识</w:t>
-      </w:r>
-      <w:r>
-        <w:rPr>
-          <w:rFonts w:hint="eastAsia"/>
-          <w:lang w:val="en-US" w:eastAsia="zh-CN"/>
-        </w:rPr>
-        <w:t>利用</w:t>
-      </w:r>
-      <w:r>
-        <w:t>率需达到≥90%</w:t>
-      </w:r>
-      <w:r>
-        <w:rPr>
-          <w:rFonts w:hint="eastAsia"/>
-          <w:lang w:eastAsia="zh-CN"/>
-        </w:rPr>
-        <w:t>，</w:t>
-      </w:r>
-      <w:r>
-        <w:rPr>
-          <w:rFonts w:hint="eastAsia"/>
-          <w:lang w:val="en-US" w:eastAsia="zh-CN"/>
-        </w:rPr>
-        <w:t>利用率按</w:t>
-      </w:r>
-      <w:r>
-        <w:rPr>
-          <w:rFonts w:hint="eastAsia"/>
-        </w:rPr>
-        <w:t>实际被应用的知识条目数量/知识总条目数量</w:t>
-      </w:r>
-      <w:r>
-        <w:rPr>
-          <w:rFonts w:hint="eastAsia"/>
-          <w:lang w:eastAsia="zh-CN"/>
-        </w:rPr>
-        <w:t>*</w:t>
-      </w:r>
-      <w:r>
-        <w:rPr>
-          <w:rFonts w:hint="eastAsia"/>
-        </w:rPr>
-        <w:t>100%</w:t>
-      </w:r>
-      <w:r>
-        <w:rPr>
-          <w:rFonts w:hint="eastAsia"/>
-          <w:lang w:val="en-US" w:eastAsia="zh-CN"/>
-        </w:rPr>
-        <w:t>计算</w:t>
-      </w:r>
-      <w:r>
-        <w:t>。</w:t>
-      </w:r>
-    </w:p>
-    <w:p>
-      <w:pPr>
-        <w:pStyle w:val="31"/>
-        <w:bidi w:val="0"/>
-        <w:rPr>
-          <w:rFonts w:hint="eastAsia"/>
-          <w:lang w:val="en-US" w:eastAsia="zh-CN"/>
-        </w:rPr>
-      </w:pPr>
-      <w:bookmarkStart w:id="25" w:name="_Toc2909"/>
-      <w:r>
-        <w:rPr>
-          <w:rFonts w:hint="eastAsia"/>
-          <w:lang w:val="en-US" w:eastAsia="zh-CN"/>
-        </w:rPr>
-        <w:t>最终软件库</w:t>
-      </w:r>
-      <w:bookmarkEnd w:id="25"/>
-    </w:p>
-    <w:p>
-      <w:pPr>
-        <w:pStyle w:val="29"/>
-        <w:bidi w:val="0"/>
-      </w:pPr>
-      <w:r>
-        <w:rPr>
-          <w:rFonts w:hint="default"/>
-        </w:rPr>
-        <w:t>为规范软件资源管理、保障系统稳定运行，公司拟制定《</w:t>
-      </w:r>
-      <w:r>
-        <w:rPr>
-          <w:rFonts w:hint="eastAsia"/>
-          <w:lang w:val="en-US" w:eastAsia="zh-CN"/>
-        </w:rPr>
-        <w:t>最终软件库管理制度</w:t>
-      </w:r>
-      <w:r>
-        <w:rPr>
-          <w:rFonts w:hint="default"/>
-        </w:rPr>
-        <w:t>》，明确功能测试、安全漏洞扫描、兼容性验证等为必检项目，所有软件须全部达标后方可正式入库。公司设立专职审核团队，负责对拟入库软件开展全流程质量把关，完整留存测试报告及审核记录，确保过程可追溯、责任可落实。</w:t>
-      </w:r>
-    </w:p>
-    <w:p>
-      <w:pPr>
-        <w:pStyle w:val="29"/>
-        <w:bidi w:val="0"/>
-        <w:rPr>
-          <w:rFonts w:hint="default"/>
-        </w:rPr>
-      </w:pPr>
-      <w:r>
-        <w:rPr>
-          <w:rFonts w:hint="default"/>
-        </w:rPr>
-        <w:t>通过严格执行该标准，公司致力于实现软件库中资源的持续高可用性，年度软件可用率目标设定为不低于95%</w:t>
-      </w:r>
-      <w:r>
-        <w:rPr>
-          <w:rFonts w:hint="eastAsia"/>
-          <w:lang w:eastAsia="zh-CN"/>
-        </w:rPr>
-        <w:t>，</w:t>
-      </w:r>
-      <w:r>
-        <w:rPr>
-          <w:rFonts w:hint="eastAsia"/>
-          <w:lang w:val="en-US" w:eastAsia="zh-CN"/>
-        </w:rPr>
-        <w:t>可用率按</w:t>
-      </w:r>
-      <w:r>
-        <w:rPr>
-          <w:rFonts w:hint="eastAsia"/>
-        </w:rPr>
-        <w:t>实际被应用的知识条目数量/知识总条目数量</w:t>
-      </w:r>
-      <w:r>
-        <w:rPr>
-          <w:rFonts w:hint="eastAsia"/>
-          <w:lang w:eastAsia="zh-CN"/>
-        </w:rPr>
-        <w:t>*</w:t>
-      </w:r>
-      <w:r>
-        <w:rPr>
-          <w:rFonts w:hint="eastAsia"/>
-        </w:rPr>
-        <w:t>100%</w:t>
-      </w:r>
-      <w:r>
-        <w:rPr>
-          <w:rFonts w:hint="eastAsia"/>
-          <w:lang w:val="en-US" w:eastAsia="zh-CN"/>
-        </w:rPr>
-        <w:t>计算</w:t>
-      </w:r>
-      <w:r>
-        <w:rPr>
-          <w:rFonts w:hint="default"/>
-        </w:rPr>
-        <w:t>。</w:t>
-      </w:r>
-    </w:p>
-    <w:p>
-      <w:pPr>
-        <w:pStyle w:val="29"/>
-        <w:ind w:left="0" w:leftChars="0" w:firstLine="0" w:firstLineChars="0"/>
-        <w:rPr>
-          <w:rFonts w:hint="eastAsia"/>
-          <w:lang w:val="en-US" w:eastAsia="zh-CN"/>
-        </w:rPr>
-      </w:pPr>
-    </w:p>
-    <w:p>
-      <w:pPr>
-        <w:pStyle w:val="31"/>
-        <w:bidi w:val="0"/>
-        <w:rPr>
-          <w:rFonts w:hint="default"/>
-          <w:lang w:val="en-US" w:eastAsia="zh-CN"/>
-        </w:rPr>
-      </w:pPr>
-      <w:bookmarkStart w:id="26" w:name="_Toc2938"/>
-      <w:r>
-        <w:rPr>
-          <w:rFonts w:hint="eastAsia"/>
-          <w:lang w:val="en-US" w:eastAsia="zh-CN"/>
-        </w:rPr>
-        <w:t>服务数据</w:t>
-      </w:r>
-      <w:bookmarkEnd w:id="26"/>
-    </w:p>
-    <w:p>
-      <w:pPr>
-        <w:pStyle w:val="29"/>
-        <w:bidi w:val="0"/>
-      </w:pPr>
-      <w:r>
-        <w:rPr>
-          <w:rFonts w:hint="default"/>
-        </w:rPr>
-        <w:t>为提升运维数据的规范性与一致性，公司将制定并推行《</w:t>
-      </w:r>
-      <w:r>
-        <w:rPr>
-          <w:rFonts w:hint="eastAsia"/>
-          <w:lang w:val="en-US" w:eastAsia="zh-CN"/>
-        </w:rPr>
-        <w:t>服务数据管理制度</w:t>
-      </w:r>
-      <w:r>
-        <w:rPr>
-          <w:rFonts w:hint="default"/>
-        </w:rPr>
-        <w:t>》，明确监控数据、故障记录、工单处理流程等各类数据的录入格式、字段定义及必填项规范。该</w:t>
-      </w:r>
-      <w:r>
-        <w:rPr>
-          <w:rFonts w:hint="eastAsia"/>
-          <w:lang w:val="en-US" w:eastAsia="zh-CN"/>
-        </w:rPr>
-        <w:t>制度</w:t>
-      </w:r>
-      <w:r>
-        <w:rPr>
-          <w:rFonts w:hint="default"/>
-        </w:rPr>
-        <w:t>将作为数据采集工作的基本依据，为实现数据驱动决策奠定基础。</w:t>
-      </w:r>
-    </w:p>
-    <w:p>
-      <w:pPr>
-        <w:pStyle w:val="29"/>
-        <w:rPr>
-          <w:rFonts w:hint="default"/>
-          <w:lang w:val="en-US" w:eastAsia="zh-CN"/>
-        </w:rPr>
-      </w:pPr>
-      <w:r>
-        <w:rPr>
-          <w:rFonts w:hint="default"/>
-        </w:rPr>
-        <w:t>公司将组织运维人员参与专项培训，结合真实案例深入讲解标准要求与操作流程，并对参训人员进行考核，实行持证上岗机制，确保其熟练掌握数据采集标准后方可参与实际工作，从源头提升</w:t>
-      </w:r>
-      <w:r>
-        <w:rPr>
-          <w:rFonts w:hint="default"/>
-          <w:lang w:val="en-US" w:eastAsia="zh-CN"/>
-        </w:rPr>
-        <w:t>数据质量。通过上述措施，致力于将整体服务数据的采集准确率提升至9</w:t>
-      </w:r>
-      <w:r>
-        <w:rPr>
-          <w:rFonts w:hint="eastAsia"/>
-          <w:lang w:val="en-US" w:eastAsia="zh-CN"/>
-        </w:rPr>
-        <w:t>9</w:t>
-      </w:r>
-      <w:r>
-        <w:rPr>
-          <w:rFonts w:hint="default"/>
-          <w:lang w:val="en-US" w:eastAsia="zh-CN"/>
-        </w:rPr>
-        <w:t>%以上</w:t>
-      </w:r>
-      <w:r>
-        <w:rPr>
-          <w:rFonts w:hint="eastAsia"/>
-          <w:lang w:val="en-US" w:eastAsia="zh-CN"/>
-        </w:rPr>
-        <w:t>，准确率按服务数据的准确数量/服务数据总数*100%计算，每年考核一次</w:t>
-      </w:r>
-      <w:r>
-        <w:rPr>
-          <w:rFonts w:hint="default"/>
-          <w:lang w:val="en-US" w:eastAsia="zh-CN"/>
-        </w:rPr>
-        <w:t>。</w:t>
-      </w:r>
-    </w:p>
-    <w:p>
-      <w:pPr>
-        <w:pStyle w:val="30"/>
-        <w:bidi w:val="0"/>
-        <w:rPr>
-          <w:rFonts w:hint="eastAsia"/>
-          <w:lang w:val="en-US" w:eastAsia="zh-CN"/>
-        </w:rPr>
-      </w:pPr>
-      <w:bookmarkStart w:id="27" w:name="_Toc19224"/>
-      <w:r>
-        <w:rPr>
-          <w:rFonts w:hint="eastAsia"/>
-          <w:lang w:val="en-US" w:eastAsia="zh-CN"/>
-        </w:rPr>
-        <w:t>技术</w:t>
-      </w:r>
-      <w:bookmarkEnd w:id="27"/>
-    </w:p>
-    <w:p>
-      <w:pPr>
-        <w:pStyle w:val="29"/>
-        <w:bidi w:val="0"/>
-        <w:rPr>
-          <w:rFonts w:hint="eastAsia"/>
-          <w:lang w:val="en-US" w:eastAsia="zh-CN"/>
-        </w:rPr>
-      </w:pPr>
-      <w:r>
-        <w:t>根据公司2025年度经营计划部署，为系统化应对生产运维过程中现存及潜在的技术挑战，我部已建立起软件研发产品化的常态化机制。该机制旨在通过对重点、难点技术问题开展专题研究与技术攻关，形成可落地、可推广的技术实施方案与解决方案，从而有效提升运维工作效率与服务质量，持续增强用户满意度。2025年度具体技术研发目标、重点项目及实施</w:t>
-      </w:r>
-      <w:r>
-        <w:rPr>
-          <w:rFonts w:hint="eastAsia"/>
-          <w:lang w:val="en-US" w:eastAsia="zh-CN"/>
-        </w:rPr>
-        <w:t>计划</w:t>
-      </w:r>
-      <w:r>
-        <w:t>见《</w:t>
-      </w:r>
-      <w:r>
-        <w:rPr>
-          <w:rFonts w:hint="eastAsia"/>
-        </w:rPr>
-        <w:t>2025年运维研发规划</w:t>
-      </w:r>
-      <w:r>
-        <w:t>》</w:t>
-      </w:r>
-    </w:p>
-    <w:p>
-      <w:pPr>
-        <w:pStyle w:val="30"/>
-        <w:bidi w:val="0"/>
-        <w:rPr>
-          <w:rFonts w:hint="eastAsia"/>
-          <w:lang w:val="en-US" w:eastAsia="zh-CN"/>
-        </w:rPr>
-      </w:pPr>
-      <w:bookmarkStart w:id="28" w:name="_Toc6608"/>
-      <w:r>
-        <w:rPr>
-          <w:rFonts w:hint="eastAsia"/>
-          <w:lang w:val="en-US" w:eastAsia="zh-CN"/>
-        </w:rPr>
-        <w:t>过程</w:t>
-      </w:r>
-      <w:bookmarkEnd w:id="28"/>
-    </w:p>
-    <w:p>
-      <w:pPr>
-        <w:pStyle w:val="31"/>
-        <w:bidi w:val="0"/>
-        <w:rPr>
-          <w:rFonts w:hint="eastAsia"/>
-          <w:lang w:val="en-US" w:eastAsia="zh-CN"/>
-        </w:rPr>
-      </w:pPr>
-      <w:bookmarkStart w:id="29" w:name="_Toc23713"/>
-      <w:r>
-        <w:rPr>
-          <w:rFonts w:hint="eastAsia"/>
-          <w:lang w:val="en-US" w:eastAsia="zh-CN"/>
-        </w:rPr>
-        <w:t>过程框架设计</w:t>
-      </w:r>
-      <w:bookmarkEnd w:id="29"/>
-    </w:p>
-    <w:p>
-      <w:pPr>
-        <w:pStyle w:val="29"/>
-        <w:bidi w:val="0"/>
-        <w:rPr>
-          <w:rFonts w:hint="eastAsia"/>
-          <w:lang w:val="en-US" w:eastAsia="zh-CN"/>
-        </w:rPr>
-      </w:pPr>
-      <w:r>
-        <w:t>2025年，过程框架设计管理工作将重点推进框架的持续优化与迭代。依据前期调研及运行反馈，以季度为周期对现有过程框架进行评估与动态调整。例如，为高效响应紧急业务软件上线需求，将专门设计并增设“快速审核通道”，明确简化的审核流程与权责分工，精简冗余及非必要环节，在保障质量与合规的前提下，显著提升紧急需求的响应与交付速度</w:t>
-      </w:r>
-    </w:p>
-    <w:p>
-      <w:pPr>
-        <w:pStyle w:val="31"/>
-        <w:bidi w:val="0"/>
-        <w:rPr>
-          <w:rFonts w:hint="eastAsia"/>
-          <w:lang w:val="en-US" w:eastAsia="zh-CN"/>
-        </w:rPr>
-      </w:pPr>
-      <w:bookmarkStart w:id="30" w:name="_Toc16433"/>
-      <w:r>
-        <w:rPr>
-          <w:rFonts w:hint="eastAsia"/>
-          <w:lang w:val="en-US" w:eastAsia="zh-CN"/>
-        </w:rPr>
-        <w:t>服务级别管理</w:t>
-      </w:r>
-      <w:bookmarkEnd w:id="30"/>
-    </w:p>
-    <w:p>
-      <w:pPr>
-        <w:pStyle w:val="29"/>
-        <w:bidi w:val="0"/>
-        <w:rPr>
-          <w:rFonts w:hint="eastAsia"/>
-          <w:lang w:val="en-US" w:eastAsia="zh-CN"/>
-        </w:rPr>
-      </w:pPr>
-      <w:r>
-        <w:t>2025年，服务级别管理工作将重点强化服务级别协议（SLA）的常态化监测与执行力度。要求各项目在运维过程中，对所有影响服务级别指标达成的事件进行完整跟踪与记录，并依据协议要求，按月量化计算各项关键指标数值。相关统计结果与达标情况需定期在服务报告中予以正式发布，以便各方清晰掌握服务水平现状，并为持续的服务优化提供数据支撑。</w:t>
-      </w:r>
-    </w:p>
-    <w:p>
-      <w:pPr>
-        <w:pStyle w:val="31"/>
-        <w:bidi w:val="0"/>
-        <w:rPr>
-          <w:rFonts w:hint="eastAsia"/>
-          <w:lang w:val="en-US" w:eastAsia="zh-CN"/>
-        </w:rPr>
-      </w:pPr>
-      <w:bookmarkStart w:id="31" w:name="_Toc9895"/>
-      <w:r>
-        <w:rPr>
-          <w:rFonts w:hint="eastAsia"/>
-          <w:lang w:val="en-US" w:eastAsia="zh-CN"/>
-        </w:rPr>
-        <w:t>服务报告管理</w:t>
-      </w:r>
-      <w:bookmarkEnd w:id="31"/>
-    </w:p>
-    <w:p>
-      <w:pPr>
-        <w:pStyle w:val="29"/>
-        <w:bidi w:val="0"/>
-      </w:pPr>
-      <w:r>
-        <w:rPr>
-          <w:rFonts w:hint="default"/>
-        </w:rPr>
-        <w:t>2025年，服务报告管理工作将重点围绕以下两方面深入开展：</w:t>
+      <w:r>
+        <w:rPr>
+          <w:rFonts w:ascii="宋体" w:hAnsi="宋体" w:eastAsia="宋体" w:cs="宋体"/>
+          <w:spacing w:val="-1"/>
+          <w:sz w:val="24"/>
+          <w:szCs w:val="24"/>
+        </w:rPr>
+        <w:t>对服务台日常工作记录的完整性，用户评价记</w:t>
+      </w:r>
+      <w:r>
+        <w:rPr>
+          <w:rFonts w:ascii="宋体" w:hAnsi="宋体" w:eastAsia="宋体" w:cs="宋体"/>
+          <w:spacing w:val="-2"/>
+          <w:sz w:val="24"/>
+          <w:szCs w:val="24"/>
+        </w:rPr>
+        <w:t>录的完整性等指标进行评价改</w:t>
+      </w:r>
+      <w:r>
+        <w:rPr>
+          <w:rFonts w:ascii="宋体" w:hAnsi="宋体" w:eastAsia="宋体" w:cs="宋体"/>
+          <w:spacing w:val="-4"/>
+          <w:sz w:val="24"/>
+          <w:szCs w:val="24"/>
+        </w:rPr>
+        <w:t>进。</w:t>
       </w:r>
     </w:p>
     <w:p>
@@ -17145,37 +17387,118 @@
           <w:ilvl w:val="0"/>
           <w:numId w:val="7"/>
         </w:numPr>
-        <w:bidi w:val="0"/>
         <w:ind w:left="425" w:leftChars="0" w:hanging="425" w:firstLineChars="0"/>
         <w:rPr>
-          <w:rFonts w:hint="default"/>
+          <w:rFonts w:ascii="宋体" w:hAnsi="宋体" w:eastAsia="宋体" w:cs="宋体"/>
+          <w:spacing w:val="-4"/>
+          <w:sz w:val="24"/>
+          <w:szCs w:val="24"/>
         </w:rPr>
       </w:pPr>
       <w:r>
         <w:rPr>
-          <w:rFonts w:hint="default"/>
-        </w:rPr>
-        <w:t>强化服务事件的精细化统计与深度分析：加强对各运维对象事件与性能状况的系统化统计，注重对统计数据的多维度分析与解读，并基于分析结果提出明确改进建议，应避免简单罗列数据的流水账式记录，突出报告的分析性与决策支持价值；</w:t>
+          <w:rFonts w:ascii="宋体" w:hAnsi="宋体" w:eastAsia="宋体" w:cs="宋体"/>
+          <w:spacing w:val="2"/>
+          <w:sz w:val="24"/>
+          <w:szCs w:val="24"/>
+        </w:rPr>
+        <w:t>针对客户投诉，2025年规划做出更好的</w:t>
+      </w:r>
+      <w:r>
+        <w:rPr>
+          <w:rFonts w:ascii="宋体" w:hAnsi="宋体" w:eastAsia="宋体" w:cs="宋体"/>
+          <w:spacing w:val="1"/>
+          <w:sz w:val="24"/>
+          <w:szCs w:val="24"/>
+        </w:rPr>
+        <w:t>要求，要求每个客户投诉都要进行</w:t>
+      </w:r>
+      <w:r>
+        <w:rPr>
+          <w:rFonts w:ascii="宋体" w:hAnsi="宋体" w:eastAsia="宋体" w:cs="宋体"/>
+          <w:spacing w:val="-4"/>
+          <w:sz w:val="24"/>
+          <w:szCs w:val="24"/>
+        </w:rPr>
+        <w:t>当天有效处理，投诉24小时内有效处理率100%。</w:t>
       </w:r>
     </w:p>
     <w:p>
       <w:pPr>
-        <w:pStyle w:val="29"/>
         <w:numPr>
           <w:ilvl w:val="0"/>
           <w:numId w:val="7"/>
         </w:numPr>
-        <w:bidi w:val="0"/>
-        <w:ind w:left="425" w:leftChars="0" w:hanging="425" w:firstLineChars="0"/>
-        <w:rPr>
-          <w:rFonts w:hint="default"/>
+        <w:spacing w:before="78" w:line="362" w:lineRule="auto"/>
+        <w:ind w:left="425" w:leftChars="0" w:right="87" w:hanging="425" w:firstLineChars="0"/>
+        <w:rPr>
+          <w:rFonts w:ascii="宋体" w:hAnsi="宋体" w:eastAsia="宋体" w:cs="宋体"/>
+          <w:sz w:val="24"/>
+          <w:szCs w:val="24"/>
         </w:rPr>
       </w:pPr>
       <w:r>
         <w:rPr>
-          <w:rFonts w:hint="default"/>
-        </w:rPr>
-        <w:t>增加项目运行状况的综合总结：在每月服务报告末章增设项目运行整体综述，系统梳理当月运维基本情况，重点归纳典型问题与风险隐患，并对该月项目运行状态做出结论性评价，旨在为项目管理与客户决策提供清晰、结论性的参考依据。</w:t>
+          <w:rFonts w:ascii="宋体" w:hAnsi="宋体" w:eastAsia="宋体" w:cs="宋体"/>
+          <w:spacing w:val="2"/>
+          <w:sz w:val="24"/>
+          <w:szCs w:val="24"/>
+        </w:rPr>
+        <w:t>成功回访事件数占事件总数的比例，2025</w:t>
+      </w:r>
+      <w:r>
+        <w:rPr>
+          <w:rFonts w:ascii="宋体" w:hAnsi="宋体" w:eastAsia="宋体" w:cs="宋体"/>
+          <w:spacing w:val="-47"/>
+          <w:sz w:val="24"/>
+          <w:szCs w:val="24"/>
+        </w:rPr>
+        <w:t xml:space="preserve"> </w:t>
+      </w:r>
+      <w:r>
+        <w:rPr>
+          <w:rFonts w:ascii="宋体" w:hAnsi="宋体" w:eastAsia="宋体" w:cs="宋体"/>
+          <w:spacing w:val="2"/>
+          <w:sz w:val="24"/>
+          <w:szCs w:val="24"/>
+        </w:rPr>
+        <w:t>年规</w:t>
+      </w:r>
+      <w:r>
+        <w:rPr>
+          <w:rFonts w:ascii="宋体" w:hAnsi="宋体" w:eastAsia="宋体" w:cs="宋体"/>
+          <w:spacing w:val="1"/>
+          <w:sz w:val="24"/>
+          <w:szCs w:val="24"/>
+        </w:rPr>
+        <w:t>划成功回访事件覆盖率目标</w:t>
+      </w:r>
+      <w:r>
+        <w:rPr>
+          <w:rFonts w:ascii="宋体" w:hAnsi="宋体" w:eastAsia="宋体" w:cs="宋体"/>
+          <w:spacing w:val="-3"/>
+          <w:sz w:val="24"/>
+          <w:szCs w:val="24"/>
+        </w:rPr>
+        <w:t>应达到</w:t>
+      </w:r>
+      <w:r>
+        <w:rPr>
+          <w:rFonts w:ascii="宋体" w:hAnsi="宋体" w:eastAsia="宋体" w:cs="宋体"/>
+          <w:spacing w:val="-49"/>
+          <w:sz w:val="24"/>
+          <w:szCs w:val="24"/>
+        </w:rPr>
+        <w:t xml:space="preserve"> </w:t>
+      </w:r>
+      <w:r>
+        <w:rPr>
+          <w:rFonts w:ascii="宋体" w:hAnsi="宋体" w:eastAsia="宋体" w:cs="宋体"/>
+          <w:spacing w:val="-3"/>
+          <w:sz w:val="24"/>
+          <w:szCs w:val="24"/>
+        </w:rPr>
+        <w:t>60%。</w:t>
       </w:r>
     </w:p>
     <w:p>
@@ -17187,13 +17510,520 @@
           <w:lang w:val="en-US" w:eastAsia="zh-CN"/>
         </w:rPr>
       </w:pPr>
-      <w:bookmarkStart w:id="32" w:name="_Toc16454"/>
-      <w:r>
-        <w:rPr>
-          <w:rFonts w:hint="eastAsia"/>
-          <w:lang w:val="en-US" w:eastAsia="zh-CN"/>
-        </w:rPr>
-        <w:t>事件管理</w:t>
+      <w:bookmarkStart w:id="23" w:name="_Toc9426"/>
+      <w:r>
+        <w:rPr>
+          <w:rFonts w:hint="eastAsia"/>
+          <w:lang w:val="en-US" w:eastAsia="zh-CN"/>
+        </w:rPr>
+        <w:t>备件库</w:t>
+      </w:r>
+      <w:bookmarkEnd w:id="23"/>
+    </w:p>
+    <w:p>
+      <w:pPr>
+        <w:pStyle w:val="29"/>
+        <w:bidi w:val="0"/>
+        <w:rPr>
+          <w:rFonts w:hint="eastAsia"/>
+          <w:lang w:val="en-US" w:eastAsia="zh-CN"/>
+        </w:rPr>
+      </w:pPr>
+      <w:r>
+        <w:t>为确保运维服务的连续性与应急响应效率，公司将加强对备件库的标准化管理。备件管理工作的考核以季度为周期开展，核心指标为备件准确率，目标值为不低于95%</w:t>
+      </w:r>
+      <w:r>
+        <w:rPr>
+          <w:rFonts w:hint="eastAsia"/>
+          <w:lang w:eastAsia="zh-CN"/>
+        </w:rPr>
+        <w:t>，</w:t>
+      </w:r>
+      <w:r>
+        <w:rPr>
+          <w:rFonts w:hint="eastAsia"/>
+          <w:lang w:val="en-US" w:eastAsia="zh-CN"/>
+        </w:rPr>
+        <w:t>准确率按备件准确数量/备件总数量*100%计算。该</w:t>
+      </w:r>
+      <w:r>
+        <w:t>指标旨在确保库存台账与实际物资一致，支持运维团队快速精准地获取所需备件，切实提升服务保障能力。</w:t>
+      </w:r>
+    </w:p>
+    <w:p>
+      <w:pPr>
+        <w:pStyle w:val="31"/>
+        <w:bidi w:val="0"/>
+        <w:rPr>
+          <w:rFonts w:hint="eastAsia"/>
+          <w:lang w:val="en-US" w:eastAsia="zh-CN"/>
+        </w:rPr>
+      </w:pPr>
+      <w:bookmarkStart w:id="24" w:name="_Toc29619"/>
+      <w:r>
+        <w:rPr>
+          <w:rFonts w:hint="eastAsia"/>
+          <w:lang w:val="en-US" w:eastAsia="zh-CN"/>
+        </w:rPr>
+        <w:t>服务知识</w:t>
+      </w:r>
+      <w:bookmarkEnd w:id="24"/>
+    </w:p>
+    <w:p>
+      <w:pPr>
+        <w:pStyle w:val="29"/>
+        <w:bidi w:val="0"/>
+      </w:pPr>
+      <w:r>
+        <w:t>202</w:t>
+      </w:r>
+      <w:r>
+        <w:rPr>
+          <w:rFonts w:hint="eastAsia"/>
+          <w:lang w:val="en-US" w:eastAsia="zh-CN"/>
+        </w:rPr>
+        <w:t>4</w:t>
+      </w:r>
+      <w:r>
+        <w:t>年在服务知识维护和利用方面有了较大的提高，也为运维工作的效率、质量的提高起到很好的支撑作用，但在服务知识入库审核、服务知识的覆盖面等方面还存在不足。2025年规划在服务知识覆盖面、知识入库审核等多个方面进行优化完善。</w:t>
+      </w:r>
+    </w:p>
+    <w:p>
+      <w:pPr>
+        <w:pStyle w:val="29"/>
+        <w:bidi w:val="0"/>
+      </w:pPr>
+      <w:r>
+        <w:t>2025年的服务知识</w:t>
+      </w:r>
+      <w:r>
+        <w:rPr>
+          <w:rFonts w:hint="eastAsia"/>
+          <w:lang w:val="en-US" w:eastAsia="zh-CN"/>
+        </w:rPr>
+        <w:t>利用率</w:t>
+      </w:r>
+      <w:r>
+        <w:t>将</w:t>
+      </w:r>
+      <w:r>
+        <w:rPr>
+          <w:rFonts w:hint="eastAsia"/>
+          <w:lang w:val="en-US" w:eastAsia="zh-CN"/>
+        </w:rPr>
+        <w:t>提高</w:t>
+      </w:r>
+      <w:r>
+        <w:t>，</w:t>
+      </w:r>
+      <w:r>
+        <w:rPr>
+          <w:rFonts w:hint="eastAsia"/>
+          <w:lang w:val="en-US" w:eastAsia="zh-CN"/>
+        </w:rPr>
+        <w:t>加强服务知识有效性审核，提高服务知识利用率</w:t>
+      </w:r>
+      <w:r>
+        <w:t>。每季度知识</w:t>
+      </w:r>
+      <w:r>
+        <w:rPr>
+          <w:rFonts w:hint="eastAsia"/>
+          <w:lang w:val="en-US" w:eastAsia="zh-CN"/>
+        </w:rPr>
+        <w:t>利用</w:t>
+      </w:r>
+      <w:r>
+        <w:t>率需达到≥90%</w:t>
+      </w:r>
+      <w:r>
+        <w:rPr>
+          <w:rFonts w:hint="eastAsia"/>
+          <w:lang w:eastAsia="zh-CN"/>
+        </w:rPr>
+        <w:t>，</w:t>
+      </w:r>
+      <w:r>
+        <w:rPr>
+          <w:rFonts w:hint="eastAsia"/>
+          <w:lang w:val="en-US" w:eastAsia="zh-CN"/>
+        </w:rPr>
+        <w:t>利用率按</w:t>
+      </w:r>
+      <w:r>
+        <w:rPr>
+          <w:rFonts w:hint="eastAsia"/>
+        </w:rPr>
+        <w:t>实际被应用的知识条目数量/知识总条目数量</w:t>
+      </w:r>
+      <w:r>
+        <w:rPr>
+          <w:rFonts w:hint="eastAsia"/>
+          <w:lang w:eastAsia="zh-CN"/>
+        </w:rPr>
+        <w:t>*</w:t>
+      </w:r>
+      <w:r>
+        <w:rPr>
+          <w:rFonts w:hint="eastAsia"/>
+        </w:rPr>
+        <w:t>100%</w:t>
+      </w:r>
+      <w:r>
+        <w:rPr>
+          <w:rFonts w:hint="eastAsia"/>
+          <w:lang w:val="en-US" w:eastAsia="zh-CN"/>
+        </w:rPr>
+        <w:t>计算</w:t>
+      </w:r>
+      <w:r>
+        <w:t>。</w:t>
+      </w:r>
+    </w:p>
+    <w:p>
+      <w:pPr>
+        <w:pStyle w:val="31"/>
+        <w:bidi w:val="0"/>
+        <w:rPr>
+          <w:rFonts w:hint="eastAsia"/>
+          <w:lang w:val="en-US" w:eastAsia="zh-CN"/>
+        </w:rPr>
+      </w:pPr>
+      <w:bookmarkStart w:id="25" w:name="_Toc2909"/>
+      <w:bookmarkStart w:id="26" w:name="_Toc15007"/>
+      <w:r>
+        <w:rPr>
+          <w:rFonts w:hint="eastAsia"/>
+          <w:lang w:val="en-US" w:eastAsia="zh-CN"/>
+        </w:rPr>
+        <w:t>最终软件库</w:t>
+      </w:r>
+      <w:bookmarkEnd w:id="25"/>
+      <w:bookmarkEnd w:id="26"/>
+    </w:p>
+    <w:p>
+      <w:pPr>
+        <w:pStyle w:val="29"/>
+        <w:bidi w:val="0"/>
+      </w:pPr>
+      <w:r>
+        <w:rPr>
+          <w:rFonts w:hint="default"/>
+        </w:rPr>
+        <w:t>为规范软件资源管理、保障系统稳定运行，公司拟制定《</w:t>
+      </w:r>
+      <w:r>
+        <w:rPr>
+          <w:rFonts w:hint="eastAsia"/>
+          <w:lang w:val="en-US" w:eastAsia="zh-CN"/>
+        </w:rPr>
+        <w:t>最终软件库管理制度</w:t>
+      </w:r>
+      <w:r>
+        <w:rPr>
+          <w:rFonts w:hint="default"/>
+        </w:rPr>
+        <w:t>》，明确功能测试、安全漏洞扫描、兼容性验证等为必检项目，所有软件须全部达标后方可正式入库。公司设立专职审核团队，负责对拟入库软件开展全流程质量把关，完整留存测试报告及审核记录，确保过程可追溯、责任可落实。</w:t>
+      </w:r>
+    </w:p>
+    <w:p>
+      <w:pPr>
+        <w:pStyle w:val="29"/>
+        <w:bidi w:val="0"/>
+        <w:rPr>
+          <w:rFonts w:hint="default"/>
+        </w:rPr>
+      </w:pPr>
+      <w:r>
+        <w:rPr>
+          <w:rFonts w:hint="default"/>
+        </w:rPr>
+        <w:t>通过严格执行该标准，公司致力于实现软件库中资源的持续高可用性，年度软件可用率目标设定为不低于95%</w:t>
+      </w:r>
+      <w:r>
+        <w:rPr>
+          <w:rFonts w:hint="eastAsia"/>
+          <w:lang w:eastAsia="zh-CN"/>
+        </w:rPr>
+        <w:t>，</w:t>
+      </w:r>
+      <w:r>
+        <w:rPr>
+          <w:rFonts w:hint="eastAsia"/>
+          <w:lang w:val="en-US" w:eastAsia="zh-CN"/>
+        </w:rPr>
+        <w:t>可用率按</w:t>
+      </w:r>
+      <w:r>
+        <w:rPr>
+          <w:rFonts w:hint="eastAsia"/>
+        </w:rPr>
+        <w:t>实际被应用的知识条目数量/知识总条目数量</w:t>
+      </w:r>
+      <w:r>
+        <w:rPr>
+          <w:rFonts w:hint="eastAsia"/>
+          <w:lang w:eastAsia="zh-CN"/>
+        </w:rPr>
+        <w:t>*</w:t>
+      </w:r>
+      <w:r>
+        <w:rPr>
+          <w:rFonts w:hint="eastAsia"/>
+        </w:rPr>
+        <w:t>100%</w:t>
+      </w:r>
+      <w:r>
+        <w:rPr>
+          <w:rFonts w:hint="eastAsia"/>
+          <w:lang w:val="en-US" w:eastAsia="zh-CN"/>
+        </w:rPr>
+        <w:t>计算</w:t>
+      </w:r>
+      <w:r>
+        <w:rPr>
+          <w:rFonts w:hint="default"/>
+        </w:rPr>
+        <w:t>。</w:t>
+      </w:r>
+    </w:p>
+    <w:p>
+      <w:pPr>
+        <w:pStyle w:val="29"/>
+        <w:ind w:left="0" w:leftChars="0" w:firstLine="0" w:firstLineChars="0"/>
+        <w:rPr>
+          <w:rFonts w:hint="eastAsia"/>
+          <w:lang w:val="en-US" w:eastAsia="zh-CN"/>
+        </w:rPr>
+      </w:pPr>
+    </w:p>
+    <w:p>
+      <w:pPr>
+        <w:pStyle w:val="31"/>
+        <w:bidi w:val="0"/>
+        <w:rPr>
+          <w:rFonts w:hint="default"/>
+          <w:lang w:val="en-US" w:eastAsia="zh-CN"/>
+        </w:rPr>
+      </w:pPr>
+      <w:bookmarkStart w:id="27" w:name="_Toc160"/>
+      <w:r>
+        <w:rPr>
+          <w:rFonts w:hint="eastAsia"/>
+          <w:lang w:val="en-US" w:eastAsia="zh-CN"/>
+        </w:rPr>
+        <w:t>服务数据</w:t>
+      </w:r>
+      <w:bookmarkEnd w:id="27"/>
+    </w:p>
+    <w:p>
+      <w:pPr>
+        <w:pStyle w:val="29"/>
+        <w:bidi w:val="0"/>
+      </w:pPr>
+      <w:r>
+        <w:rPr>
+          <w:rFonts w:hint="default"/>
+        </w:rPr>
+        <w:t>为提升运维数据的规范性与一致性，公司将制定并推行《</w:t>
+      </w:r>
+      <w:r>
+        <w:rPr>
+          <w:rFonts w:hint="eastAsia"/>
+          <w:lang w:val="en-US" w:eastAsia="zh-CN"/>
+        </w:rPr>
+        <w:t>服务数据管理制度</w:t>
+      </w:r>
+      <w:r>
+        <w:rPr>
+          <w:rFonts w:hint="default"/>
+        </w:rPr>
+        <w:t>》，明确监控数据、故障记录、工单处理流程等各类数据的录入格式、字段定义及必填项规范。该</w:t>
+      </w:r>
+      <w:r>
+        <w:rPr>
+          <w:rFonts w:hint="eastAsia"/>
+          <w:lang w:val="en-US" w:eastAsia="zh-CN"/>
+        </w:rPr>
+        <w:t>制度</w:t>
+      </w:r>
+      <w:r>
+        <w:rPr>
+          <w:rFonts w:hint="default"/>
+        </w:rPr>
+        <w:t>将作为数据采集工作的基本依据，为实现数据驱动决策奠定基础。</w:t>
+      </w:r>
+    </w:p>
+    <w:p>
+      <w:pPr>
+        <w:pStyle w:val="29"/>
+        <w:rPr>
+          <w:rFonts w:hint="default"/>
+          <w:lang w:val="en-US" w:eastAsia="zh-CN"/>
+        </w:rPr>
+      </w:pPr>
+      <w:r>
+        <w:rPr>
+          <w:rFonts w:hint="default"/>
+        </w:rPr>
+        <w:t>公司将组织运维人员参与专项培训，结合真实案例深入讲解标准要求与操作流程，并对参训人员进行考核，实行持证上岗机制，确保其熟练掌握数据采集标准后方可参与实际工作，从源头提升</w:t>
+      </w:r>
+      <w:r>
+        <w:rPr>
+          <w:rFonts w:hint="default"/>
+          <w:lang w:val="en-US" w:eastAsia="zh-CN"/>
+        </w:rPr>
+        <w:t>数据质量。通过上述措施，致力于将整体服务数据的采集准确率提升至9</w:t>
+      </w:r>
+      <w:r>
+        <w:rPr>
+          <w:rFonts w:hint="eastAsia"/>
+          <w:lang w:val="en-US" w:eastAsia="zh-CN"/>
+        </w:rPr>
+        <w:t>9</w:t>
+      </w:r>
+      <w:r>
+        <w:rPr>
+          <w:rFonts w:hint="default"/>
+          <w:lang w:val="en-US" w:eastAsia="zh-CN"/>
+        </w:rPr>
+        <w:t>%以上</w:t>
+      </w:r>
+      <w:r>
+        <w:rPr>
+          <w:rFonts w:hint="eastAsia"/>
+          <w:lang w:val="en-US" w:eastAsia="zh-CN"/>
+        </w:rPr>
+        <w:t>，准确率按服务数据的准确数量/服务数据总数*100%计算，每年考核一次</w:t>
+      </w:r>
+      <w:r>
+        <w:rPr>
+          <w:rFonts w:hint="default"/>
+          <w:lang w:val="en-US" w:eastAsia="zh-CN"/>
+        </w:rPr>
+        <w:t>。</w:t>
+      </w:r>
+    </w:p>
+    <w:p>
+      <w:pPr>
+        <w:pStyle w:val="30"/>
+        <w:bidi w:val="0"/>
+        <w:rPr>
+          <w:rFonts w:hint="eastAsia"/>
+          <w:lang w:val="en-US" w:eastAsia="zh-CN"/>
+        </w:rPr>
+      </w:pPr>
+      <w:bookmarkStart w:id="28" w:name="_Toc32256"/>
+      <w:r>
+        <w:rPr>
+          <w:rFonts w:hint="eastAsia"/>
+          <w:lang w:val="en-US" w:eastAsia="zh-CN"/>
+        </w:rPr>
+        <w:t>技术</w:t>
+      </w:r>
+      <w:bookmarkEnd w:id="28"/>
+    </w:p>
+    <w:p>
+      <w:pPr>
+        <w:pStyle w:val="29"/>
+        <w:bidi w:val="0"/>
+        <w:rPr>
+          <w:rFonts w:hint="eastAsia"/>
+          <w:lang w:val="en-US" w:eastAsia="zh-CN"/>
+        </w:rPr>
+      </w:pPr>
+      <w:r>
+        <w:t>根据公司2025年度经营计划部署，为系统化应对生产运维过程中现存及潜在的技术挑战，我部已建立起软件研发产品化的常态化机制。该机制旨在通过对重点、难点技术问题开展专题研究与技术攻关，形成可落地、可推广的技术实施方案与解决方案，从而有效提升运维工作效率与服务质量，持续增强用户满意度。2025年度具体技术研发目标、重点项目及实施</w:t>
+      </w:r>
+      <w:r>
+        <w:rPr>
+          <w:rFonts w:hint="eastAsia"/>
+          <w:lang w:val="en-US" w:eastAsia="zh-CN"/>
+        </w:rPr>
+        <w:t>计划</w:t>
+      </w:r>
+      <w:r>
+        <w:t>见《</w:t>
+      </w:r>
+      <w:r>
+        <w:rPr>
+          <w:rFonts w:hint="eastAsia"/>
+        </w:rPr>
+        <w:t>2025年运维研发规划</w:t>
+      </w:r>
+      <w:r>
+        <w:t>》</w:t>
+      </w:r>
+    </w:p>
+    <w:p>
+      <w:pPr>
+        <w:pStyle w:val="30"/>
+        <w:bidi w:val="0"/>
+        <w:rPr>
+          <w:rFonts w:hint="eastAsia"/>
+          <w:lang w:val="en-US" w:eastAsia="zh-CN"/>
+        </w:rPr>
+      </w:pPr>
+      <w:bookmarkStart w:id="29" w:name="_Toc6608"/>
+      <w:bookmarkStart w:id="30" w:name="_Toc30886"/>
+      <w:r>
+        <w:rPr>
+          <w:rFonts w:hint="eastAsia"/>
+          <w:lang w:val="en-US" w:eastAsia="zh-CN"/>
+        </w:rPr>
+        <w:t>过程</w:t>
+      </w:r>
+      <w:bookmarkEnd w:id="29"/>
+      <w:bookmarkEnd w:id="30"/>
+    </w:p>
+    <w:p>
+      <w:pPr>
+        <w:pStyle w:val="31"/>
+        <w:bidi w:val="0"/>
+        <w:rPr>
+          <w:rFonts w:hint="eastAsia"/>
+          <w:lang w:val="en-US" w:eastAsia="zh-CN"/>
+        </w:rPr>
+      </w:pPr>
+      <w:bookmarkStart w:id="31" w:name="_Toc19860"/>
+      <w:r>
+        <w:rPr>
+          <w:rFonts w:hint="eastAsia"/>
+          <w:lang w:val="en-US" w:eastAsia="zh-CN"/>
+        </w:rPr>
+        <w:t>过程框架设计</w:t>
+      </w:r>
+      <w:bookmarkEnd w:id="31"/>
+    </w:p>
+    <w:p>
+      <w:pPr>
+        <w:pStyle w:val="29"/>
+        <w:bidi w:val="0"/>
+        <w:rPr>
+          <w:rFonts w:hint="eastAsia"/>
+          <w:lang w:val="en-US" w:eastAsia="zh-CN"/>
+        </w:rPr>
+      </w:pPr>
+      <w:r>
+        <w:t>2025年，过程框架设计管理工作将重点推进框架的持续优化与迭代。依据前期调研及运行反馈，以季度为周期对现有过程框架进行评估与动态调整。例如，为高效响应紧急业务软件上线需求，将专门设计并增设“快速审核通道”，明确简化的审核流程与权责分工，精简冗余及非必要环节，在保障质量与合规的前提下，显著提升紧急需求的响应与交付速度</w:t>
+      </w:r>
+    </w:p>
+    <w:p>
+      <w:pPr>
+        <w:pStyle w:val="31"/>
+        <w:bidi w:val="0"/>
+        <w:rPr>
+          <w:rFonts w:hint="eastAsia"/>
+          <w:lang w:val="en-US" w:eastAsia="zh-CN"/>
+        </w:rPr>
+      </w:pPr>
+      <w:bookmarkStart w:id="32" w:name="_Toc26778"/>
+      <w:r>
+        <w:rPr>
+          <w:rFonts w:hint="eastAsia"/>
+          <w:lang w:val="en-US" w:eastAsia="zh-CN"/>
+        </w:rPr>
+        <w:t>服务级别管理</w:t>
       </w:r>
       <w:bookmarkEnd w:id="32"/>
     </w:p>
@@ -17201,12 +18031,44 @@
       <w:pPr>
         <w:pStyle w:val="29"/>
         <w:bidi w:val="0"/>
+        <w:rPr>
+          <w:rFonts w:hint="eastAsia"/>
+          <w:lang w:val="en-US" w:eastAsia="zh-CN"/>
+        </w:rPr>
       </w:pPr>
       <w:r>
+        <w:t>2025年，服务级别管理工作将重点强化服务级别协议（SLA）的常态化监测与执行力度。要求各项目在运维过程中，对所有影响服务级别指标达成的事件进行完整跟踪与记录，并依据协议要求，按月量化计算各项关键指标数值。相关统计结果与达标情况需定期在服务报告中予以正式发布，以便各方清晰掌握服务水平现状，并为持续的服务优化提供数据支撑。</w:t>
+      </w:r>
+    </w:p>
+    <w:p>
+      <w:pPr>
+        <w:pStyle w:val="31"/>
+        <w:bidi w:val="0"/>
+        <w:rPr>
+          <w:rFonts w:hint="eastAsia"/>
+          <w:lang w:val="en-US" w:eastAsia="zh-CN"/>
+        </w:rPr>
+      </w:pPr>
+      <w:bookmarkStart w:id="33" w:name="_Toc20674"/>
+      <w:r>
+        <w:rPr>
+          <w:rFonts w:hint="eastAsia"/>
+          <w:lang w:val="en-US" w:eastAsia="zh-CN"/>
+        </w:rPr>
+        <w:t>服务报告管理</w:t>
+      </w:r>
+      <w:bookmarkEnd w:id="33"/>
+    </w:p>
+    <w:p>
+      <w:pPr>
+        <w:pStyle w:val="29"/>
+        <w:bidi w:val="0"/>
+      </w:pPr>
+      <w:r>
         <w:rPr>
           <w:rFonts w:hint="default"/>
         </w:rPr>
-        <w:t>2025年，事件管理工作将重点围绕以下两方面进行深化与优化：</w:t>
+        <w:t>2025年，服务报告管理工作将重点围绕以下两方面深入开展：</w:t>
       </w:r>
     </w:p>
     <w:p>
@@ -17226,7 +18088,7 @@
         <w:rPr>
           <w:rFonts w:hint="default"/>
         </w:rPr>
-        <w:t>加强事件记录的深度分析与价值挖掘：对事件记录开展多维度、体系化的分析，深入识别事件背后的根本原因、影响范围和发生规律，为服务改进、资源规划及经营管理决策提供更加全面和精准的数据支持；</w:t>
+        <w:t>强化服务事件的精细化统计与深度分析：加强对各运维对象事件与性能状况的系统化统计，注重对统计数据的多维度分析与解读，并基于分析结果提出明确改进建议，应避免简单罗列数据的流水账式记录，突出报告的分析性与决策支持价值；</w:t>
       </w:r>
     </w:p>
     <w:p>
@@ -17246,7 +18108,7 @@
         <w:rPr>
           <w:rFonts w:hint="default"/>
         </w:rPr>
-        <w:t>优化事件分类机制：对现有事件单分类模式进行系统性改进，建立更灵活、更精细的多维度分类体系，提升事件统计与分析的可定制性和可扩展性，以满足不同层面的管理洞察与报表需求。</w:t>
+        <w:t>增加项目运行状况的综合总结：在每月服务报告末章增设项目运行整体综述，系统梳理当月运维基本情况，重点归纳典型问题与风险隐患，并对该月项目运行状态做出结论性评价，旨在为项目管理与客户决策提供清晰、结论性的参考依据。</w:t>
       </w:r>
     </w:p>
     <w:p>
@@ -17258,15 +18120,27 @@
           <w:lang w:val="en-US" w:eastAsia="zh-CN"/>
         </w:rPr>
       </w:pPr>
-      <w:bookmarkStart w:id="33" w:name="_Toc10113"/>
-      <w:r>
-        <w:rPr>
-          <w:rFonts w:hint="eastAsia"/>
-          <w:lang w:val="en-US" w:eastAsia="zh-CN"/>
-        </w:rPr>
-        <w:t>问题管理</w:t>
-      </w:r>
-      <w:bookmarkEnd w:id="33"/>
+      <w:bookmarkStart w:id="34" w:name="_Toc6284"/>
+      <w:r>
+        <w:rPr>
+          <w:rFonts w:hint="eastAsia"/>
+          <w:lang w:val="en-US" w:eastAsia="zh-CN"/>
+        </w:rPr>
+        <w:t>事件管理</w:t>
+      </w:r>
+      <w:bookmarkEnd w:id="34"/>
+    </w:p>
+    <w:p>
+      <w:pPr>
+        <w:pStyle w:val="29"/>
+        <w:bidi w:val="0"/>
+      </w:pPr>
+      <w:r>
+        <w:rPr>
+          <w:rFonts w:hint="default"/>
+        </w:rPr>
+        <w:t>2025年，事件管理工作将重点围绕以下两方面进行深化与优化：</w:t>
+      </w:r>
     </w:p>
     <w:p>
       <w:pPr>
@@ -17277,12 +18151,15 @@
         </w:numPr>
         <w:bidi w:val="0"/>
         <w:ind w:left="425" w:leftChars="0" w:hanging="425" w:firstLineChars="0"/>
+        <w:rPr>
+          <w:rFonts w:hint="default"/>
+        </w:rPr>
       </w:pPr>
       <w:r>
         <w:rPr>
           <w:rFonts w:hint="default"/>
         </w:rPr>
-        <w:t>强化流程间协同机制：重点加强问题管理流程与事件管理、服务级别管理（SLA）等流程的有效互动与信息共享，建立常态化联动机制，确保重大事件可及时转化为问题记录，并通过根本原因分析推动服务改进，从而全面提升问题管理在风险预防与决策支持中的价值赋能。</w:t>
+        <w:t>加强事件记录的深度分析与价值挖掘：对事件记录开展多维度、体系化的分析，深入识别事件背后的根本原因、影响范围和发生规律，为服务改进、资源规划及经营管理决策提供更加全面和精准的数据支持；</w:t>
       </w:r>
     </w:p>
     <w:p>
@@ -17302,7 +18179,7 @@
         <w:rPr>
           <w:rFonts w:hint="default"/>
         </w:rPr>
-        <w:t>推动问题管理流程持续改进：系统梳理并分析各项目组在问题流程实践中存在的差异与短板，针对流程依从性、分类一致性、解决时效性等关键环节进行持续优化，建立闭环改进机制，提升问题管理的整体成熟度和运行效率。</w:t>
+        <w:t>优化事件分类机制：对现有事件单分类模式进行系统性改进，建立更灵活、更精细的多维度分类体系，提升事件统计与分析的可定制性和可扩展性，以满足不同层面的管理洞察与报表需求。</w:t>
       </w:r>
     </w:p>
     <w:p>
@@ -17314,32 +18191,15 @@
           <w:lang w:val="en-US" w:eastAsia="zh-CN"/>
         </w:rPr>
       </w:pPr>
-      <w:bookmarkStart w:id="34" w:name="_Toc20441"/>
-      <w:r>
-        <w:rPr>
-          <w:rFonts w:hint="eastAsia"/>
-          <w:lang w:val="en-US" w:eastAsia="zh-CN"/>
-        </w:rPr>
-        <w:t>变更管理</w:t>
-      </w:r>
-      <w:bookmarkEnd w:id="34"/>
-    </w:p>
-    <w:p>
-      <w:pPr>
-        <w:pStyle w:val="29"/>
-        <w:bidi w:val="0"/>
-        <w:rPr>
-          <w:rFonts w:hint="eastAsia"/>
-          <w:lang w:val="en-US" w:eastAsia="zh-CN"/>
-        </w:rPr>
-      </w:pPr>
-      <w:r>
-        <w:rPr>
-          <w:rFonts w:hint="eastAsia"/>
-          <w:lang w:val="en-US" w:eastAsia="zh-CN"/>
-        </w:rPr>
-        <w:t>2025年，变更管理工作将重点提升变更过程的规范性与安全性，核心任务如下：</w:t>
-      </w:r>
+      <w:bookmarkStart w:id="35" w:name="_Toc31898"/>
+      <w:r>
+        <w:rPr>
+          <w:rFonts w:hint="eastAsia"/>
+          <w:lang w:val="en-US" w:eastAsia="zh-CN"/>
+        </w:rPr>
+        <w:t>问题管理</w:t>
+      </w:r>
+      <w:bookmarkEnd w:id="35"/>
     </w:p>
     <w:p>
       <w:pPr>
@@ -17350,17 +18210,12 @@
         </w:numPr>
         <w:bidi w:val="0"/>
         <w:ind w:left="425" w:leftChars="0" w:hanging="425" w:firstLineChars="0"/>
-        <w:rPr>
-          <w:rFonts w:hint="eastAsia"/>
-          <w:lang w:val="en-US" w:eastAsia="zh-CN"/>
-        </w:rPr>
       </w:pPr>
       <w:r>
         <w:rPr>
-          <w:rFonts w:hint="eastAsia"/>
-          <w:lang w:val="en-US" w:eastAsia="zh-CN"/>
-        </w:rPr>
-        <w:t>强化变更记录的完整性与准确性：严格落实变更文档的标准化管理，确保每次变更均完整记录变更原因、实施方案、测试结果及回退计划等关键要素，为审计与复盘提供可靠依据。</w:t>
+          <w:rFonts w:hint="default"/>
+        </w:rPr>
+        <w:t>强化流程间协同机制：重点加强问题管理流程与事件管理、服务级别管理（SLA）等流程的有效互动与信息共享，建立常态化联动机制，确保重大事件可及时转化为问题记录，并通过根本原因分析推动服务改进，从而全面提升问题管理在风险预防与决策支持中的价值赋能。</w:t>
       </w:r>
     </w:p>
     <w:p>
@@ -17373,16 +18228,14 @@
         <w:bidi w:val="0"/>
         <w:ind w:left="425" w:leftChars="0" w:hanging="425" w:firstLineChars="0"/>
         <w:rPr>
-          <w:rFonts w:hint="eastAsia"/>
-          <w:lang w:val="en-US" w:eastAsia="zh-CN"/>
+          <w:rFonts w:hint="default"/>
         </w:rPr>
       </w:pPr>
       <w:r>
         <w:rPr>
-          <w:rFonts w:hint="eastAsia"/>
-          <w:lang w:val="en-US" w:eastAsia="zh-CN"/>
-        </w:rPr>
-        <w:t>加强变更过程可控性与回退计划监督：建立变更回退计划的专项质量审查机制，将其作为变更审批的前置必要条件，杜绝因回退计划缺失或不可行导致的运维风险，切实保障变更失败后系统可快速恢复至稳定状态。</w:t>
+          <w:rFonts w:hint="default"/>
+        </w:rPr>
+        <w:t>推动问题管理流程持续改进：系统梳理并分析各项目组在问题流程实践中存在的差异与短板，针对流程依从性、分类一致性、解决时效性等关键环节进行持续优化，建立闭环改进机制，提升问题管理的整体成熟度和运行效率。</w:t>
       </w:r>
     </w:p>
     <w:p>
@@ -17394,41 +18247,13 @@
           <w:lang w:val="en-US" w:eastAsia="zh-CN"/>
         </w:rPr>
       </w:pPr>
-      <w:bookmarkStart w:id="35" w:name="_Toc16778"/>
-      <w:r>
-        <w:rPr>
-          <w:rFonts w:hint="eastAsia"/>
-          <w:lang w:val="en-US" w:eastAsia="zh-CN"/>
-        </w:rPr>
-        <w:t>发布管理</w:t>
-      </w:r>
-      <w:bookmarkEnd w:id="35"/>
-    </w:p>
-    <w:p>
-      <w:pPr>
-        <w:pStyle w:val="29"/>
-        <w:bidi w:val="0"/>
-      </w:pPr>
-      <w:r>
-        <w:t>2025年，发布管理工作将重点强化实施方案的质量管控，确保发布过程的可靠性与稳定性。核心举措包括建立发布方案标准化评审机制，对实施方案的清晰性、可操作性和回退可行性进行严格审查，杜绝因方案描述含糊、步骤缺失或权责不清导致的发布失败或业务风险。通过细化方案模板、明确关键检查项及推行质量门禁，全面提升发布实施的可预测性与一次成功率。</w:t>
-      </w:r>
-    </w:p>
-    <w:p>
-      <w:pPr>
-        <w:pStyle w:val="31"/>
-        <w:bidi w:val="0"/>
-        <w:rPr>
-          <w:rFonts w:hint="eastAsia"/>
-          <w:lang w:val="en-US" w:eastAsia="zh-CN"/>
-        </w:rPr>
-      </w:pPr>
-      <w:bookmarkStart w:id="36" w:name="_Toc506"/>
-      <w:r>
-        <w:rPr>
-          <w:rFonts w:hint="eastAsia"/>
-          <w:lang w:val="en-US" w:eastAsia="zh-CN"/>
-        </w:rPr>
-        <w:t>配置管理</w:t>
+      <w:bookmarkStart w:id="36" w:name="_Toc10654"/>
+      <w:r>
+        <w:rPr>
+          <w:rFonts w:hint="eastAsia"/>
+          <w:lang w:val="en-US" w:eastAsia="zh-CN"/>
+        </w:rPr>
+        <w:t>变更管理</w:t>
       </w:r>
       <w:bookmarkEnd w:id="36"/>
     </w:p>
@@ -17446,7 +18271,7 @@
           <w:rFonts w:hint="eastAsia"/>
           <w:lang w:val="en-US" w:eastAsia="zh-CN"/>
         </w:rPr>
-        <w:t>2025年，配置管理工作将重点围绕配置数据库（CMDB）的准确性与有效性开展系统化提升，核心工作方向如下：</w:t>
+        <w:t>2025年，变更管理工作将重点提升变更过程的规范性与安全性，核心任务如下：</w:t>
       </w:r>
     </w:p>
     <w:p>
@@ -17468,7 +18293,7 @@
           <w:rFonts w:hint="eastAsia"/>
           <w:lang w:val="en-US" w:eastAsia="zh-CN"/>
         </w:rPr>
-        <w:t>优化配置库结构设计与标准化：针对部分项目组配置库结构设计不合理、配置项属性缺失或无法填写的问题，将制定并推行统一的配置模型设计规范与属性定义标准，加强建库前期的技术指导与审核，确保配置项信息完整、结构清晰、可维护性强。</w:t>
+        <w:t>强化变更记录的完整性与准确性：严格落实变更文档的标准化管理，确保每次变更均完整记录变更原因、实施方案、测试结果及回退计划等关键要素，为审计与复盘提供可靠依据。</w:t>
       </w:r>
     </w:p>
     <w:p>
@@ -17490,7 +18315,7 @@
           <w:rFonts w:hint="eastAsia"/>
           <w:lang w:val="en-US" w:eastAsia="zh-CN"/>
         </w:rPr>
-        <w:t>提升配置信息及时性与账实一致性：建立配置信息更新闭环管理机制，强化与变更、发布等流程的联动，确保配置项信息随实际环境变化实时同步。同时，引入自动化发现工具辅助人工维护，并开展定期与专项审计，重点排查和整改“账实不符”问题，逐步提升配置数据准确率。</w:t>
+        <w:t>加强变更过程可控性与回退计划监督：建立变更回退计划的专项质量审查机制，将其作为变更审批的前置必要条件，杜绝因回退计划缺失或不可行导致的运维风险，切实保障变更失败后系统可快速恢复至稳定状态。</w:t>
       </w:r>
     </w:p>
     <w:p>
@@ -17502,13 +18327,13 @@
           <w:lang w:val="en-US" w:eastAsia="zh-CN"/>
         </w:rPr>
       </w:pPr>
-      <w:bookmarkStart w:id="37" w:name="_Toc16146"/>
-      <w:r>
-        <w:rPr>
-          <w:rFonts w:hint="eastAsia"/>
-          <w:lang w:val="en-US" w:eastAsia="zh-CN"/>
-        </w:rPr>
-        <w:t>服务可用性和连续性管理</w:t>
+      <w:bookmarkStart w:id="37" w:name="_Toc13502"/>
+      <w:r>
+        <w:rPr>
+          <w:rFonts w:hint="eastAsia"/>
+          <w:lang w:val="en-US" w:eastAsia="zh-CN"/>
+        </w:rPr>
+        <w:t>发布管理</w:t>
       </w:r>
       <w:bookmarkEnd w:id="37"/>
     </w:p>
@@ -17516,15 +18341,45 @@
       <w:pPr>
         <w:pStyle w:val="29"/>
         <w:bidi w:val="0"/>
-        <w:rPr>
-          <w:rFonts w:hint="eastAsia"/>
-        </w:rPr>
       </w:pPr>
       <w:r>
-        <w:rPr>
-          <w:rFonts w:hint="eastAsia"/>
-        </w:rPr>
-        <w:t>2025年，服务可用性与连续性管理工作将围绕提升系统可靠性与应急响应能力重点展开，核心目标与措施如下：</w:t>
+        <w:t>2025年，发布管理工作将重点强化实施方案的质量管控，确保发布过程的可靠性与稳定性。核心举措包括建立发布方案标准化评审机制，对实施方案的清晰性、可操作性和回退可行性进行严格审查，杜绝因方案描述含糊、步骤缺失或权责不清导致的发布失败或业务风险。通过细化方案模板、明确关键检查项及推行质量门禁，全面提升发布实施的可预测性与一次成功率。</w:t>
+      </w:r>
+    </w:p>
+    <w:p>
+      <w:pPr>
+        <w:pStyle w:val="31"/>
+        <w:bidi w:val="0"/>
+        <w:rPr>
+          <w:rFonts w:hint="eastAsia"/>
+          <w:lang w:val="en-US" w:eastAsia="zh-CN"/>
+        </w:rPr>
+      </w:pPr>
+      <w:bookmarkStart w:id="38" w:name="_Toc17351"/>
+      <w:r>
+        <w:rPr>
+          <w:rFonts w:hint="eastAsia"/>
+          <w:lang w:val="en-US" w:eastAsia="zh-CN"/>
+        </w:rPr>
+        <w:t>配置管理</w:t>
+      </w:r>
+      <w:bookmarkEnd w:id="38"/>
+    </w:p>
+    <w:p>
+      <w:pPr>
+        <w:pStyle w:val="29"/>
+        <w:bidi w:val="0"/>
+        <w:rPr>
+          <w:rFonts w:hint="eastAsia"/>
+          <w:lang w:val="en-US" w:eastAsia="zh-CN"/>
+        </w:rPr>
+      </w:pPr>
+      <w:r>
+        <w:rPr>
+          <w:rFonts w:hint="eastAsia"/>
+          <w:lang w:val="en-US" w:eastAsia="zh-CN"/>
+        </w:rPr>
+        <w:t>2025年，配置管理工作将重点围绕配置数据库（CMDB）的准确性与有效性开展系统化提升，核心工作方向如下：</w:t>
       </w:r>
     </w:p>
     <w:p>
@@ -17538,13 +18393,15 @@
         <w:ind w:left="425" w:leftChars="0" w:hanging="425" w:firstLineChars="0"/>
         <w:rPr>
           <w:rFonts w:hint="eastAsia"/>
+          <w:lang w:val="en-US" w:eastAsia="zh-CN"/>
         </w:rPr>
       </w:pPr>
       <w:r>
         <w:rPr>
           <w:rFonts w:hint="eastAsia"/>
-        </w:rPr>
-        <w:t>强化系统监控与高可用保障：完善常态化监控预警机制，明确当系统可用率低于99.9%时，须立即触发根本原因分析及整改流程，形成事件-问题-改进的闭环管理，持续提升服务可用性水平。</w:t>
+          <w:lang w:val="en-US" w:eastAsia="zh-CN"/>
+        </w:rPr>
+        <w:t>优化配置库结构设计与标准化：针对部分项目组配置库结构设计不合理、配置项属性缺失或无法填写的问题，将制定并推行统一的配置模型设计规范与属性定义标准，加强建库前期的技术指导与审核，确保配置项信息完整、结构清晰、可维护性强。</w:t>
       </w:r>
     </w:p>
     <w:p>
@@ -17558,41 +18415,15 @@
         <w:ind w:left="425" w:leftChars="0" w:hanging="425" w:firstLineChars="0"/>
         <w:rPr>
           <w:rFonts w:hint="eastAsia"/>
+          <w:lang w:val="en-US" w:eastAsia="zh-CN"/>
         </w:rPr>
       </w:pPr>
       <w:r>
         <w:rPr>
           <w:rFonts w:hint="eastAsia"/>
-        </w:rPr>
-        <w:t>优化用户端故障反馈机制：统一并完善多个故障反馈入口（如在线表单、服务台热线、监控集成告警等），简化上报流程，加强页面和路由提示，确保用户可快速、便捷地提交故障信息，减少上报障碍。</w:t>
-      </w:r>
-    </w:p>
-    <w:p>
-      <w:pPr>
-        <w:pStyle w:val="29"/>
-        <w:rPr>
-          <w:rFonts w:hint="eastAsia"/>
-          <w:lang w:val="en-US" w:eastAsia="zh-CN"/>
-        </w:rPr>
-      </w:pPr>
-      <w:r>
-        <w:rPr>
-          <w:rFonts w:hint="eastAsia"/>
-        </w:rPr>
-        <w:t>建立专业7×24小时故障响应团队：组建专职轮岗保障团队，明确值班职责与升级机制，配备完备的应急工具与</w:t>
-      </w:r>
-      <w:r>
-        <w:rPr>
-          <w:rFonts w:hint="eastAsia"/>
-          <w:lang w:val="en-US" w:eastAsia="zh-CN"/>
-        </w:rPr>
-        <w:t>服务知识</w:t>
-      </w:r>
-      <w:r>
-        <w:rPr>
-          <w:rFonts w:hint="eastAsia"/>
-        </w:rPr>
-        <w:t>，实现全天候故障快速响应与协同处置，最大限度减少业务中断时长。</w:t>
+          <w:lang w:val="en-US" w:eastAsia="zh-CN"/>
+        </w:rPr>
+        <w:t>提升配置信息及时性与账实一致性：建立配置信息更新闭环管理机制，强化与变更、发布等流程的联动，确保配置项信息随实际环境变化实时同步。同时，引入自动化发现工具辅助人工维护，并开展定期与专项审计，重点排查和整改“账实不符”问题，逐步提升配置数据准确率。</w:t>
       </w:r>
     </w:p>
     <w:p>
@@ -17604,15 +18435,15 @@
           <w:lang w:val="en-US" w:eastAsia="zh-CN"/>
         </w:rPr>
       </w:pPr>
-      <w:bookmarkStart w:id="38" w:name="_Toc4035"/>
-      <w:r>
-        <w:rPr>
-          <w:rFonts w:hint="eastAsia"/>
-          <w:lang w:val="en-US" w:eastAsia="zh-CN"/>
-        </w:rPr>
-        <w:t>容量管理</w:t>
-      </w:r>
-      <w:bookmarkEnd w:id="38"/>
+      <w:bookmarkStart w:id="39" w:name="_Toc4257"/>
+      <w:r>
+        <w:rPr>
+          <w:rFonts w:hint="eastAsia"/>
+          <w:lang w:val="en-US" w:eastAsia="zh-CN"/>
+        </w:rPr>
+        <w:t>服务可用性和连续性管理</w:t>
+      </w:r>
+      <w:bookmarkEnd w:id="39"/>
     </w:p>
     <w:p>
       <w:pPr>
@@ -17620,15 +18451,13 @@
         <w:bidi w:val="0"/>
         <w:rPr>
           <w:rFonts w:hint="eastAsia"/>
-          <w:lang w:val="en-US" w:eastAsia="zh-CN"/>
         </w:rPr>
       </w:pPr>
       <w:r>
         <w:rPr>
           <w:rFonts w:hint="eastAsia"/>
-          <w:lang w:val="en-US" w:eastAsia="zh-CN"/>
-        </w:rPr>
-        <w:t>2025年，系统容量管理工作将重点构建以事件驱动、数据为基的持续优化机制，具体计划如下：</w:t>
+        </w:rPr>
+        <w:t>2025年，服务可用性与连续性管理工作将围绕提升系统可靠性与应急响应能力重点展开，核心目标与措施如下：</w:t>
       </w:r>
     </w:p>
     <w:p>
@@ -17638,18 +18467,17 @@
           <w:ilvl w:val="0"/>
           <w:numId w:val="13"/>
         </w:numPr>
+        <w:bidi w:val="0"/>
         <w:ind w:left="425" w:leftChars="0" w:hanging="425" w:firstLineChars="0"/>
         <w:rPr>
           <w:rFonts w:hint="eastAsia"/>
-          <w:lang w:val="en-US" w:eastAsia="zh-CN"/>
         </w:rPr>
       </w:pPr>
       <w:r>
         <w:rPr>
           <w:rFonts w:hint="eastAsia"/>
-          <w:lang w:val="en-US" w:eastAsia="zh-CN"/>
-        </w:rPr>
-        <w:t>深化容量事件分析溯源：对所有因容量不足或规划不合理引发的事件进行完整记录与深度分析，详细涵盖事件根本原因、业务影响范围及所采取的应急与根本解决措施，形成结构化分析案例库，为容量规划提供数据支撑。</w:t>
+        </w:rPr>
+        <w:t>强化系统监控与高可用保障：完善常态化监控预警机制，明确当系统可用率低于99.9%时，须立即触发根本原因分析及整改流程，形成事件-问题-改进的闭环管理，持续提升服务可用性水平。</w:t>
       </w:r>
     </w:p>
     <w:p>
@@ -17659,18 +18487,45 @@
           <w:ilvl w:val="0"/>
           <w:numId w:val="13"/>
         </w:numPr>
+        <w:bidi w:val="0"/>
         <w:ind w:left="425" w:leftChars="0" w:hanging="425" w:firstLineChars="0"/>
         <w:rPr>
           <w:rFonts w:hint="eastAsia"/>
-          <w:lang w:val="en-US" w:eastAsia="zh-CN"/>
         </w:rPr>
       </w:pPr>
       <w:r>
         <w:rPr>
           <w:rFonts w:hint="eastAsia"/>
-          <w:lang w:val="en-US" w:eastAsia="zh-CN"/>
-        </w:rPr>
-        <w:t>建立季度容量复盘与策略优化机制：每季度组织召开容量管理专题分析会，系统性总结阶段内容量相关事件的经验教训，评估当前容量管理策略与流程的有效性，并基于业务趋势与数据洞察持续优化容量预测模型和管理流程。</w:t>
+        </w:rPr>
+        <w:t>优化用户端故障反馈机制：统一并完善多个故障反馈入口（如在线表单、服务台热线、监控集成告警等），简化上报流程，加强页面和路由提示，确保用户可快速、便捷地提交故障信息，减少上报障碍。</w:t>
+      </w:r>
+    </w:p>
+    <w:p>
+      <w:pPr>
+        <w:pStyle w:val="29"/>
+        <w:rPr>
+          <w:rFonts w:hint="eastAsia"/>
+          <w:lang w:val="en-US" w:eastAsia="zh-CN"/>
+        </w:rPr>
+      </w:pPr>
+      <w:r>
+        <w:rPr>
+          <w:rFonts w:hint="eastAsia"/>
+        </w:rPr>
+        <w:t>建立专业7×24小时故障响应团队：组建专职轮岗保障团队，明确值班职责与升级机制，配备完备的应急工具与</w:t>
+      </w:r>
+      <w:r>
+        <w:rPr>
+          <w:rFonts w:hint="eastAsia"/>
+          <w:lang w:val="en-US" w:eastAsia="zh-CN"/>
+        </w:rPr>
+        <w:t>服务知识</w:t>
+      </w:r>
+      <w:r>
+        <w:rPr>
+          <w:rFonts w:hint="eastAsia"/>
+        </w:rPr>
+        <w:t>，实现全天候故障快速响应与协同处置，最大限度减少业务中断时长。</w:t>
       </w:r>
     </w:p>
     <w:p>
@@ -17678,34 +18533,35 @@
         <w:pStyle w:val="31"/>
         <w:bidi w:val="0"/>
         <w:rPr>
-          <w:rFonts w:hint="default"/>
+          <w:rFonts w:hint="eastAsia"/>
           <w:lang w:val="en-US" w:eastAsia="zh-CN"/>
         </w:rPr>
       </w:pPr>
-      <w:bookmarkStart w:id="39" w:name="_Toc15408"/>
-      <w:r>
-        <w:rPr>
-          <w:rFonts w:hint="eastAsia"/>
-          <w:lang w:val="en-US" w:eastAsia="zh-CN"/>
-        </w:rPr>
-        <w:t>信息安全管理</w:t>
-      </w:r>
-      <w:bookmarkEnd w:id="39"/>
+      <w:bookmarkStart w:id="40" w:name="_Toc23204"/>
+      <w:r>
+        <w:rPr>
+          <w:rFonts w:hint="eastAsia"/>
+          <w:lang w:val="en-US" w:eastAsia="zh-CN"/>
+        </w:rPr>
+        <w:t>容量管理</w:t>
+      </w:r>
+      <w:bookmarkEnd w:id="40"/>
     </w:p>
     <w:p>
       <w:pPr>
         <w:pStyle w:val="29"/>
-        <w:rPr>
-          <w:rFonts w:hint="default"/>
+        <w:bidi w:val="0"/>
+        <w:rPr>
+          <w:rFonts w:hint="eastAsia"/>
           <w:lang w:val="en-US" w:eastAsia="zh-CN"/>
         </w:rPr>
       </w:pPr>
       <w:r>
         <w:rPr>
-          <w:rFonts w:hint="default"/>
-          <w:lang w:val="en-US" w:eastAsia="zh-CN"/>
-        </w:rPr>
-        <w:t>2025年，信息安全管理工作的开展将聚焦于人员能力与制度遵从两大核心领域，具体计划如下：</w:t>
+          <w:rFonts w:hint="eastAsia"/>
+          <w:lang w:val="en-US" w:eastAsia="zh-CN"/>
+        </w:rPr>
+        <w:t>2025年，系统容量管理工作将重点构建以事件驱动、数据为基的持续优化机制，具体计划如下：</w:t>
       </w:r>
     </w:p>
     <w:p>
@@ -17717,30 +18573,16 @@
         </w:numPr>
         <w:ind w:left="425" w:leftChars="0" w:hanging="425" w:firstLineChars="0"/>
         <w:rPr>
-          <w:rFonts w:hint="default"/>
+          <w:rFonts w:hint="eastAsia"/>
           <w:lang w:val="en-US" w:eastAsia="zh-CN"/>
         </w:rPr>
       </w:pPr>
       <w:r>
         <w:rPr>
-          <w:rFonts w:hint="default"/>
-          <w:lang w:val="en-US" w:eastAsia="zh-CN"/>
-        </w:rPr>
-        <w:t>深化信息安全工具技能培训：在</w:t>
-      </w:r>
-      <w:r>
-        <w:rPr>
-          <w:rFonts w:hint="eastAsia"/>
-          <w:lang w:val="en-US" w:eastAsia="zh-CN"/>
-        </w:rPr>
-        <w:t>平台运维组</w:t>
-      </w:r>
-      <w:r>
-        <w:rPr>
-          <w:rFonts w:hint="default"/>
-          <w:lang w:val="en-US" w:eastAsia="zh-CN"/>
-        </w:rPr>
-        <w:t>内部深入开展信息安全防护工具的专项培训，重点提升人员对安全工具的操作熟练度与实战应用能力，强化整体信息安全防控水平，最大限度杜绝因技能不足导致的低级安全事件。</w:t>
+          <w:rFonts w:hint="eastAsia"/>
+          <w:lang w:val="en-US" w:eastAsia="zh-CN"/>
+        </w:rPr>
+        <w:t>深化容量事件分析溯源：对所有因容量不足或规划不合理引发的事件进行完整记录与深度分析，详细涵盖事件根本原因、业务影响范围及所采取的应急与根本解决措施，形成结构化分析案例库，为容量规划提供数据支撑。</w:t>
       </w:r>
     </w:p>
     <w:p>
@@ -17752,6 +18594,99 @@
         </w:numPr>
         <w:ind w:left="425" w:leftChars="0" w:hanging="425" w:firstLineChars="0"/>
         <w:rPr>
+          <w:rFonts w:hint="eastAsia"/>
+          <w:lang w:val="en-US" w:eastAsia="zh-CN"/>
+        </w:rPr>
+      </w:pPr>
+      <w:r>
+        <w:rPr>
+          <w:rFonts w:hint="eastAsia"/>
+          <w:lang w:val="en-US" w:eastAsia="zh-CN"/>
+        </w:rPr>
+        <w:t>建立季度容量复盘与策略优化机制：每季度组织召开容量管理专题分析会，系统性总结阶段内容量相关事件的经验教训，评估当前容量管理策略与流程的有效性，并基于业务趋势与数据洞察持续优化容量预测模型和管理流程。</w:t>
+      </w:r>
+    </w:p>
+    <w:p>
+      <w:pPr>
+        <w:pStyle w:val="31"/>
+        <w:bidi w:val="0"/>
+        <w:rPr>
+          <w:rFonts w:hint="default"/>
+          <w:lang w:val="en-US" w:eastAsia="zh-CN"/>
+        </w:rPr>
+      </w:pPr>
+      <w:bookmarkStart w:id="41" w:name="_Toc15408"/>
+      <w:bookmarkStart w:id="42" w:name="_Toc20375"/>
+      <w:r>
+        <w:rPr>
+          <w:rFonts w:hint="eastAsia"/>
+          <w:lang w:val="en-US" w:eastAsia="zh-CN"/>
+        </w:rPr>
+        <w:t>信息安全管理</w:t>
+      </w:r>
+      <w:bookmarkEnd w:id="41"/>
+      <w:bookmarkEnd w:id="42"/>
+    </w:p>
+    <w:p>
+      <w:pPr>
+        <w:pStyle w:val="29"/>
+        <w:rPr>
+          <w:rFonts w:hint="default"/>
+          <w:lang w:val="en-US" w:eastAsia="zh-CN"/>
+        </w:rPr>
+      </w:pPr>
+      <w:r>
+        <w:rPr>
+          <w:rFonts w:hint="default"/>
+          <w:lang w:val="en-US" w:eastAsia="zh-CN"/>
+        </w:rPr>
+        <w:t>2025年，信息安全管理工作的开展将聚焦于人员能力与制度遵从两大核心领域，具体计划如下：</w:t>
+      </w:r>
+    </w:p>
+    <w:p>
+      <w:pPr>
+        <w:pStyle w:val="29"/>
+        <w:numPr>
+          <w:ilvl w:val="0"/>
+          <w:numId w:val="15"/>
+        </w:numPr>
+        <w:ind w:left="425" w:leftChars="0" w:hanging="425" w:firstLineChars="0"/>
+        <w:rPr>
+          <w:rFonts w:hint="default"/>
+          <w:lang w:val="en-US" w:eastAsia="zh-CN"/>
+        </w:rPr>
+      </w:pPr>
+      <w:r>
+        <w:rPr>
+          <w:rFonts w:hint="default"/>
+          <w:lang w:val="en-US" w:eastAsia="zh-CN"/>
+        </w:rPr>
+        <w:t>深化信息安全工具技能培训：在</w:t>
+      </w:r>
+      <w:r>
+        <w:rPr>
+          <w:rFonts w:hint="eastAsia"/>
+          <w:lang w:val="en-US" w:eastAsia="zh-CN"/>
+        </w:rPr>
+        <w:t>平台运维组</w:t>
+      </w:r>
+      <w:r>
+        <w:rPr>
+          <w:rFonts w:hint="default"/>
+          <w:lang w:val="en-US" w:eastAsia="zh-CN"/>
+        </w:rPr>
+        <w:t>内部深入开展信息安全防护工具的专项培训，重点提升人员对安全工具的操作熟练度与实战应用能力，强化整体信息安全防控水平，最大限度杜绝因技能不足导致的低级安全事件。</w:t>
+      </w:r>
+    </w:p>
+    <w:p>
+      <w:pPr>
+        <w:pStyle w:val="29"/>
+        <w:numPr>
+          <w:ilvl w:val="0"/>
+          <w:numId w:val="15"/>
+        </w:numPr>
+        <w:ind w:left="425" w:leftChars="0" w:hanging="425" w:firstLineChars="0"/>
+        <w:rPr>
           <w:rFonts w:hint="default"/>
           <w:lang w:val="en-US" w:eastAsia="zh-CN"/>
         </w:rPr>
@@ -17773,7 +18708,7 @@
           <w:lang w:val="en-US" w:eastAsia="zh-CN"/>
         </w:rPr>
       </w:pPr>
-      <w:bookmarkStart w:id="40" w:name="_Toc30747"/>
+      <w:bookmarkStart w:id="43" w:name="_Toc2489"/>
       <w:r>
         <w:rPr>
           <w:rFonts w:hint="eastAsia"/>
@@ -17781,7 +18716,7 @@
         </w:rPr>
         <w:t>交付</w:t>
       </w:r>
-      <w:bookmarkEnd w:id="40"/>
+      <w:bookmarkEnd w:id="43"/>
     </w:p>
     <w:p>
       <w:pPr>
@@ -17845,7 +18780,7 @@
           <w:lang w:val="en-US" w:eastAsia="zh-CN"/>
         </w:rPr>
       </w:pPr>
-      <w:bookmarkStart w:id="41" w:name="_Toc27316"/>
+      <w:bookmarkStart w:id="44" w:name="_Toc6797"/>
       <w:r>
         <w:rPr>
           <w:rFonts w:hint="eastAsia"/>
@@ -17853,7 +18788,7 @@
         </w:rPr>
         <w:t>应急</w:t>
       </w:r>
-      <w:bookmarkEnd w:id="41"/>
+      <w:bookmarkEnd w:id="44"/>
     </w:p>
     <w:p>
       <w:pPr>
@@ -17901,7 +18836,7 @@
           <w:lang w:val="en-US" w:eastAsia="zh-CN"/>
         </w:rPr>
       </w:pPr>
-      <w:bookmarkStart w:id="42" w:name="_Toc8714"/>
+      <w:bookmarkStart w:id="45" w:name="_Toc19413"/>
       <w:r>
         <w:rPr>
           <w:rFonts w:hint="eastAsia"/>
@@ -17909,7 +18844,7 @@
         </w:rPr>
         <w:t>质量</w:t>
       </w:r>
-      <w:bookmarkEnd w:id="42"/>
+      <w:bookmarkEnd w:id="45"/>
     </w:p>
     <w:p>
       <w:pPr>
@@ -17920,7 +18855,7 @@
           <w:lang w:val="en-US" w:eastAsia="zh-CN"/>
         </w:rPr>
       </w:pPr>
-      <w:bookmarkStart w:id="43" w:name="_Toc2074"/>
+      <w:bookmarkStart w:id="46" w:name="_Toc26725"/>
       <w:r>
         <w:rPr>
           <w:rFonts w:hint="eastAsia"/>
@@ -17928,7 +18863,7 @@
         </w:rPr>
         <w:t>运维服务质量内部评审</w:t>
       </w:r>
-      <w:bookmarkEnd w:id="43"/>
+      <w:bookmarkEnd w:id="46"/>
     </w:p>
     <w:p>
       <w:pPr>
@@ -18016,7 +18951,7 @@
           <w:lang w:val="en-US" w:eastAsia="zh-CN"/>
         </w:rPr>
       </w:pPr>
-      <w:bookmarkStart w:id="44" w:name="_Toc17765"/>
+      <w:bookmarkStart w:id="47" w:name="_Toc11890"/>
       <w:r>
         <w:rPr>
           <w:rFonts w:hint="eastAsia"/>
@@ -18024,7 +18959,7 @@
         </w:rPr>
         <w:t>运维服务质量管理评审</w:t>
       </w:r>
-      <w:bookmarkEnd w:id="44"/>
+      <w:bookmarkEnd w:id="47"/>
     </w:p>
     <w:p>
       <w:pPr>
@@ -18193,7 +19128,7 @@
           <w:lang w:val="en-US" w:eastAsia="zh-CN"/>
         </w:rPr>
       </w:pPr>
-      <w:bookmarkStart w:id="45" w:name="_Toc17406"/>
+      <w:bookmarkStart w:id="48" w:name="_Toc16965"/>
       <w:r>
         <w:rPr>
           <w:rFonts w:hint="eastAsia"/>
@@ -18201,7 +19136,7 @@
         </w:rPr>
         <w:t>客户满意度调查与分析</w:t>
       </w:r>
-      <w:bookmarkEnd w:id="45"/>
+      <w:bookmarkEnd w:id="48"/>
     </w:p>
     <w:p>
       <w:pPr>
@@ -18352,7 +19287,7 @@
           <w:lang w:val="en-US" w:eastAsia="zh-CN"/>
         </w:rPr>
       </w:pPr>
-      <w:bookmarkStart w:id="46" w:name="_Toc22005"/>
+      <w:bookmarkStart w:id="49" w:name="_Toc26957"/>
       <w:r>
         <w:rPr>
           <w:rStyle w:val="38"/>
@@ -18362,7 +19297,7 @@
         <w:t>附则</w:t>
       </w:r>
       <w:bookmarkEnd w:id="12"/>
-      <w:bookmarkEnd w:id="46"/>
+      <w:bookmarkEnd w:id="49"/>
     </w:p>
     <w:p>
       <w:pPr>
@@ -18372,7 +19307,7 @@
         <w:widowControl/>
         <w:numPr>
           <w:ilvl w:val="0"/>
-          <w:numId w:val="15"/>
+          <w:numId w:val="16"/>
         </w:numPr>
         <w:kinsoku w:val="0"/>
         <w:wordWrap/>
@@ -18429,7 +19364,7 @@
         <w:widowControl/>
         <w:numPr>
           <w:ilvl w:val="0"/>
-          <w:numId w:val="15"/>
+          <w:numId w:val="16"/>
         </w:numPr>
         <w:kinsoku w:val="0"/>
         <w:wordWrap/>
@@ -18467,9 +19402,9 @@
           <w:lang w:val="en-US" w:eastAsia="zh-CN"/>
         </w:rPr>
       </w:pPr>
-      <w:bookmarkStart w:id="47" w:name="bookmark14"/>
-      <w:bookmarkEnd w:id="47"/>
-      <w:bookmarkStart w:id="48" w:name="_Toc9022"/>
+      <w:bookmarkStart w:id="50" w:name="bookmark14"/>
+      <w:bookmarkEnd w:id="50"/>
+      <w:bookmarkStart w:id="51" w:name="_Toc20322"/>
       <w:r>
         <w:rPr>
           <w:rFonts w:hint="eastAsia"/>
@@ -18477,7 +19412,7 @@
         </w:rPr>
         <w:t>附件</w:t>
       </w:r>
-      <w:bookmarkEnd w:id="48"/>
+      <w:bookmarkEnd w:id="51"/>
     </w:p>
     <w:p>
       <w:pPr>
@@ -18504,7 +19439,7 @@
           <w:lang w:val="en-US" w:eastAsia="zh-CN"/>
         </w:rPr>
       </w:pPr>
-      <w:bookmarkStart w:id="49" w:name="_Toc27782"/>
+      <w:bookmarkStart w:id="52" w:name="_Toc17291"/>
       <w:r>
         <w:rPr>
           <w:rFonts w:hint="eastAsia"/>
@@ -18512,7 +19447,7 @@
         </w:rPr>
         <w:t>记录</w:t>
       </w:r>
-      <w:bookmarkEnd w:id="49"/>
+      <w:bookmarkEnd w:id="52"/>
     </w:p>
     <w:p>
       <w:pPr>
@@ -18894,6 +19829,23 @@
     </w:lvl>
   </w:abstractNum>
   <w:abstractNum w:abstractNumId="10">
+    <w:nsid w:val="3E9CC961"/>
+    <w:multiLevelType w:val="singleLevel"/>
+    <w:tmpl w:val="3E9CC961"/>
+    <w:lvl w:ilvl="0" w:tentative="0">
+      <w:start w:val="1"/>
+      <w:numFmt w:val="decimal"/>
+      <w:lvlText w:val="%1."/>
+      <w:lvlJc w:val="left"/>
+      <w:pPr>
+        <w:ind w:left="425" w:hanging="425"/>
+      </w:pPr>
+      <w:rPr>
+        <w:rFonts w:hint="default"/>
+      </w:rPr>
+    </w:lvl>
+  </w:abstractNum>
+  <w:abstractNum w:abstractNumId="11">
     <w:nsid w:val="451FDF0A"/>
     <w:multiLevelType w:val="singleLevel"/>
     <w:tmpl w:val="451FDF0A"/>
@@ -18910,7 +19862,7 @@
       </w:rPr>
     </w:lvl>
   </w:abstractNum>
-  <w:abstractNum w:abstractNumId="11">
+  <w:abstractNum w:abstractNumId="12">
     <w:nsid w:val="5AC9E4D8"/>
     <w:multiLevelType w:val="singleLevel"/>
     <w:tmpl w:val="5AC9E4D8"/>
@@ -18927,7 +19879,7 @@
       </w:rPr>
     </w:lvl>
   </w:abstractNum>
-  <w:abstractNum w:abstractNumId="12">
+  <w:abstractNum w:abstractNumId="13">
     <w:nsid w:val="6C10DCD7"/>
     <w:multiLevelType w:val="singleLevel"/>
     <w:tmpl w:val="6C10DCD7"/>
@@ -18944,7 +19896,7 @@
       </w:rPr>
     </w:lvl>
   </w:abstractNum>
-  <w:abstractNum w:abstractNumId="13">
+  <w:abstractNum w:abstractNumId="14">
     <w:nsid w:val="749258C4"/>
     <w:multiLevelType w:val="singleLevel"/>
     <w:tmpl w:val="749258C4"/>
@@ -18961,7 +19913,7 @@
       </w:rPr>
     </w:lvl>
   </w:abstractNum>
-  <w:abstractNum w:abstractNumId="14">
+  <w:abstractNum w:abstractNumId="15">
     <w:nsid w:val="7AC8C66E"/>
     <w:multiLevelType w:val="singleLevel"/>
     <w:tmpl w:val="7AC8C66E"/>
@@ -18982,7 +19934,7 @@
     <w:abstractNumId w:val="0"/>
   </w:num>
   <w:num w:numId="2">
-    <w:abstractNumId w:val="11"/>
+    <w:abstractNumId w:val="12"/>
   </w:num>
   <w:num w:numId="3">
     <w:abstractNumId w:val="9"/>
@@ -18991,36 +19943,39 @@
     <w:abstractNumId w:val="10"/>
   </w:num>
   <w:num w:numId="5">
+    <w:abstractNumId w:val="11"/>
+  </w:num>
+  <w:num w:numId="6">
     <w:abstractNumId w:val="1"/>
   </w:num>
-  <w:num w:numId="6">
+  <w:num w:numId="7">
     <w:abstractNumId w:val="2"/>
   </w:num>
-  <w:num w:numId="7">
+  <w:num w:numId="8">
     <w:abstractNumId w:val="3"/>
   </w:num>
-  <w:num w:numId="8">
+  <w:num w:numId="9">
+    <w:abstractNumId w:val="14"/>
+  </w:num>
+  <w:num w:numId="10">
+    <w:abstractNumId w:val="7"/>
+  </w:num>
+  <w:num w:numId="11">
+    <w:abstractNumId w:val="8"/>
+  </w:num>
+  <w:num w:numId="12">
+    <w:abstractNumId w:val="15"/>
+  </w:num>
+  <w:num w:numId="13">
+    <w:abstractNumId w:val="4"/>
+  </w:num>
+  <w:num w:numId="14">
+    <w:abstractNumId w:val="5"/>
+  </w:num>
+  <w:num w:numId="15">
     <w:abstractNumId w:val="13"/>
   </w:num>
-  <w:num w:numId="9">
-    <w:abstractNumId w:val="7"/>
-  </w:num>
-  <w:num w:numId="10">
-    <w:abstractNumId w:val="8"/>
-  </w:num>
-  <w:num w:numId="11">
-    <w:abstractNumId w:val="14"/>
-  </w:num>
-  <w:num w:numId="12">
-    <w:abstractNumId w:val="4"/>
-  </w:num>
-  <w:num w:numId="13">
-    <w:abstractNumId w:val="5"/>
-  </w:num>
-  <w:num w:numId="14">
-    <w:abstractNumId w:val="12"/>
-  </w:num>
-  <w:num w:numId="15">
+  <w:num w:numId="16">
     <w:abstractNumId w:val="6"/>
   </w:num>
 </w:numbering>
